--- a/GIT_Comands.docx
+++ b/GIT_Comands.docx
@@ -154,11 +154,9 @@
             <w:hideMark/>
           </w:tcPr>
           <w:p>
-            <w:proofErr w:type="spellStart"/>
             <w:r>
               <w:t>pwd</w:t>
             </w:r>
-            <w:proofErr w:type="spellEnd"/>
           </w:p>
         </w:tc>
         <w:tc>
@@ -218,11 +216,9 @@
             <w:hideMark/>
           </w:tcPr>
           <w:p>
-            <w:proofErr w:type="spellStart"/>
             <w:r>
               <w:t>ls</w:t>
             </w:r>
-            <w:proofErr w:type="spellEnd"/>
           </w:p>
         </w:tc>
         <w:tc>
@@ -283,15 +279,7 @@
           </w:tcPr>
           <w:p>
             <w:r>
-              <w:t>cd &lt;</w:t>
-            </w:r>
-            <w:proofErr w:type="spellStart"/>
-            <w:r>
-              <w:t>ordner</w:t>
-            </w:r>
-            <w:proofErr w:type="spellEnd"/>
-            <w:r>
-              <w:t>&gt;</w:t>
+              <w:t>cd &lt;ordner&gt;</w:t>
             </w:r>
           </w:p>
         </w:tc>
@@ -353,13 +341,8 @@
           </w:tcPr>
           <w:p>
             <w:r>
-              <w:t>cd</w:t>
-            </w:r>
-            <w:proofErr w:type="gramStart"/>
-            <w:r>
-              <w:t xml:space="preserve"> ..</w:t>
-            </w:r>
-            <w:proofErr w:type="gramEnd"/>
+              <w:t>cd ..</w:t>
+            </w:r>
           </w:p>
         </w:tc>
         <w:tc>
@@ -419,21 +402,8 @@
             <w:hideMark/>
           </w:tcPr>
           <w:p>
-            <w:proofErr w:type="spellStart"/>
-            <w:r>
-              <w:t>mkdir</w:t>
-            </w:r>
-            <w:proofErr w:type="spellEnd"/>
-            <w:r>
-              <w:t xml:space="preserve"> &lt;</w:t>
-            </w:r>
-            <w:proofErr w:type="spellStart"/>
-            <w:r>
-              <w:t>ordner</w:t>
-            </w:r>
-            <w:proofErr w:type="spellEnd"/>
-            <w:r>
-              <w:t>&gt;</w:t>
+            <w:r>
+              <w:t>mkdir &lt;ordner&gt;</w:t>
             </w:r>
           </w:p>
         </w:tc>
@@ -475,98 +445,70 @@
             <w:hideMark/>
           </w:tcPr>
           <w:p>
-            <w:proofErr w:type="spellStart"/>
-            <w:r>
-              <w:t>Git</w:t>
-            </w:r>
-            <w:proofErr w:type="spellEnd"/>
-            <w:r>
-              <w:t>-Setup</w:t>
-            </w:r>
-          </w:p>
-        </w:tc>
-        <w:tc>
-          <w:tcPr>
-            <w:tcW w:w="0" w:type="auto"/>
-            <w:tcBorders>
-              <w:top w:val="single" w:sz="2" w:space="0" w:color="E3E3E3"/>
-              <w:left w:val="single" w:sz="2" w:space="0" w:color="E3E3E3"/>
-              <w:bottom w:val="single" w:sz="6" w:space="0" w:color="E1E3EA"/>
-              <w:right w:val="single" w:sz="2" w:space="0" w:color="E3E3E3"/>
-            </w:tcBorders>
-            <w:shd w:val="clear" w:color="auto" w:fill="FFFFFF"/>
-            <w:vAlign w:val="center"/>
-            <w:hideMark/>
-          </w:tcPr>
-          <w:p>
-            <w:proofErr w:type="spellStart"/>
-            <w:r>
-              <w:t>git</w:t>
-            </w:r>
-            <w:proofErr w:type="spellEnd"/>
-            <w:r>
-              <w:t xml:space="preserve"> --</w:t>
-            </w:r>
-            <w:proofErr w:type="spellStart"/>
-            <w:r>
-              <w:t>version</w:t>
-            </w:r>
-            <w:proofErr w:type="spellEnd"/>
-          </w:p>
-        </w:tc>
-        <w:tc>
-          <w:tcPr>
-            <w:tcW w:w="0" w:type="auto"/>
-            <w:tcBorders>
-              <w:top w:val="single" w:sz="2" w:space="0" w:color="E3E3E3"/>
-              <w:left w:val="single" w:sz="2" w:space="0" w:color="E3E3E3"/>
-              <w:bottom w:val="single" w:sz="6" w:space="0" w:color="E1E3EA"/>
-              <w:right w:val="single" w:sz="2" w:space="0" w:color="E3E3E3"/>
-            </w:tcBorders>
-            <w:shd w:val="clear" w:color="auto" w:fill="FFFFFF"/>
-            <w:vAlign w:val="center"/>
-            <w:hideMark/>
-          </w:tcPr>
-          <w:p>
-            <w:r>
-              <w:t xml:space="preserve">Zeigt die installierte </w:t>
-            </w:r>
-            <w:proofErr w:type="spellStart"/>
-            <w:r>
-              <w:t>Git</w:t>
-            </w:r>
-            <w:proofErr w:type="spellEnd"/>
-            <w:r>
-              <w:t>-Version an</w:t>
-            </w:r>
-          </w:p>
-        </w:tc>
-      </w:tr>
-      <w:tr>
-        <w:trPr>
-          <w:tblCellSpacing w:w="15" w:type="dxa"/>
-        </w:trPr>
-        <w:tc>
-          <w:tcPr>
-            <w:tcW w:w="0" w:type="auto"/>
-            <w:tcBorders>
-              <w:top w:val="single" w:sz="2" w:space="0" w:color="E3E3E3"/>
-              <w:left w:val="single" w:sz="2" w:space="0" w:color="E3E3E3"/>
-              <w:bottom w:val="single" w:sz="6" w:space="0" w:color="E1E3EA"/>
-              <w:right w:val="single" w:sz="2" w:space="0" w:color="E3E3E3"/>
-            </w:tcBorders>
-            <w:shd w:val="clear" w:color="auto" w:fill="FFFFFF"/>
-            <w:vAlign w:val="center"/>
-            <w:hideMark/>
-          </w:tcPr>
-          <w:p>
-            <w:proofErr w:type="spellStart"/>
-            <w:r>
-              <w:t>Git</w:t>
-            </w:r>
-            <w:proofErr w:type="spellEnd"/>
-            <w:r>
-              <w:t>-Setup</w:t>
+            <w:r>
+              <w:t>Git-Setup</w:t>
+            </w:r>
+          </w:p>
+        </w:tc>
+        <w:tc>
+          <w:tcPr>
+            <w:tcW w:w="0" w:type="auto"/>
+            <w:tcBorders>
+              <w:top w:val="single" w:sz="2" w:space="0" w:color="E3E3E3"/>
+              <w:left w:val="single" w:sz="2" w:space="0" w:color="E3E3E3"/>
+              <w:bottom w:val="single" w:sz="6" w:space="0" w:color="E1E3EA"/>
+              <w:right w:val="single" w:sz="2" w:space="0" w:color="E3E3E3"/>
+            </w:tcBorders>
+            <w:shd w:val="clear" w:color="auto" w:fill="FFFFFF"/>
+            <w:vAlign w:val="center"/>
+            <w:hideMark/>
+          </w:tcPr>
+          <w:p>
+            <w:r>
+              <w:t>git --version</w:t>
+            </w:r>
+          </w:p>
+        </w:tc>
+        <w:tc>
+          <w:tcPr>
+            <w:tcW w:w="0" w:type="auto"/>
+            <w:tcBorders>
+              <w:top w:val="single" w:sz="2" w:space="0" w:color="E3E3E3"/>
+              <w:left w:val="single" w:sz="2" w:space="0" w:color="E3E3E3"/>
+              <w:bottom w:val="single" w:sz="6" w:space="0" w:color="E1E3EA"/>
+              <w:right w:val="single" w:sz="2" w:space="0" w:color="E3E3E3"/>
+            </w:tcBorders>
+            <w:shd w:val="clear" w:color="auto" w:fill="FFFFFF"/>
+            <w:vAlign w:val="center"/>
+            <w:hideMark/>
+          </w:tcPr>
+          <w:p>
+            <w:r>
+              <w:t>Zeigt die installierte Git-Version an</w:t>
+            </w:r>
+          </w:p>
+        </w:tc>
+      </w:tr>
+      <w:tr>
+        <w:trPr>
+          <w:tblCellSpacing w:w="15" w:type="dxa"/>
+        </w:trPr>
+        <w:tc>
+          <w:tcPr>
+            <w:tcW w:w="0" w:type="auto"/>
+            <w:tcBorders>
+              <w:top w:val="single" w:sz="2" w:space="0" w:color="E3E3E3"/>
+              <w:left w:val="single" w:sz="2" w:space="0" w:color="E3E3E3"/>
+              <w:bottom w:val="single" w:sz="6" w:space="0" w:color="E1E3EA"/>
+              <w:right w:val="single" w:sz="2" w:space="0" w:color="E3E3E3"/>
+            </w:tcBorders>
+            <w:shd w:val="clear" w:color="auto" w:fill="FFFFFF"/>
+            <w:vAlign w:val="center"/>
+            <w:hideMark/>
+          </w:tcPr>
+          <w:p>
+            <w:r>
+              <w:t>Git-Setup</w:t>
             </w:r>
           </w:p>
         </w:tc>
@@ -612,41 +554,31 @@
           </w:tcPr>
           <w:p>
             <w:r>
-              <w:t xml:space="preserve">Setzt deinen Namen für </w:t>
-            </w:r>
-            <w:proofErr w:type="spellStart"/>
-            <w:r>
-              <w:t>Commits</w:t>
-            </w:r>
-            <w:proofErr w:type="spellEnd"/>
-          </w:p>
-        </w:tc>
-      </w:tr>
-      <w:tr>
-        <w:trPr>
-          <w:tblCellSpacing w:w="15" w:type="dxa"/>
-        </w:trPr>
-        <w:tc>
-          <w:tcPr>
-            <w:tcW w:w="0" w:type="auto"/>
-            <w:tcBorders>
-              <w:top w:val="single" w:sz="2" w:space="0" w:color="E3E3E3"/>
-              <w:left w:val="single" w:sz="2" w:space="0" w:color="E3E3E3"/>
-              <w:bottom w:val="single" w:sz="6" w:space="0" w:color="E1E3EA"/>
-              <w:right w:val="single" w:sz="2" w:space="0" w:color="E3E3E3"/>
-            </w:tcBorders>
-            <w:shd w:val="clear" w:color="auto" w:fill="FFFFFF"/>
-            <w:vAlign w:val="center"/>
-            <w:hideMark/>
-          </w:tcPr>
-          <w:p>
-            <w:proofErr w:type="spellStart"/>
-            <w:r>
-              <w:t>Git</w:t>
-            </w:r>
-            <w:proofErr w:type="spellEnd"/>
-            <w:r>
-              <w:t>-Setup</w:t>
+              <w:t>Setzt deinen Namen für Commits</w:t>
+            </w:r>
+          </w:p>
+        </w:tc>
+      </w:tr>
+      <w:tr>
+        <w:trPr>
+          <w:tblCellSpacing w:w="15" w:type="dxa"/>
+        </w:trPr>
+        <w:tc>
+          <w:tcPr>
+            <w:tcW w:w="0" w:type="auto"/>
+            <w:tcBorders>
+              <w:top w:val="single" w:sz="2" w:space="0" w:color="E3E3E3"/>
+              <w:left w:val="single" w:sz="2" w:space="0" w:color="E3E3E3"/>
+              <w:bottom w:val="single" w:sz="6" w:space="0" w:color="E1E3EA"/>
+              <w:right w:val="single" w:sz="2" w:space="0" w:color="E3E3E3"/>
+            </w:tcBorders>
+            <w:shd w:val="clear" w:color="auto" w:fill="FFFFFF"/>
+            <w:vAlign w:val="center"/>
+            <w:hideMark/>
+          </w:tcPr>
+          <w:p>
+            <w:r>
+              <w:t>Git-Setup</w:t>
             </w:r>
           </w:p>
         </w:tc>
@@ -673,76 +605,50 @@
               <w:rPr>
                 <w:lang w:val="en-US"/>
               </w:rPr>
-              <w:t xml:space="preserve">git config --global </w:t>
-            </w:r>
-            <w:proofErr w:type="spellStart"/>
-            <w:proofErr w:type="gramStart"/>
-            <w:r>
-              <w:rPr>
-                <w:lang w:val="en-US"/>
-              </w:rPr>
-              <w:t>user.email</w:t>
-            </w:r>
-            <w:proofErr w:type="spellEnd"/>
-            <w:proofErr w:type="gramEnd"/>
-            <w:r>
-              <w:rPr>
-                <w:lang w:val="en-US"/>
-              </w:rPr>
-              <w:t xml:space="preserve"> "deine-email@example.com"</w:t>
-            </w:r>
-          </w:p>
-        </w:tc>
-        <w:tc>
-          <w:tcPr>
-            <w:tcW w:w="0" w:type="auto"/>
-            <w:tcBorders>
-              <w:top w:val="single" w:sz="2" w:space="0" w:color="E3E3E3"/>
-              <w:left w:val="single" w:sz="2" w:space="0" w:color="E3E3E3"/>
-              <w:bottom w:val="single" w:sz="6" w:space="0" w:color="E1E3EA"/>
-              <w:right w:val="single" w:sz="2" w:space="0" w:color="E3E3E3"/>
-            </w:tcBorders>
-            <w:shd w:val="clear" w:color="auto" w:fill="FFFFFF"/>
-            <w:vAlign w:val="center"/>
-            <w:hideMark/>
-          </w:tcPr>
-          <w:p>
-            <w:r>
-              <w:t xml:space="preserve">Setzt deine E-Mail-Adresse für </w:t>
-            </w:r>
-            <w:proofErr w:type="spellStart"/>
-            <w:r>
-              <w:t>Commits</w:t>
-            </w:r>
-            <w:proofErr w:type="spellEnd"/>
-          </w:p>
-        </w:tc>
-      </w:tr>
-      <w:tr>
-        <w:trPr>
-          <w:tblCellSpacing w:w="15" w:type="dxa"/>
-        </w:trPr>
-        <w:tc>
-          <w:tcPr>
-            <w:tcW w:w="0" w:type="auto"/>
-            <w:tcBorders>
-              <w:top w:val="single" w:sz="2" w:space="0" w:color="E3E3E3"/>
-              <w:left w:val="single" w:sz="2" w:space="0" w:color="E3E3E3"/>
-              <w:bottom w:val="single" w:sz="6" w:space="0" w:color="E1E3EA"/>
-              <w:right w:val="single" w:sz="2" w:space="0" w:color="E3E3E3"/>
-            </w:tcBorders>
-            <w:shd w:val="clear" w:color="auto" w:fill="FFFFFF"/>
-            <w:vAlign w:val="center"/>
-            <w:hideMark/>
-          </w:tcPr>
-          <w:p>
-            <w:proofErr w:type="spellStart"/>
-            <w:r>
-              <w:t>Git</w:t>
-            </w:r>
-            <w:proofErr w:type="spellEnd"/>
-            <w:r>
-              <w:t>-Setup</w:t>
+              <w:t>git config --global user.email "deine-email@example.com"</w:t>
+            </w:r>
+          </w:p>
+        </w:tc>
+        <w:tc>
+          <w:tcPr>
+            <w:tcW w:w="0" w:type="auto"/>
+            <w:tcBorders>
+              <w:top w:val="single" w:sz="2" w:space="0" w:color="E3E3E3"/>
+              <w:left w:val="single" w:sz="2" w:space="0" w:color="E3E3E3"/>
+              <w:bottom w:val="single" w:sz="6" w:space="0" w:color="E1E3EA"/>
+              <w:right w:val="single" w:sz="2" w:space="0" w:color="E3E3E3"/>
+            </w:tcBorders>
+            <w:shd w:val="clear" w:color="auto" w:fill="FFFFFF"/>
+            <w:vAlign w:val="center"/>
+            <w:hideMark/>
+          </w:tcPr>
+          <w:p>
+            <w:r>
+              <w:t>Setzt deine E-Mail-Adresse für Commits</w:t>
+            </w:r>
+          </w:p>
+        </w:tc>
+      </w:tr>
+      <w:tr>
+        <w:trPr>
+          <w:tblCellSpacing w:w="15" w:type="dxa"/>
+        </w:trPr>
+        <w:tc>
+          <w:tcPr>
+            <w:tcW w:w="0" w:type="auto"/>
+            <w:tcBorders>
+              <w:top w:val="single" w:sz="2" w:space="0" w:color="E3E3E3"/>
+              <w:left w:val="single" w:sz="2" w:space="0" w:color="E3E3E3"/>
+              <w:bottom w:val="single" w:sz="6" w:space="0" w:color="E1E3EA"/>
+              <w:right w:val="single" w:sz="2" w:space="0" w:color="E3E3E3"/>
+            </w:tcBorders>
+            <w:shd w:val="clear" w:color="auto" w:fill="FFFFFF"/>
+            <w:vAlign w:val="center"/>
+            <w:hideMark/>
+          </w:tcPr>
+          <w:p>
+            <w:r>
+              <w:t>Git-Setup</w:t>
             </w:r>
           </w:p>
         </w:tc>
@@ -769,140 +675,88 @@
               <w:rPr>
                 <w:lang w:val="en-US"/>
               </w:rPr>
-              <w:t xml:space="preserve">git config --global </w:t>
-            </w:r>
-            <w:proofErr w:type="spellStart"/>
-            <w:proofErr w:type="gramStart"/>
-            <w:r>
-              <w:rPr>
-                <w:lang w:val="en-US"/>
-              </w:rPr>
-              <w:t>init.defaultBranch</w:t>
-            </w:r>
-            <w:proofErr w:type="spellEnd"/>
-            <w:proofErr w:type="gramEnd"/>
-            <w:r>
-              <w:rPr>
-                <w:lang w:val="en-US"/>
-              </w:rPr>
-              <w:t xml:space="preserve"> main</w:t>
-            </w:r>
-          </w:p>
-        </w:tc>
-        <w:tc>
-          <w:tcPr>
-            <w:tcW w:w="0" w:type="auto"/>
-            <w:tcBorders>
-              <w:top w:val="single" w:sz="2" w:space="0" w:color="E3E3E3"/>
-              <w:left w:val="single" w:sz="2" w:space="0" w:color="E3E3E3"/>
-              <w:bottom w:val="single" w:sz="6" w:space="0" w:color="E1E3EA"/>
-              <w:right w:val="single" w:sz="2" w:space="0" w:color="E3E3E3"/>
-            </w:tcBorders>
-            <w:shd w:val="clear" w:color="auto" w:fill="FFFFFF"/>
-            <w:vAlign w:val="center"/>
-            <w:hideMark/>
-          </w:tcPr>
-          <w:p>
-            <w:r>
-              <w:t xml:space="preserve">Setzt den Standard-Branch auf </w:t>
-            </w:r>
-            <w:proofErr w:type="spellStart"/>
-            <w:r>
-              <w:t>main</w:t>
-            </w:r>
-            <w:proofErr w:type="spellEnd"/>
-          </w:p>
-        </w:tc>
-      </w:tr>
-      <w:tr>
-        <w:trPr>
-          <w:tblCellSpacing w:w="15" w:type="dxa"/>
-        </w:trPr>
-        <w:tc>
-          <w:tcPr>
-            <w:tcW w:w="0" w:type="auto"/>
-            <w:tcBorders>
-              <w:top w:val="single" w:sz="2" w:space="0" w:color="E3E3E3"/>
-              <w:left w:val="single" w:sz="2" w:space="0" w:color="E3E3E3"/>
-              <w:bottom w:val="single" w:sz="6" w:space="0" w:color="E1E3EA"/>
-              <w:right w:val="single" w:sz="2" w:space="0" w:color="E3E3E3"/>
-            </w:tcBorders>
-            <w:shd w:val="clear" w:color="auto" w:fill="FFFFFF"/>
-            <w:vAlign w:val="center"/>
-            <w:hideMark/>
-          </w:tcPr>
-          <w:p>
-            <w:proofErr w:type="spellStart"/>
-            <w:r>
-              <w:t>Git</w:t>
-            </w:r>
-            <w:proofErr w:type="spellEnd"/>
-            <w:r>
-              <w:t>-Setup</w:t>
-            </w:r>
-          </w:p>
-        </w:tc>
-        <w:tc>
-          <w:tcPr>
-            <w:tcW w:w="0" w:type="auto"/>
-            <w:tcBorders>
-              <w:top w:val="single" w:sz="2" w:space="0" w:color="E3E3E3"/>
-              <w:left w:val="single" w:sz="2" w:space="0" w:color="E3E3E3"/>
-              <w:bottom w:val="single" w:sz="6" w:space="0" w:color="E1E3EA"/>
-              <w:right w:val="single" w:sz="2" w:space="0" w:color="E3E3E3"/>
-            </w:tcBorders>
-            <w:shd w:val="clear" w:color="auto" w:fill="FFFFFF"/>
-            <w:vAlign w:val="center"/>
-            <w:hideMark/>
-          </w:tcPr>
-          <w:p>
-            <w:proofErr w:type="spellStart"/>
-            <w:r>
-              <w:t>git</w:t>
-            </w:r>
-            <w:proofErr w:type="spellEnd"/>
-            <w:r>
-              <w:t xml:space="preserve"> </w:t>
-            </w:r>
-            <w:proofErr w:type="spellStart"/>
-            <w:r>
-              <w:t>config</w:t>
-            </w:r>
-            <w:proofErr w:type="spellEnd"/>
-            <w:r>
-              <w:t xml:space="preserve"> --</w:t>
-            </w:r>
-            <w:proofErr w:type="spellStart"/>
-            <w:r>
-              <w:t>list</w:t>
-            </w:r>
-            <w:proofErr w:type="spellEnd"/>
-          </w:p>
-        </w:tc>
-        <w:tc>
-          <w:tcPr>
-            <w:tcW w:w="0" w:type="auto"/>
-            <w:tcBorders>
-              <w:top w:val="single" w:sz="2" w:space="0" w:color="E3E3E3"/>
-              <w:left w:val="single" w:sz="2" w:space="0" w:color="E3E3E3"/>
-              <w:bottom w:val="single" w:sz="6" w:space="0" w:color="E1E3EA"/>
-              <w:right w:val="single" w:sz="2" w:space="0" w:color="E3E3E3"/>
-            </w:tcBorders>
-            <w:shd w:val="clear" w:color="auto" w:fill="FFFFFF"/>
-            <w:vAlign w:val="center"/>
-            <w:hideMark/>
-          </w:tcPr>
-          <w:p>
-            <w:r>
-              <w:t xml:space="preserve">Zeigt die aktuelle </w:t>
-            </w:r>
-            <w:proofErr w:type="spellStart"/>
-            <w:r>
-              <w:t>Git</w:t>
-            </w:r>
-            <w:proofErr w:type="spellEnd"/>
-            <w:r>
-              <w:t>-Konfiguration an</w:t>
+              <w:t>git config --global init.defaultBranch main</w:t>
+            </w:r>
+          </w:p>
+        </w:tc>
+        <w:tc>
+          <w:tcPr>
+            <w:tcW w:w="0" w:type="auto"/>
+            <w:tcBorders>
+              <w:top w:val="single" w:sz="2" w:space="0" w:color="E3E3E3"/>
+              <w:left w:val="single" w:sz="2" w:space="0" w:color="E3E3E3"/>
+              <w:bottom w:val="single" w:sz="6" w:space="0" w:color="E1E3EA"/>
+              <w:right w:val="single" w:sz="2" w:space="0" w:color="E3E3E3"/>
+            </w:tcBorders>
+            <w:shd w:val="clear" w:color="auto" w:fill="FFFFFF"/>
+            <w:vAlign w:val="center"/>
+            <w:hideMark/>
+          </w:tcPr>
+          <w:p>
+            <w:r>
+              <w:t>Setzt den Standard-Branch auf main</w:t>
+            </w:r>
+          </w:p>
+        </w:tc>
+      </w:tr>
+      <w:tr>
+        <w:trPr>
+          <w:tblCellSpacing w:w="15" w:type="dxa"/>
+        </w:trPr>
+        <w:tc>
+          <w:tcPr>
+            <w:tcW w:w="0" w:type="auto"/>
+            <w:tcBorders>
+              <w:top w:val="single" w:sz="2" w:space="0" w:color="E3E3E3"/>
+              <w:left w:val="single" w:sz="2" w:space="0" w:color="E3E3E3"/>
+              <w:bottom w:val="single" w:sz="6" w:space="0" w:color="E1E3EA"/>
+              <w:right w:val="single" w:sz="2" w:space="0" w:color="E3E3E3"/>
+            </w:tcBorders>
+            <w:shd w:val="clear" w:color="auto" w:fill="FFFFFF"/>
+            <w:vAlign w:val="center"/>
+            <w:hideMark/>
+          </w:tcPr>
+          <w:p>
+            <w:r>
+              <w:t>Git-Setup</w:t>
+            </w:r>
+          </w:p>
+        </w:tc>
+        <w:tc>
+          <w:tcPr>
+            <w:tcW w:w="0" w:type="auto"/>
+            <w:tcBorders>
+              <w:top w:val="single" w:sz="2" w:space="0" w:color="E3E3E3"/>
+              <w:left w:val="single" w:sz="2" w:space="0" w:color="E3E3E3"/>
+              <w:bottom w:val="single" w:sz="6" w:space="0" w:color="E1E3EA"/>
+              <w:right w:val="single" w:sz="2" w:space="0" w:color="E3E3E3"/>
+            </w:tcBorders>
+            <w:shd w:val="clear" w:color="auto" w:fill="FFFFFF"/>
+            <w:vAlign w:val="center"/>
+            <w:hideMark/>
+          </w:tcPr>
+          <w:p>
+            <w:r>
+              <w:t>git config --list</w:t>
+            </w:r>
+          </w:p>
+        </w:tc>
+        <w:tc>
+          <w:tcPr>
+            <w:tcW w:w="0" w:type="auto"/>
+            <w:tcBorders>
+              <w:top w:val="single" w:sz="2" w:space="0" w:color="E3E3E3"/>
+              <w:left w:val="single" w:sz="2" w:space="0" w:color="E3E3E3"/>
+              <w:bottom w:val="single" w:sz="6" w:space="0" w:color="E1E3EA"/>
+              <w:right w:val="single" w:sz="2" w:space="0" w:color="E3E3E3"/>
+            </w:tcBorders>
+            <w:shd w:val="clear" w:color="auto" w:fill="FFFFFF"/>
+            <w:vAlign w:val="center"/>
+            <w:hideMark/>
+          </w:tcPr>
+          <w:p>
+            <w:r>
+              <w:t>Zeigt die aktuelle Git-Konfiguration an</w:t>
             </w:r>
           </w:p>
         </w:tc>
@@ -944,45 +798,27 @@
             <w:hideMark/>
           </w:tcPr>
           <w:p>
-            <w:proofErr w:type="spellStart"/>
-            <w:r>
-              <w:t>git</w:t>
-            </w:r>
-            <w:proofErr w:type="spellEnd"/>
-            <w:r>
-              <w:t xml:space="preserve"> </w:t>
-            </w:r>
-            <w:proofErr w:type="spellStart"/>
-            <w:r>
-              <w:t>init</w:t>
-            </w:r>
-            <w:proofErr w:type="spellEnd"/>
-          </w:p>
-        </w:tc>
-        <w:tc>
-          <w:tcPr>
-            <w:tcW w:w="0" w:type="auto"/>
-            <w:tcBorders>
-              <w:top w:val="single" w:sz="2" w:space="0" w:color="E3E3E3"/>
-              <w:left w:val="single" w:sz="2" w:space="0" w:color="E3E3E3"/>
-              <w:bottom w:val="single" w:sz="6" w:space="0" w:color="E1E3EA"/>
-              <w:right w:val="single" w:sz="2" w:space="0" w:color="E3E3E3"/>
-            </w:tcBorders>
-            <w:shd w:val="clear" w:color="auto" w:fill="FFFFFF"/>
-            <w:vAlign w:val="center"/>
-            <w:hideMark/>
-          </w:tcPr>
-          <w:p>
-            <w:r>
-              <w:t xml:space="preserve">Erstellt ein neues </w:t>
-            </w:r>
-            <w:proofErr w:type="spellStart"/>
-            <w:r>
-              <w:t>Git</w:t>
-            </w:r>
-            <w:proofErr w:type="spellEnd"/>
-            <w:r>
-              <w:t>-Repository im aktuellen Ordner</w:t>
+            <w:r>
+              <w:t>git init</w:t>
+            </w:r>
+          </w:p>
+        </w:tc>
+        <w:tc>
+          <w:tcPr>
+            <w:tcW w:w="0" w:type="auto"/>
+            <w:tcBorders>
+              <w:top w:val="single" w:sz="2" w:space="0" w:color="E3E3E3"/>
+              <w:left w:val="single" w:sz="2" w:space="0" w:color="E3E3E3"/>
+              <w:bottom w:val="single" w:sz="6" w:space="0" w:color="E1E3EA"/>
+              <w:right w:val="single" w:sz="2" w:space="0" w:color="E3E3E3"/>
+            </w:tcBorders>
+            <w:shd w:val="clear" w:color="auto" w:fill="FFFFFF"/>
+            <w:vAlign w:val="center"/>
+            <w:hideMark/>
+          </w:tcPr>
+          <w:p>
+            <w:r>
+              <w:t>Erstellt ein neues Git-Repository im aktuellen Ordner</w:t>
             </w:r>
           </w:p>
         </w:tc>
@@ -1024,33 +860,11 @@
             <w:hideMark/>
           </w:tcPr>
           <w:p>
-            <w:proofErr w:type="spellStart"/>
             <w:r>
               <w:rPr>
                 <w:highlight w:val="yellow"/>
               </w:rPr>
-              <w:t>git</w:t>
-            </w:r>
-            <w:proofErr w:type="spellEnd"/>
-            <w:r>
-              <w:rPr>
-                <w:highlight w:val="yellow"/>
-              </w:rPr>
-              <w:t xml:space="preserve"> clone &lt;</w:t>
-            </w:r>
-            <w:proofErr w:type="spellStart"/>
-            <w:r>
-              <w:rPr>
-                <w:highlight w:val="yellow"/>
-              </w:rPr>
-              <w:t>url</w:t>
-            </w:r>
-            <w:proofErr w:type="spellEnd"/>
-            <w:r>
-              <w:rPr>
-                <w:highlight w:val="yellow"/>
-              </w:rPr>
-              <w:t>&gt;</w:t>
+              <w:t>git clone &lt;url&gt;</w:t>
             </w:r>
           </w:p>
         </w:tc>
@@ -1111,29 +925,8 @@
             <w:hideMark/>
           </w:tcPr>
           <w:p>
-            <w:proofErr w:type="spellStart"/>
-            <w:r>
-              <w:t>git</w:t>
-            </w:r>
-            <w:proofErr w:type="spellEnd"/>
-            <w:r>
-              <w:t xml:space="preserve"> clone &lt;</w:t>
-            </w:r>
-            <w:proofErr w:type="spellStart"/>
-            <w:r>
-              <w:t>url</w:t>
-            </w:r>
-            <w:proofErr w:type="spellEnd"/>
-            <w:r>
-              <w:t>&gt; &lt;</w:t>
-            </w:r>
-            <w:proofErr w:type="spellStart"/>
-            <w:r>
-              <w:t>ordner</w:t>
-            </w:r>
-            <w:proofErr w:type="spellEnd"/>
-            <w:r>
-              <w:t>&gt;</w:t>
+            <w:r>
+              <w:t>git clone &lt;url&gt; &lt;ordner&gt;</w:t>
             </w:r>
           </w:p>
         </w:tc>
@@ -1194,53 +987,27 @@
             <w:hideMark/>
           </w:tcPr>
           <w:p>
-            <w:proofErr w:type="spellStart"/>
-            <w:r>
-              <w:t>git</w:t>
-            </w:r>
-            <w:proofErr w:type="spellEnd"/>
-            <w:r>
-              <w:t xml:space="preserve"> </w:t>
-            </w:r>
-            <w:proofErr w:type="spellStart"/>
-            <w:r>
-              <w:t>branch</w:t>
-            </w:r>
-            <w:proofErr w:type="spellEnd"/>
-            <w:r>
-              <w:t xml:space="preserve"> -M </w:t>
-            </w:r>
-            <w:proofErr w:type="spellStart"/>
-            <w:r>
-              <w:t>main</w:t>
-            </w:r>
-            <w:proofErr w:type="spellEnd"/>
-          </w:p>
-        </w:tc>
-        <w:tc>
-          <w:tcPr>
-            <w:tcW w:w="0" w:type="auto"/>
-            <w:tcBorders>
-              <w:top w:val="single" w:sz="2" w:space="0" w:color="E3E3E3"/>
-              <w:left w:val="single" w:sz="2" w:space="0" w:color="E3E3E3"/>
-              <w:bottom w:val="single" w:sz="6" w:space="0" w:color="E1E3EA"/>
-              <w:right w:val="single" w:sz="2" w:space="0" w:color="E3E3E3"/>
-            </w:tcBorders>
-            <w:shd w:val="clear" w:color="auto" w:fill="FFFFFF"/>
-            <w:vAlign w:val="center"/>
-            <w:hideMark/>
-          </w:tcPr>
-          <w:p>
-            <w:r>
-              <w:t xml:space="preserve">Benennt den aktuellen Branch in </w:t>
-            </w:r>
-            <w:proofErr w:type="spellStart"/>
-            <w:r>
-              <w:t>main</w:t>
-            </w:r>
-            <w:proofErr w:type="spellEnd"/>
-            <w:r>
-              <w:t xml:space="preserve"> um</w:t>
+            <w:r>
+              <w:t>git branch -M main</w:t>
+            </w:r>
+          </w:p>
+        </w:tc>
+        <w:tc>
+          <w:tcPr>
+            <w:tcW w:w="0" w:type="auto"/>
+            <w:tcBorders>
+              <w:top w:val="single" w:sz="2" w:space="0" w:color="E3E3E3"/>
+              <w:left w:val="single" w:sz="2" w:space="0" w:color="E3E3E3"/>
+              <w:bottom w:val="single" w:sz="6" w:space="0" w:color="E1E3EA"/>
+              <w:right w:val="single" w:sz="2" w:space="0" w:color="E3E3E3"/>
+            </w:tcBorders>
+            <w:shd w:val="clear" w:color="auto" w:fill="FFFFFF"/>
+            <w:vAlign w:val="center"/>
+            <w:hideMark/>
+          </w:tcPr>
+          <w:p>
+            <w:r>
+              <w:t>Benennt den aktuellen Branch in main um</w:t>
             </w:r>
           </w:p>
         </w:tc>
@@ -1291,21 +1058,7 @@
               <w:rPr>
                 <w:lang w:val="en-US"/>
               </w:rPr>
-              <w:t>git remote add origin &lt;</w:t>
-            </w:r>
-            <w:proofErr w:type="spellStart"/>
-            <w:r>
-              <w:rPr>
-                <w:lang w:val="en-US"/>
-              </w:rPr>
-              <w:t>url</w:t>
-            </w:r>
-            <w:proofErr w:type="spellEnd"/>
-            <w:r>
-              <w:rPr>
-                <w:lang w:val="en-US"/>
-              </w:rPr>
-              <w:t>&gt;</w:t>
+              <w:t>git remote add origin &lt;url&gt;</w:t>
             </w:r>
           </w:p>
         </w:tc>
@@ -1366,13 +1119,8 @@
             <w:hideMark/>
           </w:tcPr>
           <w:p>
-            <w:proofErr w:type="spellStart"/>
-            <w:r>
-              <w:t>git</w:t>
-            </w:r>
-            <w:proofErr w:type="spellEnd"/>
-            <w:r>
-              <w:t xml:space="preserve"> remote -v</w:t>
+            <w:r>
+              <w:t>git remote -v</w:t>
             </w:r>
           </w:p>
         </w:tc>
@@ -1442,35 +1190,7 @@
               <w:rPr>
                 <w:lang w:val="en-US"/>
               </w:rPr>
-              <w:t>git remote set-</w:t>
-            </w:r>
-            <w:proofErr w:type="spellStart"/>
-            <w:r>
-              <w:rPr>
-                <w:lang w:val="en-US"/>
-              </w:rPr>
-              <w:t>url</w:t>
-            </w:r>
-            <w:proofErr w:type="spellEnd"/>
-            <w:r>
-              <w:rPr>
-                <w:lang w:val="en-US"/>
-              </w:rPr>
-              <w:t xml:space="preserve"> origin &lt;</w:t>
-            </w:r>
-            <w:proofErr w:type="spellStart"/>
-            <w:r>
-              <w:rPr>
-                <w:lang w:val="en-US"/>
-              </w:rPr>
-              <w:t>url</w:t>
-            </w:r>
-            <w:proofErr w:type="spellEnd"/>
-            <w:r>
-              <w:rPr>
-                <w:lang w:val="en-US"/>
-              </w:rPr>
-              <w:t>&gt;</w:t>
+              <w:t>git remote set-url origin &lt;url&gt;</w:t>
             </w:r>
           </w:p>
         </w:tc>
@@ -1532,43 +1252,28 @@
             <w:hideMark/>
           </w:tcPr>
           <w:p>
-            <w:proofErr w:type="spellStart"/>
-            <w:r>
-              <w:t>git</w:t>
-            </w:r>
-            <w:proofErr w:type="spellEnd"/>
-            <w:r>
-              <w:t xml:space="preserve"> remote remove </w:t>
-            </w:r>
-            <w:proofErr w:type="spellStart"/>
-            <w:r>
-              <w:t>origin</w:t>
-            </w:r>
-            <w:proofErr w:type="spellEnd"/>
-          </w:p>
-        </w:tc>
-        <w:tc>
-          <w:tcPr>
-            <w:tcW w:w="0" w:type="auto"/>
-            <w:tcBorders>
-              <w:top w:val="single" w:sz="2" w:space="0" w:color="E3E3E3"/>
-              <w:left w:val="single" w:sz="2" w:space="0" w:color="E3E3E3"/>
-              <w:bottom w:val="single" w:sz="6" w:space="0" w:color="E1E3EA"/>
-              <w:right w:val="single" w:sz="2" w:space="0" w:color="E3E3E3"/>
-            </w:tcBorders>
-            <w:shd w:val="clear" w:color="auto" w:fill="FFFFFF"/>
-            <w:vAlign w:val="center"/>
-            <w:hideMark/>
-          </w:tcPr>
-          <w:p>
-            <w:r>
-              <w:t xml:space="preserve">Entfernt die Remote-Verbindung </w:t>
-            </w:r>
-            <w:proofErr w:type="spellStart"/>
-            <w:r>
-              <w:t>origin</w:t>
-            </w:r>
-            <w:proofErr w:type="spellEnd"/>
+            <w:r>
+              <w:t>git remote remove origin</w:t>
+            </w:r>
+          </w:p>
+        </w:tc>
+        <w:tc>
+          <w:tcPr>
+            <w:tcW w:w="0" w:type="auto"/>
+            <w:tcBorders>
+              <w:top w:val="single" w:sz="2" w:space="0" w:color="E3E3E3"/>
+              <w:left w:val="single" w:sz="2" w:space="0" w:color="E3E3E3"/>
+              <w:bottom w:val="single" w:sz="6" w:space="0" w:color="E1E3EA"/>
+              <w:right w:val="single" w:sz="2" w:space="0" w:color="E3E3E3"/>
+            </w:tcBorders>
+            <w:shd w:val="clear" w:color="auto" w:fill="FFFFFF"/>
+            <w:vAlign w:val="center"/>
+            <w:hideMark/>
+          </w:tcPr>
+          <w:p>
+            <w:r>
+              <w:t>Entfernt die Remote-Verbindung origin</w:t>
+            </w:r>
           </w:p>
         </w:tc>
       </w:tr>
@@ -1609,45 +1314,27 @@
             <w:hideMark/>
           </w:tcPr>
           <w:p>
-            <w:proofErr w:type="spellStart"/>
-            <w:r>
-              <w:t>git</w:t>
-            </w:r>
-            <w:proofErr w:type="spellEnd"/>
-            <w:r>
-              <w:t xml:space="preserve"> </w:t>
-            </w:r>
-            <w:proofErr w:type="spellStart"/>
-            <w:r>
-              <w:t>status</w:t>
-            </w:r>
-            <w:proofErr w:type="spellEnd"/>
-          </w:p>
-        </w:tc>
-        <w:tc>
-          <w:tcPr>
-            <w:tcW w:w="0" w:type="auto"/>
-            <w:tcBorders>
-              <w:top w:val="single" w:sz="2" w:space="0" w:color="E3E3E3"/>
-              <w:left w:val="single" w:sz="2" w:space="0" w:color="E3E3E3"/>
-              <w:bottom w:val="single" w:sz="6" w:space="0" w:color="E1E3EA"/>
-              <w:right w:val="single" w:sz="2" w:space="0" w:color="E3E3E3"/>
-            </w:tcBorders>
-            <w:shd w:val="clear" w:color="auto" w:fill="FFFFFF"/>
-            <w:vAlign w:val="center"/>
-            <w:hideMark/>
-          </w:tcPr>
-          <w:p>
-            <w:r>
-              <w:t xml:space="preserve">Zeigt Änderungen, Branch und </w:t>
-            </w:r>
-            <w:proofErr w:type="spellStart"/>
-            <w:r>
-              <w:t>Staging</w:t>
-            </w:r>
-            <w:proofErr w:type="spellEnd"/>
-            <w:r>
-              <w:t>-Status an</w:t>
+            <w:r>
+              <w:t>git status</w:t>
+            </w:r>
+          </w:p>
+        </w:tc>
+        <w:tc>
+          <w:tcPr>
+            <w:tcW w:w="0" w:type="auto"/>
+            <w:tcBorders>
+              <w:top w:val="single" w:sz="2" w:space="0" w:color="E3E3E3"/>
+              <w:left w:val="single" w:sz="2" w:space="0" w:color="E3E3E3"/>
+              <w:bottom w:val="single" w:sz="6" w:space="0" w:color="E1E3EA"/>
+              <w:right w:val="single" w:sz="2" w:space="0" w:color="E3E3E3"/>
+            </w:tcBorders>
+            <w:shd w:val="clear" w:color="auto" w:fill="FFFFFF"/>
+            <w:vAlign w:val="center"/>
+            <w:hideMark/>
+          </w:tcPr>
+          <w:p>
+            <w:r>
+              <w:t>Zeigt Änderungen, Branch und Staging-Status an</w:t>
             </w:r>
           </w:p>
         </w:tc>
@@ -1689,21 +1376,8 @@
             <w:hideMark/>
           </w:tcPr>
           <w:p>
-            <w:proofErr w:type="spellStart"/>
-            <w:r>
-              <w:t>git</w:t>
-            </w:r>
-            <w:proofErr w:type="spellEnd"/>
-            <w:r>
-              <w:t xml:space="preserve"> </w:t>
-            </w:r>
-            <w:proofErr w:type="spellStart"/>
-            <w:r>
-              <w:t>status</w:t>
-            </w:r>
-            <w:proofErr w:type="spellEnd"/>
-            <w:r>
-              <w:t xml:space="preserve"> -sb</w:t>
+            <w:r>
+              <w:t>git status -sb</w:t>
             </w:r>
           </w:p>
         </w:tc>
@@ -1764,29 +1438,8 @@
             <w:hideMark/>
           </w:tcPr>
           <w:p>
-            <w:proofErr w:type="spellStart"/>
-            <w:r>
-              <w:t>git</w:t>
-            </w:r>
-            <w:proofErr w:type="spellEnd"/>
-            <w:r>
-              <w:t xml:space="preserve"> </w:t>
-            </w:r>
-            <w:proofErr w:type="spellStart"/>
-            <w:r>
-              <w:t>add</w:t>
-            </w:r>
-            <w:proofErr w:type="spellEnd"/>
-            <w:r>
-              <w:t xml:space="preserve"> &lt;</w:t>
-            </w:r>
-            <w:proofErr w:type="spellStart"/>
-            <w:r>
-              <w:t>datei</w:t>
-            </w:r>
-            <w:proofErr w:type="spellEnd"/>
-            <w:r>
-              <w:t>&gt;</w:t>
+            <w:r>
+              <w:t>git add &lt;datei&gt;</w:t>
             </w:r>
           </w:p>
         </w:tc>
@@ -1847,24 +1500,9 @@
             <w:hideMark/>
           </w:tcPr>
           <w:p>
-            <w:proofErr w:type="spellStart"/>
-            <w:r>
-              <w:t>git</w:t>
-            </w:r>
-            <w:proofErr w:type="spellEnd"/>
-            <w:r>
-              <w:t xml:space="preserve"> </w:t>
-            </w:r>
-            <w:proofErr w:type="spellStart"/>
-            <w:proofErr w:type="gramStart"/>
-            <w:r>
-              <w:t>add</w:t>
-            </w:r>
-            <w:proofErr w:type="spellEnd"/>
-            <w:r>
-              <w:t xml:space="preserve"> .</w:t>
-            </w:r>
-            <w:proofErr w:type="gramEnd"/>
+            <w:r>
+              <w:t>git add .</w:t>
+            </w:r>
           </w:p>
         </w:tc>
         <w:tc>
@@ -1924,21 +1562,8 @@
             <w:hideMark/>
           </w:tcPr>
           <w:p>
-            <w:proofErr w:type="spellStart"/>
-            <w:r>
-              <w:t>git</w:t>
-            </w:r>
-            <w:proofErr w:type="spellEnd"/>
-            <w:r>
-              <w:t xml:space="preserve"> </w:t>
-            </w:r>
-            <w:proofErr w:type="spellStart"/>
-            <w:r>
-              <w:t>add</w:t>
-            </w:r>
-            <w:proofErr w:type="spellEnd"/>
-            <w:r>
-              <w:t xml:space="preserve"> -A</w:t>
+            <w:r>
+              <w:t>git add -A</w:t>
             </w:r>
           </w:p>
         </w:tc>
@@ -1999,21 +1624,8 @@
             <w:hideMark/>
           </w:tcPr>
           <w:p>
-            <w:proofErr w:type="spellStart"/>
-            <w:r>
-              <w:t>git</w:t>
-            </w:r>
-            <w:proofErr w:type="spellEnd"/>
-            <w:r>
-              <w:t xml:space="preserve"> </w:t>
-            </w:r>
-            <w:proofErr w:type="spellStart"/>
-            <w:r>
-              <w:t>add</w:t>
-            </w:r>
-            <w:proofErr w:type="spellEnd"/>
-            <w:r>
-              <w:t xml:space="preserve"> -u</w:t>
+            <w:r>
+              <w:t>git add -u</w:t>
             </w:r>
           </w:p>
         </w:tc>
@@ -2074,21 +1686,8 @@
             <w:hideMark/>
           </w:tcPr>
           <w:p>
-            <w:proofErr w:type="spellStart"/>
-            <w:r>
-              <w:t>git</w:t>
-            </w:r>
-            <w:proofErr w:type="spellEnd"/>
-            <w:r>
-              <w:t xml:space="preserve"> </w:t>
-            </w:r>
-            <w:proofErr w:type="spellStart"/>
-            <w:r>
-              <w:t>add</w:t>
-            </w:r>
-            <w:proofErr w:type="spellEnd"/>
-            <w:r>
-              <w:t xml:space="preserve"> -p</w:t>
+            <w:r>
+              <w:t>git add -p</w:t>
             </w:r>
           </w:p>
         </w:tc>
@@ -2149,19 +1748,9 @@
             <w:hideMark/>
           </w:tcPr>
           <w:p>
-            <w:proofErr w:type="spellStart"/>
-            <w:r>
-              <w:t>git</w:t>
-            </w:r>
-            <w:proofErr w:type="spellEnd"/>
-            <w:r>
-              <w:t xml:space="preserve"> </w:t>
-            </w:r>
-            <w:proofErr w:type="spellStart"/>
-            <w:r>
-              <w:t>diff</w:t>
-            </w:r>
-            <w:proofErr w:type="spellEnd"/>
+            <w:r>
+              <w:t>git diff</w:t>
+            </w:r>
           </w:p>
         </w:tc>
         <w:tc>
@@ -2221,61 +1810,27 @@
             <w:hideMark/>
           </w:tcPr>
           <w:p>
-            <w:proofErr w:type="spellStart"/>
-            <w:r>
-              <w:t>git</w:t>
-            </w:r>
-            <w:proofErr w:type="spellEnd"/>
-            <w:r>
-              <w:t xml:space="preserve"> </w:t>
-            </w:r>
-            <w:proofErr w:type="spellStart"/>
-            <w:r>
-              <w:t>diff</w:t>
-            </w:r>
-            <w:proofErr w:type="spellEnd"/>
-            <w:r>
-              <w:t xml:space="preserve"> --</w:t>
-            </w:r>
-            <w:proofErr w:type="spellStart"/>
-            <w:r>
-              <w:t>staged</w:t>
-            </w:r>
-            <w:proofErr w:type="spellEnd"/>
-          </w:p>
-        </w:tc>
-        <w:tc>
-          <w:tcPr>
-            <w:tcW w:w="0" w:type="auto"/>
-            <w:tcBorders>
-              <w:top w:val="single" w:sz="2" w:space="0" w:color="E3E3E3"/>
-              <w:left w:val="single" w:sz="2" w:space="0" w:color="E3E3E3"/>
-              <w:bottom w:val="single" w:sz="6" w:space="0" w:color="E1E3EA"/>
-              <w:right w:val="single" w:sz="2" w:space="0" w:color="E3E3E3"/>
-            </w:tcBorders>
-            <w:shd w:val="clear" w:color="auto" w:fill="FFFFFF"/>
-            <w:vAlign w:val="center"/>
-            <w:hideMark/>
-          </w:tcPr>
-          <w:p>
-            <w:r>
-              <w:t xml:space="preserve">Zeigt bereits mit </w:t>
-            </w:r>
-            <w:proofErr w:type="spellStart"/>
-            <w:r>
-              <w:t>git</w:t>
-            </w:r>
-            <w:proofErr w:type="spellEnd"/>
-            <w:r>
-              <w:t xml:space="preserve"> </w:t>
-            </w:r>
-            <w:proofErr w:type="spellStart"/>
-            <w:r>
-              <w:t>add</w:t>
-            </w:r>
-            <w:proofErr w:type="spellEnd"/>
-            <w:r>
-              <w:t xml:space="preserve"> vorbereitete Änderungen an</w:t>
+            <w:r>
+              <w:t>git diff --staged</w:t>
+            </w:r>
+          </w:p>
+        </w:tc>
+        <w:tc>
+          <w:tcPr>
+            <w:tcW w:w="0" w:type="auto"/>
+            <w:tcBorders>
+              <w:top w:val="single" w:sz="2" w:space="0" w:color="E3E3E3"/>
+              <w:left w:val="single" w:sz="2" w:space="0" w:color="E3E3E3"/>
+              <w:bottom w:val="single" w:sz="6" w:space="0" w:color="E1E3EA"/>
+              <w:right w:val="single" w:sz="2" w:space="0" w:color="E3E3E3"/>
+            </w:tcBorders>
+            <w:shd w:val="clear" w:color="auto" w:fill="FFFFFF"/>
+            <w:vAlign w:val="center"/>
+            <w:hideMark/>
+          </w:tcPr>
+          <w:p>
+            <w:r>
+              <w:t>Zeigt bereits mit git add vorbereitete Änderungen an</w:t>
             </w:r>
           </w:p>
         </w:tc>
@@ -2317,46 +1872,28 @@
             <w:hideMark/>
           </w:tcPr>
           <w:p>
-            <w:proofErr w:type="spellStart"/>
-            <w:r>
-              <w:t>git</w:t>
-            </w:r>
-            <w:proofErr w:type="spellEnd"/>
-            <w:r>
-              <w:t xml:space="preserve"> </w:t>
-            </w:r>
-            <w:proofErr w:type="spellStart"/>
-            <w:r>
-              <w:t>diff</w:t>
-            </w:r>
-            <w:proofErr w:type="spellEnd"/>
-            <w:r>
-              <w:t xml:space="preserve"> &lt;branch1&gt; &lt;branch2&gt;</w:t>
-            </w:r>
-          </w:p>
-        </w:tc>
-        <w:tc>
-          <w:tcPr>
-            <w:tcW w:w="0" w:type="auto"/>
-            <w:tcBorders>
-              <w:top w:val="single" w:sz="2" w:space="0" w:color="E3E3E3"/>
-              <w:left w:val="single" w:sz="2" w:space="0" w:color="E3E3E3"/>
-              <w:bottom w:val="single" w:sz="6" w:space="0" w:color="E1E3EA"/>
-              <w:right w:val="single" w:sz="2" w:space="0" w:color="E3E3E3"/>
-            </w:tcBorders>
-            <w:shd w:val="clear" w:color="auto" w:fill="FFFFFF"/>
-            <w:vAlign w:val="center"/>
-            <w:hideMark/>
-          </w:tcPr>
-          <w:p>
-            <w:r>
-              <w:t xml:space="preserve">Vergleicht zwei </w:t>
-            </w:r>
-            <w:proofErr w:type="spellStart"/>
-            <w:r>
-              <w:t>Branches</w:t>
-            </w:r>
-            <w:proofErr w:type="spellEnd"/>
+            <w:r>
+              <w:t>git diff &lt;branch1&gt; &lt;branch2&gt;</w:t>
+            </w:r>
+          </w:p>
+        </w:tc>
+        <w:tc>
+          <w:tcPr>
+            <w:tcW w:w="0" w:type="auto"/>
+            <w:tcBorders>
+              <w:top w:val="single" w:sz="2" w:space="0" w:color="E3E3E3"/>
+              <w:left w:val="single" w:sz="2" w:space="0" w:color="E3E3E3"/>
+              <w:bottom w:val="single" w:sz="6" w:space="0" w:color="E1E3EA"/>
+              <w:right w:val="single" w:sz="2" w:space="0" w:color="E3E3E3"/>
+            </w:tcBorders>
+            <w:shd w:val="clear" w:color="auto" w:fill="FFFFFF"/>
+            <w:vAlign w:val="center"/>
+            <w:hideMark/>
+          </w:tcPr>
+          <w:p>
+            <w:r>
+              <w:t>Vergleicht zwei Branches</w:t>
+            </w:r>
           </w:p>
         </w:tc>
       </w:tr>
@@ -2397,33 +1934,11 @@
             <w:hideMark/>
           </w:tcPr>
           <w:p>
-            <w:proofErr w:type="spellStart"/>
             <w:r>
               <w:rPr>
                 <w:highlight w:val="yellow"/>
               </w:rPr>
-              <w:t>git</w:t>
-            </w:r>
-            <w:proofErr w:type="spellEnd"/>
-            <w:r>
-              <w:rPr>
-                <w:highlight w:val="yellow"/>
-              </w:rPr>
-              <w:t xml:space="preserve"> </w:t>
-            </w:r>
-            <w:proofErr w:type="spellStart"/>
-            <w:r>
-              <w:rPr>
-                <w:highlight w:val="yellow"/>
-              </w:rPr>
-              <w:t>commit</w:t>
-            </w:r>
-            <w:proofErr w:type="spellEnd"/>
-            <w:r>
-              <w:rPr>
-                <w:highlight w:val="yellow"/>
-              </w:rPr>
-              <w:t xml:space="preserve"> -m "Nachricht"</w:t>
+              <w:t>git commit -m "Nachricht"</w:t>
             </w:r>
           </w:p>
         </w:tc>
@@ -2484,21 +1999,8 @@
             <w:hideMark/>
           </w:tcPr>
           <w:p>
-            <w:proofErr w:type="spellStart"/>
-            <w:r>
-              <w:t>git</w:t>
-            </w:r>
-            <w:proofErr w:type="spellEnd"/>
-            <w:r>
-              <w:t xml:space="preserve"> </w:t>
-            </w:r>
-            <w:proofErr w:type="spellStart"/>
-            <w:r>
-              <w:t>commit</w:t>
-            </w:r>
-            <w:proofErr w:type="spellEnd"/>
-            <w:r>
-              <w:t xml:space="preserve"> -am "Nachricht"</w:t>
+            <w:r>
+              <w:t>git commit -am "Nachricht"</w:t>
             </w:r>
           </w:p>
         </w:tc>
@@ -2559,27 +2061,9 @@
             <w:hideMark/>
           </w:tcPr>
           <w:p>
-            <w:proofErr w:type="spellStart"/>
-            <w:r>
-              <w:t>git</w:t>
-            </w:r>
-            <w:proofErr w:type="spellEnd"/>
-            <w:r>
-              <w:t xml:space="preserve"> </w:t>
-            </w:r>
-            <w:proofErr w:type="spellStart"/>
-            <w:r>
-              <w:t>commit</w:t>
-            </w:r>
-            <w:proofErr w:type="spellEnd"/>
-            <w:r>
-              <w:t xml:space="preserve"> --</w:t>
-            </w:r>
-            <w:proofErr w:type="spellStart"/>
-            <w:r>
-              <w:t>amend</w:t>
-            </w:r>
-            <w:proofErr w:type="spellEnd"/>
+            <w:r>
+              <w:t>git commit --amend</w:t>
+            </w:r>
           </w:p>
         </w:tc>
         <w:tc>
@@ -2639,109 +2123,71 @@
             <w:hideMark/>
           </w:tcPr>
           <w:p>
-            <w:proofErr w:type="spellStart"/>
-            <w:r>
-              <w:t>git</w:t>
-            </w:r>
-            <w:proofErr w:type="spellEnd"/>
-            <w:r>
-              <w:t xml:space="preserve"> </w:t>
-            </w:r>
-            <w:proofErr w:type="spellStart"/>
-            <w:r>
-              <w:t>commit</w:t>
-            </w:r>
-            <w:proofErr w:type="spellEnd"/>
-            <w:r>
-              <w:t xml:space="preserve"> --</w:t>
-            </w:r>
-            <w:proofErr w:type="spellStart"/>
-            <w:r>
-              <w:t>amend</w:t>
-            </w:r>
-            <w:proofErr w:type="spellEnd"/>
-            <w:r>
-              <w:t xml:space="preserve"> -m "Neue Nachricht"</w:t>
-            </w:r>
-          </w:p>
-        </w:tc>
-        <w:tc>
-          <w:tcPr>
-            <w:tcW w:w="0" w:type="auto"/>
-            <w:tcBorders>
-              <w:top w:val="single" w:sz="2" w:space="0" w:color="E3E3E3"/>
-              <w:left w:val="single" w:sz="2" w:space="0" w:color="E3E3E3"/>
-              <w:bottom w:val="single" w:sz="6" w:space="0" w:color="E1E3EA"/>
-              <w:right w:val="single" w:sz="2" w:space="0" w:color="E3E3E3"/>
-            </w:tcBorders>
-            <w:shd w:val="clear" w:color="auto" w:fill="FFFFFF"/>
-            <w:vAlign w:val="center"/>
-            <w:hideMark/>
-          </w:tcPr>
-          <w:p>
-            <w:r>
-              <w:t xml:space="preserve">Ändert die Nachricht des letzten </w:t>
-            </w:r>
-            <w:proofErr w:type="spellStart"/>
-            <w:r>
-              <w:t>Commits</w:t>
-            </w:r>
-            <w:proofErr w:type="spellEnd"/>
-          </w:p>
-        </w:tc>
-      </w:tr>
-      <w:tr>
-        <w:trPr>
-          <w:tblCellSpacing w:w="15" w:type="dxa"/>
-        </w:trPr>
-        <w:tc>
-          <w:tcPr>
-            <w:tcW w:w="0" w:type="auto"/>
-            <w:tcBorders>
-              <w:top w:val="single" w:sz="2" w:space="0" w:color="E3E3E3"/>
-              <w:left w:val="single" w:sz="2" w:space="0" w:color="E3E3E3"/>
-              <w:bottom w:val="single" w:sz="6" w:space="0" w:color="E1E3EA"/>
-              <w:right w:val="single" w:sz="2" w:space="0" w:color="E3E3E3"/>
-            </w:tcBorders>
-            <w:shd w:val="clear" w:color="auto" w:fill="FFFFFF"/>
-            <w:vAlign w:val="center"/>
-            <w:hideMark/>
-          </w:tcPr>
-          <w:p>
-            <w:proofErr w:type="spellStart"/>
+            <w:r>
+              <w:t>git commit --amend -m "Neue Nachricht"</w:t>
+            </w:r>
+          </w:p>
+        </w:tc>
+        <w:tc>
+          <w:tcPr>
+            <w:tcW w:w="0" w:type="auto"/>
+            <w:tcBorders>
+              <w:top w:val="single" w:sz="2" w:space="0" w:color="E3E3E3"/>
+              <w:left w:val="single" w:sz="2" w:space="0" w:color="E3E3E3"/>
+              <w:bottom w:val="single" w:sz="6" w:space="0" w:color="E1E3EA"/>
+              <w:right w:val="single" w:sz="2" w:space="0" w:color="E3E3E3"/>
+            </w:tcBorders>
+            <w:shd w:val="clear" w:color="auto" w:fill="FFFFFF"/>
+            <w:vAlign w:val="center"/>
+            <w:hideMark/>
+          </w:tcPr>
+          <w:p>
+            <w:r>
+              <w:t>Ändert die Nachricht des letzten Commits</w:t>
+            </w:r>
+          </w:p>
+        </w:tc>
+      </w:tr>
+      <w:tr>
+        <w:trPr>
+          <w:tblCellSpacing w:w="15" w:type="dxa"/>
+        </w:trPr>
+        <w:tc>
+          <w:tcPr>
+            <w:tcW w:w="0" w:type="auto"/>
+            <w:tcBorders>
+              <w:top w:val="single" w:sz="2" w:space="0" w:color="E3E3E3"/>
+              <w:left w:val="single" w:sz="2" w:space="0" w:color="E3E3E3"/>
+              <w:bottom w:val="single" w:sz="6" w:space="0" w:color="E1E3EA"/>
+              <w:right w:val="single" w:sz="2" w:space="0" w:color="E3E3E3"/>
+            </w:tcBorders>
+            <w:shd w:val="clear" w:color="auto" w:fill="FFFFFF"/>
+            <w:vAlign w:val="center"/>
+            <w:hideMark/>
+          </w:tcPr>
+          <w:p>
             <w:r>
               <w:t>Sync</w:t>
             </w:r>
-            <w:proofErr w:type="spellEnd"/>
-          </w:p>
-        </w:tc>
-        <w:tc>
-          <w:tcPr>
-            <w:tcW w:w="0" w:type="auto"/>
-            <w:tcBorders>
-              <w:top w:val="single" w:sz="2" w:space="0" w:color="E3E3E3"/>
-              <w:left w:val="single" w:sz="2" w:space="0" w:color="E3E3E3"/>
-              <w:bottom w:val="single" w:sz="6" w:space="0" w:color="E1E3EA"/>
-              <w:right w:val="single" w:sz="2" w:space="0" w:color="E3E3E3"/>
-            </w:tcBorders>
-            <w:shd w:val="clear" w:color="auto" w:fill="FFFFFF"/>
-            <w:vAlign w:val="center"/>
-            <w:hideMark/>
-          </w:tcPr>
-          <w:p>
-            <w:proofErr w:type="spellStart"/>
-            <w:r>
-              <w:t>git</w:t>
-            </w:r>
-            <w:proofErr w:type="spellEnd"/>
-            <w:r>
-              <w:t xml:space="preserve"> </w:t>
-            </w:r>
-            <w:proofErr w:type="spellStart"/>
-            <w:r>
-              <w:t>fetch</w:t>
-            </w:r>
-            <w:proofErr w:type="spellEnd"/>
+          </w:p>
+        </w:tc>
+        <w:tc>
+          <w:tcPr>
+            <w:tcW w:w="0" w:type="auto"/>
+            <w:tcBorders>
+              <w:top w:val="single" w:sz="2" w:space="0" w:color="E3E3E3"/>
+              <w:left w:val="single" w:sz="2" w:space="0" w:color="E3E3E3"/>
+              <w:bottom w:val="single" w:sz="6" w:space="0" w:color="E1E3EA"/>
+              <w:right w:val="single" w:sz="2" w:space="0" w:color="E3E3E3"/>
+            </w:tcBorders>
+            <w:shd w:val="clear" w:color="auto" w:fill="FFFFFF"/>
+            <w:vAlign w:val="center"/>
+            <w:hideMark/>
+          </w:tcPr>
+          <w:p>
+            <w:r>
+              <w:t>git fetch</w:t>
+            </w:r>
           </w:p>
         </w:tc>
         <w:tc>
@@ -2782,133 +2228,90 @@
             <w:hideMark/>
           </w:tcPr>
           <w:p>
-            <w:proofErr w:type="spellStart"/>
             <w:r>
               <w:lastRenderedPageBreak/>
               <w:t>Sync</w:t>
             </w:r>
-            <w:proofErr w:type="spellEnd"/>
-          </w:p>
-        </w:tc>
-        <w:tc>
-          <w:tcPr>
-            <w:tcW w:w="0" w:type="auto"/>
-            <w:tcBorders>
-              <w:top w:val="single" w:sz="2" w:space="0" w:color="E3E3E3"/>
-              <w:left w:val="single" w:sz="2" w:space="0" w:color="E3E3E3"/>
-              <w:bottom w:val="single" w:sz="6" w:space="0" w:color="E1E3EA"/>
-              <w:right w:val="single" w:sz="2" w:space="0" w:color="E3E3E3"/>
-            </w:tcBorders>
-            <w:shd w:val="clear" w:color="auto" w:fill="FFFFFF"/>
-            <w:vAlign w:val="center"/>
-            <w:hideMark/>
-          </w:tcPr>
-          <w:p>
-            <w:proofErr w:type="spellStart"/>
-            <w:r>
-              <w:t>git</w:t>
-            </w:r>
-            <w:proofErr w:type="spellEnd"/>
-            <w:r>
-              <w:t xml:space="preserve"> </w:t>
-            </w:r>
-            <w:proofErr w:type="spellStart"/>
-            <w:r>
-              <w:t>fetch</w:t>
-            </w:r>
-            <w:proofErr w:type="spellEnd"/>
-            <w:r>
-              <w:t xml:space="preserve"> --all --</w:t>
-            </w:r>
-            <w:proofErr w:type="spellStart"/>
-            <w:r>
-              <w:t>prune</w:t>
-            </w:r>
-            <w:proofErr w:type="spellEnd"/>
-          </w:p>
-        </w:tc>
-        <w:tc>
-          <w:tcPr>
-            <w:tcW w:w="0" w:type="auto"/>
-            <w:tcBorders>
-              <w:top w:val="single" w:sz="2" w:space="0" w:color="E3E3E3"/>
-              <w:left w:val="single" w:sz="2" w:space="0" w:color="E3E3E3"/>
-              <w:bottom w:val="single" w:sz="6" w:space="0" w:color="E1E3EA"/>
-              <w:right w:val="single" w:sz="2" w:space="0" w:color="E3E3E3"/>
-            </w:tcBorders>
-            <w:shd w:val="clear" w:color="auto" w:fill="FFFFFF"/>
-            <w:vAlign w:val="center"/>
-            <w:hideMark/>
-          </w:tcPr>
-          <w:p>
-            <w:r>
-              <w:t xml:space="preserve">Holt alle </w:t>
-            </w:r>
-            <w:proofErr w:type="spellStart"/>
-            <w:r>
-              <w:t>Remotes</w:t>
-            </w:r>
-            <w:proofErr w:type="spellEnd"/>
-            <w:r>
-              <w:t xml:space="preserve"> und räumt alte Remote-</w:t>
-            </w:r>
-            <w:proofErr w:type="spellStart"/>
-            <w:r>
-              <w:t>Branches</w:t>
-            </w:r>
-            <w:proofErr w:type="spellEnd"/>
-            <w:r>
-              <w:t xml:space="preserve"> auf</w:t>
-            </w:r>
-          </w:p>
-        </w:tc>
-      </w:tr>
-      <w:tr>
-        <w:trPr>
-          <w:tblCellSpacing w:w="15" w:type="dxa"/>
-        </w:trPr>
-        <w:tc>
-          <w:tcPr>
-            <w:tcW w:w="0" w:type="auto"/>
-            <w:tcBorders>
-              <w:top w:val="single" w:sz="2" w:space="0" w:color="E3E3E3"/>
-              <w:left w:val="single" w:sz="2" w:space="0" w:color="E3E3E3"/>
-              <w:bottom w:val="single" w:sz="6" w:space="0" w:color="E1E3EA"/>
-              <w:right w:val="single" w:sz="2" w:space="0" w:color="E3E3E3"/>
-            </w:tcBorders>
-            <w:shd w:val="clear" w:color="auto" w:fill="FFFFFF"/>
-            <w:vAlign w:val="center"/>
-            <w:hideMark/>
-          </w:tcPr>
-          <w:p>
-            <w:proofErr w:type="spellStart"/>
+          </w:p>
+        </w:tc>
+        <w:tc>
+          <w:tcPr>
+            <w:tcW w:w="0" w:type="auto"/>
+            <w:tcBorders>
+              <w:top w:val="single" w:sz="2" w:space="0" w:color="E3E3E3"/>
+              <w:left w:val="single" w:sz="2" w:space="0" w:color="E3E3E3"/>
+              <w:bottom w:val="single" w:sz="6" w:space="0" w:color="E1E3EA"/>
+              <w:right w:val="single" w:sz="2" w:space="0" w:color="E3E3E3"/>
+            </w:tcBorders>
+            <w:shd w:val="clear" w:color="auto" w:fill="FFFFFF"/>
+            <w:vAlign w:val="center"/>
+            <w:hideMark/>
+          </w:tcPr>
+          <w:p>
+            <w:r>
+              <w:t>git fetch --all --prune</w:t>
+            </w:r>
+          </w:p>
+        </w:tc>
+        <w:tc>
+          <w:tcPr>
+            <w:tcW w:w="0" w:type="auto"/>
+            <w:tcBorders>
+              <w:top w:val="single" w:sz="2" w:space="0" w:color="E3E3E3"/>
+              <w:left w:val="single" w:sz="2" w:space="0" w:color="E3E3E3"/>
+              <w:bottom w:val="single" w:sz="6" w:space="0" w:color="E1E3EA"/>
+              <w:right w:val="single" w:sz="2" w:space="0" w:color="E3E3E3"/>
+            </w:tcBorders>
+            <w:shd w:val="clear" w:color="auto" w:fill="FFFFFF"/>
+            <w:vAlign w:val="center"/>
+            <w:hideMark/>
+          </w:tcPr>
+          <w:p>
+            <w:r>
+              <w:t>Holt alle Remotes und räumt alte Remote-Branches auf</w:t>
+            </w:r>
+          </w:p>
+        </w:tc>
+      </w:tr>
+      <w:tr>
+        <w:trPr>
+          <w:tblCellSpacing w:w="15" w:type="dxa"/>
+        </w:trPr>
+        <w:tc>
+          <w:tcPr>
+            <w:tcW w:w="0" w:type="auto"/>
+            <w:tcBorders>
+              <w:top w:val="single" w:sz="2" w:space="0" w:color="E3E3E3"/>
+              <w:left w:val="single" w:sz="2" w:space="0" w:color="E3E3E3"/>
+              <w:bottom w:val="single" w:sz="6" w:space="0" w:color="E1E3EA"/>
+              <w:right w:val="single" w:sz="2" w:space="0" w:color="E3E3E3"/>
+            </w:tcBorders>
+            <w:shd w:val="clear" w:color="auto" w:fill="FFFFFF"/>
+            <w:vAlign w:val="center"/>
+            <w:hideMark/>
+          </w:tcPr>
+          <w:p>
             <w:r>
               <w:t>Sync</w:t>
             </w:r>
-            <w:proofErr w:type="spellEnd"/>
-          </w:p>
-        </w:tc>
-        <w:tc>
-          <w:tcPr>
-            <w:tcW w:w="0" w:type="auto"/>
-            <w:tcBorders>
-              <w:top w:val="single" w:sz="2" w:space="0" w:color="E3E3E3"/>
-              <w:left w:val="single" w:sz="2" w:space="0" w:color="E3E3E3"/>
-              <w:bottom w:val="single" w:sz="6" w:space="0" w:color="E1E3EA"/>
-              <w:right w:val="single" w:sz="2" w:space="0" w:color="E3E3E3"/>
-            </w:tcBorders>
-            <w:shd w:val="clear" w:color="auto" w:fill="FFFFFF"/>
-            <w:vAlign w:val="center"/>
-            <w:hideMark/>
-          </w:tcPr>
-          <w:p>
-            <w:proofErr w:type="spellStart"/>
-            <w:r>
-              <w:t>git</w:t>
-            </w:r>
-            <w:proofErr w:type="spellEnd"/>
-            <w:r>
-              <w:t xml:space="preserve"> pull</w:t>
+          </w:p>
+        </w:tc>
+        <w:tc>
+          <w:tcPr>
+            <w:tcW w:w="0" w:type="auto"/>
+            <w:tcBorders>
+              <w:top w:val="single" w:sz="2" w:space="0" w:color="E3E3E3"/>
+              <w:left w:val="single" w:sz="2" w:space="0" w:color="E3E3E3"/>
+              <w:bottom w:val="single" w:sz="6" w:space="0" w:color="E1E3EA"/>
+              <w:right w:val="single" w:sz="2" w:space="0" w:color="E3E3E3"/>
+            </w:tcBorders>
+            <w:shd w:val="clear" w:color="auto" w:fill="FFFFFF"/>
+            <w:vAlign w:val="center"/>
+            <w:hideMark/>
+          </w:tcPr>
+          <w:p>
+            <w:r>
+              <w:t>git pull</w:t>
             </w:r>
           </w:p>
         </w:tc>
@@ -2950,363 +2353,257 @@
             <w:hideMark/>
           </w:tcPr>
           <w:p>
-            <w:proofErr w:type="spellStart"/>
             <w:r>
               <w:t>Sync</w:t>
             </w:r>
-            <w:proofErr w:type="spellEnd"/>
-          </w:p>
-        </w:tc>
-        <w:tc>
-          <w:tcPr>
-            <w:tcW w:w="0" w:type="auto"/>
-            <w:tcBorders>
-              <w:top w:val="single" w:sz="2" w:space="0" w:color="E3E3E3"/>
-              <w:left w:val="single" w:sz="2" w:space="0" w:color="E3E3E3"/>
-              <w:bottom w:val="single" w:sz="6" w:space="0" w:color="E1E3EA"/>
-              <w:right w:val="single" w:sz="2" w:space="0" w:color="E3E3E3"/>
-            </w:tcBorders>
-            <w:shd w:val="clear" w:color="auto" w:fill="FFFFFF"/>
-            <w:vAlign w:val="center"/>
-            <w:hideMark/>
-          </w:tcPr>
-          <w:p>
-            <w:proofErr w:type="spellStart"/>
-            <w:r>
-              <w:t>git</w:t>
-            </w:r>
-            <w:proofErr w:type="spellEnd"/>
-            <w:r>
-              <w:t xml:space="preserve"> pull </w:t>
-            </w:r>
-            <w:proofErr w:type="spellStart"/>
-            <w:r>
-              <w:t>origin</w:t>
-            </w:r>
-            <w:proofErr w:type="spellEnd"/>
-            <w:r>
-              <w:t xml:space="preserve"> </w:t>
-            </w:r>
-            <w:proofErr w:type="spellStart"/>
-            <w:r>
-              <w:t>main</w:t>
-            </w:r>
-            <w:proofErr w:type="spellEnd"/>
-          </w:p>
-        </w:tc>
-        <w:tc>
-          <w:tcPr>
-            <w:tcW w:w="0" w:type="auto"/>
-            <w:tcBorders>
-              <w:top w:val="single" w:sz="2" w:space="0" w:color="E3E3E3"/>
-              <w:left w:val="single" w:sz="2" w:space="0" w:color="E3E3E3"/>
-              <w:bottom w:val="single" w:sz="6" w:space="0" w:color="E1E3EA"/>
-              <w:right w:val="single" w:sz="2" w:space="0" w:color="E3E3E3"/>
-            </w:tcBorders>
-            <w:shd w:val="clear" w:color="auto" w:fill="FFFFFF"/>
-            <w:vAlign w:val="center"/>
-            <w:hideMark/>
-          </w:tcPr>
-          <w:p>
-            <w:r>
-              <w:t xml:space="preserve">Holt Änderungen vom main-Branch des </w:t>
-            </w:r>
-            <w:proofErr w:type="spellStart"/>
-            <w:r>
-              <w:t>Remotes</w:t>
-            </w:r>
-            <w:proofErr w:type="spellEnd"/>
-          </w:p>
-        </w:tc>
-      </w:tr>
-      <w:tr>
-        <w:trPr>
-          <w:tblCellSpacing w:w="15" w:type="dxa"/>
-        </w:trPr>
-        <w:tc>
-          <w:tcPr>
-            <w:tcW w:w="0" w:type="auto"/>
-            <w:tcBorders>
-              <w:top w:val="single" w:sz="2" w:space="0" w:color="E3E3E3"/>
-              <w:left w:val="single" w:sz="2" w:space="0" w:color="E3E3E3"/>
-              <w:bottom w:val="single" w:sz="6" w:space="0" w:color="E1E3EA"/>
-              <w:right w:val="single" w:sz="2" w:space="0" w:color="E3E3E3"/>
-            </w:tcBorders>
-            <w:shd w:val="clear" w:color="auto" w:fill="FFFFFF"/>
-            <w:vAlign w:val="center"/>
-            <w:hideMark/>
-          </w:tcPr>
-          <w:p>
-            <w:proofErr w:type="spellStart"/>
+          </w:p>
+        </w:tc>
+        <w:tc>
+          <w:tcPr>
+            <w:tcW w:w="0" w:type="auto"/>
+            <w:tcBorders>
+              <w:top w:val="single" w:sz="2" w:space="0" w:color="E3E3E3"/>
+              <w:left w:val="single" w:sz="2" w:space="0" w:color="E3E3E3"/>
+              <w:bottom w:val="single" w:sz="6" w:space="0" w:color="E1E3EA"/>
+              <w:right w:val="single" w:sz="2" w:space="0" w:color="E3E3E3"/>
+            </w:tcBorders>
+            <w:shd w:val="clear" w:color="auto" w:fill="FFFFFF"/>
+            <w:vAlign w:val="center"/>
+            <w:hideMark/>
+          </w:tcPr>
+          <w:p>
+            <w:r>
+              <w:t>git pull origin main</w:t>
+            </w:r>
+          </w:p>
+        </w:tc>
+        <w:tc>
+          <w:tcPr>
+            <w:tcW w:w="0" w:type="auto"/>
+            <w:tcBorders>
+              <w:top w:val="single" w:sz="2" w:space="0" w:color="E3E3E3"/>
+              <w:left w:val="single" w:sz="2" w:space="0" w:color="E3E3E3"/>
+              <w:bottom w:val="single" w:sz="6" w:space="0" w:color="E1E3EA"/>
+              <w:right w:val="single" w:sz="2" w:space="0" w:color="E3E3E3"/>
+            </w:tcBorders>
+            <w:shd w:val="clear" w:color="auto" w:fill="FFFFFF"/>
+            <w:vAlign w:val="center"/>
+            <w:hideMark/>
+          </w:tcPr>
+          <w:p>
+            <w:r>
+              <w:t>Holt Änderungen vom main-Branch des Remotes</w:t>
+            </w:r>
+          </w:p>
+        </w:tc>
+      </w:tr>
+      <w:tr>
+        <w:trPr>
+          <w:tblCellSpacing w:w="15" w:type="dxa"/>
+        </w:trPr>
+        <w:tc>
+          <w:tcPr>
+            <w:tcW w:w="0" w:type="auto"/>
+            <w:tcBorders>
+              <w:top w:val="single" w:sz="2" w:space="0" w:color="E3E3E3"/>
+              <w:left w:val="single" w:sz="2" w:space="0" w:color="E3E3E3"/>
+              <w:bottom w:val="single" w:sz="6" w:space="0" w:color="E1E3EA"/>
+              <w:right w:val="single" w:sz="2" w:space="0" w:color="E3E3E3"/>
+            </w:tcBorders>
+            <w:shd w:val="clear" w:color="auto" w:fill="FFFFFF"/>
+            <w:vAlign w:val="center"/>
+            <w:hideMark/>
+          </w:tcPr>
+          <w:p>
             <w:r>
               <w:t>Sync</w:t>
             </w:r>
-            <w:proofErr w:type="spellEnd"/>
-          </w:p>
-        </w:tc>
-        <w:tc>
-          <w:tcPr>
-            <w:tcW w:w="0" w:type="auto"/>
-            <w:tcBorders>
-              <w:top w:val="single" w:sz="2" w:space="0" w:color="E3E3E3"/>
-              <w:left w:val="single" w:sz="2" w:space="0" w:color="E3E3E3"/>
-              <w:bottom w:val="single" w:sz="6" w:space="0" w:color="E1E3EA"/>
-              <w:right w:val="single" w:sz="2" w:space="0" w:color="E3E3E3"/>
-            </w:tcBorders>
-            <w:shd w:val="clear" w:color="auto" w:fill="FFFFFF"/>
-            <w:vAlign w:val="center"/>
-            <w:hideMark/>
-          </w:tcPr>
-          <w:p>
-            <w:proofErr w:type="spellStart"/>
-            <w:r>
-              <w:t>git</w:t>
-            </w:r>
-            <w:proofErr w:type="spellEnd"/>
-            <w:r>
-              <w:t xml:space="preserve"> pull --</w:t>
-            </w:r>
-            <w:proofErr w:type="spellStart"/>
-            <w:r>
-              <w:t>rebase</w:t>
-            </w:r>
-            <w:proofErr w:type="spellEnd"/>
-          </w:p>
-        </w:tc>
-        <w:tc>
-          <w:tcPr>
-            <w:tcW w:w="0" w:type="auto"/>
-            <w:tcBorders>
-              <w:top w:val="single" w:sz="2" w:space="0" w:color="E3E3E3"/>
-              <w:left w:val="single" w:sz="2" w:space="0" w:color="E3E3E3"/>
-              <w:bottom w:val="single" w:sz="6" w:space="0" w:color="E1E3EA"/>
-              <w:right w:val="single" w:sz="2" w:space="0" w:color="E3E3E3"/>
-            </w:tcBorders>
-            <w:shd w:val="clear" w:color="auto" w:fill="FFFFFF"/>
-            <w:vAlign w:val="center"/>
-            <w:hideMark/>
-          </w:tcPr>
-          <w:p>
-            <w:r>
-              <w:t xml:space="preserve">Holt Änderungen und setzt deine </w:t>
-            </w:r>
-            <w:proofErr w:type="spellStart"/>
-            <w:r>
-              <w:t>Commits</w:t>
-            </w:r>
-            <w:proofErr w:type="spellEnd"/>
-            <w:r>
-              <w:t xml:space="preserve"> per </w:t>
-            </w:r>
-            <w:proofErr w:type="spellStart"/>
-            <w:r>
-              <w:t>Rebase</w:t>
-            </w:r>
-            <w:proofErr w:type="spellEnd"/>
-            <w:r>
-              <w:t xml:space="preserve"> darauf</w:t>
-            </w:r>
-          </w:p>
-        </w:tc>
-      </w:tr>
-      <w:tr>
-        <w:trPr>
-          <w:tblCellSpacing w:w="15" w:type="dxa"/>
-        </w:trPr>
-        <w:tc>
-          <w:tcPr>
-            <w:tcW w:w="0" w:type="auto"/>
-            <w:tcBorders>
-              <w:top w:val="single" w:sz="2" w:space="0" w:color="E3E3E3"/>
-              <w:left w:val="single" w:sz="2" w:space="0" w:color="E3E3E3"/>
-              <w:bottom w:val="single" w:sz="6" w:space="0" w:color="E1E3EA"/>
-              <w:right w:val="single" w:sz="2" w:space="0" w:color="E3E3E3"/>
-            </w:tcBorders>
-            <w:shd w:val="clear" w:color="auto" w:fill="FFFFFF"/>
-            <w:vAlign w:val="center"/>
-            <w:hideMark/>
-          </w:tcPr>
-          <w:p>
-            <w:proofErr w:type="spellStart"/>
+          </w:p>
+        </w:tc>
+        <w:tc>
+          <w:tcPr>
+            <w:tcW w:w="0" w:type="auto"/>
+            <w:tcBorders>
+              <w:top w:val="single" w:sz="2" w:space="0" w:color="E3E3E3"/>
+              <w:left w:val="single" w:sz="2" w:space="0" w:color="E3E3E3"/>
+              <w:bottom w:val="single" w:sz="6" w:space="0" w:color="E1E3EA"/>
+              <w:right w:val="single" w:sz="2" w:space="0" w:color="E3E3E3"/>
+            </w:tcBorders>
+            <w:shd w:val="clear" w:color="auto" w:fill="FFFFFF"/>
+            <w:vAlign w:val="center"/>
+            <w:hideMark/>
+          </w:tcPr>
+          <w:p>
+            <w:r>
+              <w:t>git pull --rebase</w:t>
+            </w:r>
+          </w:p>
+        </w:tc>
+        <w:tc>
+          <w:tcPr>
+            <w:tcW w:w="0" w:type="auto"/>
+            <w:tcBorders>
+              <w:top w:val="single" w:sz="2" w:space="0" w:color="E3E3E3"/>
+              <w:left w:val="single" w:sz="2" w:space="0" w:color="E3E3E3"/>
+              <w:bottom w:val="single" w:sz="6" w:space="0" w:color="E1E3EA"/>
+              <w:right w:val="single" w:sz="2" w:space="0" w:color="E3E3E3"/>
+            </w:tcBorders>
+            <w:shd w:val="clear" w:color="auto" w:fill="FFFFFF"/>
+            <w:vAlign w:val="center"/>
+            <w:hideMark/>
+          </w:tcPr>
+          <w:p>
+            <w:r>
+              <w:t>Holt Änderungen und setzt deine Commits per Rebase darauf</w:t>
+            </w:r>
+          </w:p>
+        </w:tc>
+      </w:tr>
+      <w:tr>
+        <w:trPr>
+          <w:tblCellSpacing w:w="15" w:type="dxa"/>
+        </w:trPr>
+        <w:tc>
+          <w:tcPr>
+            <w:tcW w:w="0" w:type="auto"/>
+            <w:tcBorders>
+              <w:top w:val="single" w:sz="2" w:space="0" w:color="E3E3E3"/>
+              <w:left w:val="single" w:sz="2" w:space="0" w:color="E3E3E3"/>
+              <w:bottom w:val="single" w:sz="6" w:space="0" w:color="E1E3EA"/>
+              <w:right w:val="single" w:sz="2" w:space="0" w:color="E3E3E3"/>
+            </w:tcBorders>
+            <w:shd w:val="clear" w:color="auto" w:fill="FFFFFF"/>
+            <w:vAlign w:val="center"/>
+            <w:hideMark/>
+          </w:tcPr>
+          <w:p>
             <w:r>
               <w:t>Sync</w:t>
             </w:r>
-            <w:proofErr w:type="spellEnd"/>
-          </w:p>
-        </w:tc>
-        <w:tc>
-          <w:tcPr>
-            <w:tcW w:w="0" w:type="auto"/>
-            <w:tcBorders>
-              <w:top w:val="single" w:sz="2" w:space="0" w:color="E3E3E3"/>
-              <w:left w:val="single" w:sz="2" w:space="0" w:color="E3E3E3"/>
-              <w:bottom w:val="single" w:sz="6" w:space="0" w:color="E1E3EA"/>
-              <w:right w:val="single" w:sz="2" w:space="0" w:color="E3E3E3"/>
-            </w:tcBorders>
-            <w:shd w:val="clear" w:color="auto" w:fill="FFFFFF"/>
-            <w:vAlign w:val="center"/>
-            <w:hideMark/>
-          </w:tcPr>
-          <w:p>
-            <w:proofErr w:type="spellStart"/>
-            <w:r>
-              <w:t>git</w:t>
-            </w:r>
-            <w:proofErr w:type="spellEnd"/>
-            <w:r>
-              <w:t xml:space="preserve"> push</w:t>
-            </w:r>
-          </w:p>
-        </w:tc>
-        <w:tc>
-          <w:tcPr>
-            <w:tcW w:w="0" w:type="auto"/>
-            <w:tcBorders>
-              <w:top w:val="single" w:sz="2" w:space="0" w:color="E3E3E3"/>
-              <w:left w:val="single" w:sz="2" w:space="0" w:color="E3E3E3"/>
-              <w:bottom w:val="single" w:sz="6" w:space="0" w:color="E1E3EA"/>
-              <w:right w:val="single" w:sz="2" w:space="0" w:color="E3E3E3"/>
-            </w:tcBorders>
-            <w:shd w:val="clear" w:color="auto" w:fill="FFFFFF"/>
-            <w:vAlign w:val="center"/>
-            <w:hideMark/>
-          </w:tcPr>
-          <w:p>
-            <w:r>
-              <w:t xml:space="preserve">Lädt </w:t>
-            </w:r>
-            <w:proofErr w:type="spellStart"/>
-            <w:r>
-              <w:t>Commits</w:t>
-            </w:r>
-            <w:proofErr w:type="spellEnd"/>
-            <w:r>
-              <w:t xml:space="preserve"> zum Remote hoch</w:t>
-            </w:r>
-          </w:p>
-        </w:tc>
-      </w:tr>
-      <w:tr>
-        <w:trPr>
-          <w:tblCellSpacing w:w="15" w:type="dxa"/>
-        </w:trPr>
-        <w:tc>
-          <w:tcPr>
-            <w:tcW w:w="0" w:type="auto"/>
-            <w:tcBorders>
-              <w:top w:val="single" w:sz="2" w:space="0" w:color="E3E3E3"/>
-              <w:left w:val="single" w:sz="2" w:space="0" w:color="E3E3E3"/>
-              <w:bottom w:val="single" w:sz="6" w:space="0" w:color="E1E3EA"/>
-              <w:right w:val="single" w:sz="2" w:space="0" w:color="E3E3E3"/>
-            </w:tcBorders>
-            <w:shd w:val="clear" w:color="auto" w:fill="FFFFFF"/>
-            <w:vAlign w:val="center"/>
-            <w:hideMark/>
-          </w:tcPr>
-          <w:p>
-            <w:proofErr w:type="spellStart"/>
+          </w:p>
+        </w:tc>
+        <w:tc>
+          <w:tcPr>
+            <w:tcW w:w="0" w:type="auto"/>
+            <w:tcBorders>
+              <w:top w:val="single" w:sz="2" w:space="0" w:color="E3E3E3"/>
+              <w:left w:val="single" w:sz="2" w:space="0" w:color="E3E3E3"/>
+              <w:bottom w:val="single" w:sz="6" w:space="0" w:color="E1E3EA"/>
+              <w:right w:val="single" w:sz="2" w:space="0" w:color="E3E3E3"/>
+            </w:tcBorders>
+            <w:shd w:val="clear" w:color="auto" w:fill="FFFFFF"/>
+            <w:vAlign w:val="center"/>
+            <w:hideMark/>
+          </w:tcPr>
+          <w:p>
+            <w:r>
+              <w:t>git push</w:t>
+            </w:r>
+          </w:p>
+        </w:tc>
+        <w:tc>
+          <w:tcPr>
+            <w:tcW w:w="0" w:type="auto"/>
+            <w:tcBorders>
+              <w:top w:val="single" w:sz="2" w:space="0" w:color="E3E3E3"/>
+              <w:left w:val="single" w:sz="2" w:space="0" w:color="E3E3E3"/>
+              <w:bottom w:val="single" w:sz="6" w:space="0" w:color="E1E3EA"/>
+              <w:right w:val="single" w:sz="2" w:space="0" w:color="E3E3E3"/>
+            </w:tcBorders>
+            <w:shd w:val="clear" w:color="auto" w:fill="FFFFFF"/>
+            <w:vAlign w:val="center"/>
+            <w:hideMark/>
+          </w:tcPr>
+          <w:p>
+            <w:r>
+              <w:t>Lädt Commits zum Remote hoch</w:t>
+            </w:r>
+          </w:p>
+        </w:tc>
+      </w:tr>
+      <w:tr>
+        <w:trPr>
+          <w:tblCellSpacing w:w="15" w:type="dxa"/>
+        </w:trPr>
+        <w:tc>
+          <w:tcPr>
+            <w:tcW w:w="0" w:type="auto"/>
+            <w:tcBorders>
+              <w:top w:val="single" w:sz="2" w:space="0" w:color="E3E3E3"/>
+              <w:left w:val="single" w:sz="2" w:space="0" w:color="E3E3E3"/>
+              <w:bottom w:val="single" w:sz="6" w:space="0" w:color="E1E3EA"/>
+              <w:right w:val="single" w:sz="2" w:space="0" w:color="E3E3E3"/>
+            </w:tcBorders>
+            <w:shd w:val="clear" w:color="auto" w:fill="FFFFFF"/>
+            <w:vAlign w:val="center"/>
+            <w:hideMark/>
+          </w:tcPr>
+          <w:p>
             <w:r>
               <w:t>Sync</w:t>
             </w:r>
-            <w:proofErr w:type="spellEnd"/>
-          </w:p>
-        </w:tc>
-        <w:tc>
-          <w:tcPr>
-            <w:tcW w:w="0" w:type="auto"/>
-            <w:tcBorders>
-              <w:top w:val="single" w:sz="2" w:space="0" w:color="E3E3E3"/>
-              <w:left w:val="single" w:sz="2" w:space="0" w:color="E3E3E3"/>
-              <w:bottom w:val="single" w:sz="6" w:space="0" w:color="E1E3EA"/>
-              <w:right w:val="single" w:sz="2" w:space="0" w:color="E3E3E3"/>
-            </w:tcBorders>
-            <w:shd w:val="clear" w:color="auto" w:fill="FFFFFF"/>
-            <w:vAlign w:val="center"/>
-            <w:hideMark/>
-          </w:tcPr>
-          <w:p>
-            <w:proofErr w:type="spellStart"/>
-            <w:r>
-              <w:t>git</w:t>
-            </w:r>
-            <w:proofErr w:type="spellEnd"/>
-            <w:r>
-              <w:t xml:space="preserve"> push </w:t>
-            </w:r>
-            <w:proofErr w:type="spellStart"/>
-            <w:r>
-              <w:t>origin</w:t>
-            </w:r>
-            <w:proofErr w:type="spellEnd"/>
-            <w:r>
-              <w:t xml:space="preserve"> </w:t>
-            </w:r>
-            <w:proofErr w:type="spellStart"/>
-            <w:r>
-              <w:t>main</w:t>
-            </w:r>
-            <w:proofErr w:type="spellEnd"/>
-          </w:p>
-        </w:tc>
-        <w:tc>
-          <w:tcPr>
-            <w:tcW w:w="0" w:type="auto"/>
-            <w:tcBorders>
-              <w:top w:val="single" w:sz="2" w:space="0" w:color="E3E3E3"/>
-              <w:left w:val="single" w:sz="2" w:space="0" w:color="E3E3E3"/>
-              <w:bottom w:val="single" w:sz="6" w:space="0" w:color="E1E3EA"/>
-              <w:right w:val="single" w:sz="2" w:space="0" w:color="E3E3E3"/>
-            </w:tcBorders>
-            <w:shd w:val="clear" w:color="auto" w:fill="FFFFFF"/>
-            <w:vAlign w:val="center"/>
-            <w:hideMark/>
-          </w:tcPr>
-          <w:p>
-            <w:r>
-              <w:t xml:space="preserve">Lädt </w:t>
-            </w:r>
-            <w:proofErr w:type="spellStart"/>
-            <w:r>
-              <w:t>Commits</w:t>
-            </w:r>
-            <w:proofErr w:type="spellEnd"/>
-            <w:r>
-              <w:t xml:space="preserve"> zum Remote-Branch </w:t>
-            </w:r>
-            <w:proofErr w:type="spellStart"/>
-            <w:r>
-              <w:t>main</w:t>
-            </w:r>
-            <w:proofErr w:type="spellEnd"/>
-            <w:r>
-              <w:t xml:space="preserve"> hoch</w:t>
-            </w:r>
-          </w:p>
-        </w:tc>
-      </w:tr>
-      <w:tr>
-        <w:trPr>
-          <w:tblCellSpacing w:w="15" w:type="dxa"/>
-        </w:trPr>
-        <w:tc>
-          <w:tcPr>
-            <w:tcW w:w="0" w:type="auto"/>
-            <w:tcBorders>
-              <w:top w:val="single" w:sz="2" w:space="0" w:color="E3E3E3"/>
-              <w:left w:val="single" w:sz="2" w:space="0" w:color="E3E3E3"/>
-              <w:bottom w:val="single" w:sz="6" w:space="0" w:color="E1E3EA"/>
-              <w:right w:val="single" w:sz="2" w:space="0" w:color="E3E3E3"/>
-            </w:tcBorders>
-            <w:shd w:val="clear" w:color="auto" w:fill="FFFFFF"/>
-            <w:vAlign w:val="center"/>
-            <w:hideMark/>
-          </w:tcPr>
-          <w:p>
-            <w:proofErr w:type="spellStart"/>
+          </w:p>
+        </w:tc>
+        <w:tc>
+          <w:tcPr>
+            <w:tcW w:w="0" w:type="auto"/>
+            <w:tcBorders>
+              <w:top w:val="single" w:sz="2" w:space="0" w:color="E3E3E3"/>
+              <w:left w:val="single" w:sz="2" w:space="0" w:color="E3E3E3"/>
+              <w:bottom w:val="single" w:sz="6" w:space="0" w:color="E1E3EA"/>
+              <w:right w:val="single" w:sz="2" w:space="0" w:color="E3E3E3"/>
+            </w:tcBorders>
+            <w:shd w:val="clear" w:color="auto" w:fill="FFFFFF"/>
+            <w:vAlign w:val="center"/>
+            <w:hideMark/>
+          </w:tcPr>
+          <w:p>
+            <w:r>
+              <w:t>git push origin main</w:t>
+            </w:r>
+          </w:p>
+        </w:tc>
+        <w:tc>
+          <w:tcPr>
+            <w:tcW w:w="0" w:type="auto"/>
+            <w:tcBorders>
+              <w:top w:val="single" w:sz="2" w:space="0" w:color="E3E3E3"/>
+              <w:left w:val="single" w:sz="2" w:space="0" w:color="E3E3E3"/>
+              <w:bottom w:val="single" w:sz="6" w:space="0" w:color="E1E3EA"/>
+              <w:right w:val="single" w:sz="2" w:space="0" w:color="E3E3E3"/>
+            </w:tcBorders>
+            <w:shd w:val="clear" w:color="auto" w:fill="FFFFFF"/>
+            <w:vAlign w:val="center"/>
+            <w:hideMark/>
+          </w:tcPr>
+          <w:p>
+            <w:r>
+              <w:t>Lädt Commits zum Remote-Branch main hoch</w:t>
+            </w:r>
+          </w:p>
+        </w:tc>
+      </w:tr>
+      <w:tr>
+        <w:trPr>
+          <w:tblCellSpacing w:w="15" w:type="dxa"/>
+        </w:trPr>
+        <w:tc>
+          <w:tcPr>
+            <w:tcW w:w="0" w:type="auto"/>
+            <w:tcBorders>
+              <w:top w:val="single" w:sz="2" w:space="0" w:color="E3E3E3"/>
+              <w:left w:val="single" w:sz="2" w:space="0" w:color="E3E3E3"/>
+              <w:bottom w:val="single" w:sz="6" w:space="0" w:color="E1E3EA"/>
+              <w:right w:val="single" w:sz="2" w:space="0" w:color="E3E3E3"/>
+            </w:tcBorders>
+            <w:shd w:val="clear" w:color="auto" w:fill="FFFFFF"/>
+            <w:vAlign w:val="center"/>
+            <w:hideMark/>
+          </w:tcPr>
+          <w:p>
             <w:r>
               <w:t>Sync</w:t>
             </w:r>
-            <w:proofErr w:type="spellEnd"/>
           </w:p>
         </w:tc>
         <w:tc>
@@ -3375,11 +2672,9 @@
             <w:hideMark/>
           </w:tcPr>
           <w:p>
-            <w:proofErr w:type="spellStart"/>
             <w:r>
               <w:t>Sync</w:t>
             </w:r>
-            <w:proofErr w:type="spellEnd"/>
           </w:p>
         </w:tc>
         <w:tc>
@@ -3466,45 +2761,27 @@
             <w:hideMark/>
           </w:tcPr>
           <w:p>
-            <w:proofErr w:type="spellStart"/>
-            <w:r>
-              <w:t>git</w:t>
-            </w:r>
-            <w:proofErr w:type="spellEnd"/>
-            <w:r>
-              <w:t xml:space="preserve"> </w:t>
-            </w:r>
-            <w:proofErr w:type="spellStart"/>
-            <w:r>
-              <w:t>branch</w:t>
-            </w:r>
-            <w:proofErr w:type="spellEnd"/>
-          </w:p>
-        </w:tc>
-        <w:tc>
-          <w:tcPr>
-            <w:tcW w:w="0" w:type="auto"/>
-            <w:tcBorders>
-              <w:top w:val="single" w:sz="2" w:space="0" w:color="E3E3E3"/>
-              <w:left w:val="single" w:sz="2" w:space="0" w:color="E3E3E3"/>
-              <w:bottom w:val="single" w:sz="6" w:space="0" w:color="E1E3EA"/>
-              <w:right w:val="single" w:sz="2" w:space="0" w:color="E3E3E3"/>
-            </w:tcBorders>
-            <w:shd w:val="clear" w:color="auto" w:fill="FFFFFF"/>
-            <w:vAlign w:val="center"/>
-            <w:hideMark/>
-          </w:tcPr>
-          <w:p>
-            <w:r>
-              <w:t xml:space="preserve">Zeigt lokale </w:t>
-            </w:r>
-            <w:proofErr w:type="spellStart"/>
-            <w:r>
-              <w:t>Branches</w:t>
-            </w:r>
-            <w:proofErr w:type="spellEnd"/>
-            <w:r>
-              <w:t xml:space="preserve"> an</w:t>
+            <w:r>
+              <w:t>git branch</w:t>
+            </w:r>
+          </w:p>
+        </w:tc>
+        <w:tc>
+          <w:tcPr>
+            <w:tcW w:w="0" w:type="auto"/>
+            <w:tcBorders>
+              <w:top w:val="single" w:sz="2" w:space="0" w:color="E3E3E3"/>
+              <w:left w:val="single" w:sz="2" w:space="0" w:color="E3E3E3"/>
+              <w:bottom w:val="single" w:sz="6" w:space="0" w:color="E1E3EA"/>
+              <w:right w:val="single" w:sz="2" w:space="0" w:color="E3E3E3"/>
+            </w:tcBorders>
+            <w:shd w:val="clear" w:color="auto" w:fill="FFFFFF"/>
+            <w:vAlign w:val="center"/>
+            <w:hideMark/>
+          </w:tcPr>
+          <w:p>
+            <w:r>
+              <w:t>Zeigt lokale Branches an</w:t>
             </w:r>
           </w:p>
         </w:tc>
@@ -3546,48 +2823,27 @@
             <w:hideMark/>
           </w:tcPr>
           <w:p>
-            <w:proofErr w:type="spellStart"/>
-            <w:r>
-              <w:t>git</w:t>
-            </w:r>
-            <w:proofErr w:type="spellEnd"/>
-            <w:r>
-              <w:t xml:space="preserve"> </w:t>
-            </w:r>
-            <w:proofErr w:type="spellStart"/>
-            <w:r>
-              <w:t>branch</w:t>
-            </w:r>
-            <w:proofErr w:type="spellEnd"/>
-            <w:r>
-              <w:t xml:space="preserve"> -a</w:t>
-            </w:r>
-          </w:p>
-        </w:tc>
-        <w:tc>
-          <w:tcPr>
-            <w:tcW w:w="0" w:type="auto"/>
-            <w:tcBorders>
-              <w:top w:val="single" w:sz="2" w:space="0" w:color="E3E3E3"/>
-              <w:left w:val="single" w:sz="2" w:space="0" w:color="E3E3E3"/>
-              <w:bottom w:val="single" w:sz="6" w:space="0" w:color="E1E3EA"/>
-              <w:right w:val="single" w:sz="2" w:space="0" w:color="E3E3E3"/>
-            </w:tcBorders>
-            <w:shd w:val="clear" w:color="auto" w:fill="FFFFFF"/>
-            <w:vAlign w:val="center"/>
-            <w:hideMark/>
-          </w:tcPr>
-          <w:p>
-            <w:r>
-              <w:t>Zeigt lokale und Remote-</w:t>
-            </w:r>
-            <w:proofErr w:type="spellStart"/>
-            <w:r>
-              <w:t>Branches</w:t>
-            </w:r>
-            <w:proofErr w:type="spellEnd"/>
-            <w:r>
-              <w:t xml:space="preserve"> an</w:t>
+            <w:r>
+              <w:t>git branch -a</w:t>
+            </w:r>
+          </w:p>
+        </w:tc>
+        <w:tc>
+          <w:tcPr>
+            <w:tcW w:w="0" w:type="auto"/>
+            <w:tcBorders>
+              <w:top w:val="single" w:sz="2" w:space="0" w:color="E3E3E3"/>
+              <w:left w:val="single" w:sz="2" w:space="0" w:color="E3E3E3"/>
+              <w:bottom w:val="single" w:sz="6" w:space="0" w:color="E1E3EA"/>
+              <w:right w:val="single" w:sz="2" w:space="0" w:color="E3E3E3"/>
+            </w:tcBorders>
+            <w:shd w:val="clear" w:color="auto" w:fill="FFFFFF"/>
+            <w:vAlign w:val="center"/>
+            <w:hideMark/>
+          </w:tcPr>
+          <w:p>
+            <w:r>
+              <w:t>Zeigt lokale und Remote-Branches an</w:t>
             </w:r>
           </w:p>
         </w:tc>
@@ -3629,48 +2885,27 @@
             <w:hideMark/>
           </w:tcPr>
           <w:p>
-            <w:proofErr w:type="spellStart"/>
-            <w:r>
-              <w:t>git</w:t>
-            </w:r>
-            <w:proofErr w:type="spellEnd"/>
-            <w:r>
-              <w:t xml:space="preserve"> </w:t>
-            </w:r>
-            <w:proofErr w:type="spellStart"/>
-            <w:r>
-              <w:t>branch</w:t>
-            </w:r>
-            <w:proofErr w:type="spellEnd"/>
-            <w:r>
-              <w:t xml:space="preserve"> -r</w:t>
-            </w:r>
-          </w:p>
-        </w:tc>
-        <w:tc>
-          <w:tcPr>
-            <w:tcW w:w="0" w:type="auto"/>
-            <w:tcBorders>
-              <w:top w:val="single" w:sz="2" w:space="0" w:color="E3E3E3"/>
-              <w:left w:val="single" w:sz="2" w:space="0" w:color="E3E3E3"/>
-              <w:bottom w:val="single" w:sz="6" w:space="0" w:color="E1E3EA"/>
-              <w:right w:val="single" w:sz="2" w:space="0" w:color="E3E3E3"/>
-            </w:tcBorders>
-            <w:shd w:val="clear" w:color="auto" w:fill="FFFFFF"/>
-            <w:vAlign w:val="center"/>
-            <w:hideMark/>
-          </w:tcPr>
-          <w:p>
-            <w:r>
-              <w:t>Zeigt Remote-</w:t>
-            </w:r>
-            <w:proofErr w:type="spellStart"/>
-            <w:r>
-              <w:t>Branches</w:t>
-            </w:r>
-            <w:proofErr w:type="spellEnd"/>
-            <w:r>
-              <w:t xml:space="preserve"> an</w:t>
+            <w:r>
+              <w:t>git branch -r</w:t>
+            </w:r>
+          </w:p>
+        </w:tc>
+        <w:tc>
+          <w:tcPr>
+            <w:tcW w:w="0" w:type="auto"/>
+            <w:tcBorders>
+              <w:top w:val="single" w:sz="2" w:space="0" w:color="E3E3E3"/>
+              <w:left w:val="single" w:sz="2" w:space="0" w:color="E3E3E3"/>
+              <w:bottom w:val="single" w:sz="6" w:space="0" w:color="E1E3EA"/>
+              <w:right w:val="single" w:sz="2" w:space="0" w:color="E3E3E3"/>
+            </w:tcBorders>
+            <w:shd w:val="clear" w:color="auto" w:fill="FFFFFF"/>
+            <w:vAlign w:val="center"/>
+            <w:hideMark/>
+          </w:tcPr>
+          <w:p>
+            <w:r>
+              <w:t>Zeigt Remote-Branches an</w:t>
             </w:r>
           </w:p>
         </w:tc>
@@ -3712,29 +2947,8 @@
             <w:hideMark/>
           </w:tcPr>
           <w:p>
-            <w:proofErr w:type="spellStart"/>
-            <w:r>
-              <w:t>git</w:t>
-            </w:r>
-            <w:proofErr w:type="spellEnd"/>
-            <w:r>
-              <w:t xml:space="preserve"> </w:t>
-            </w:r>
-            <w:proofErr w:type="spellStart"/>
-            <w:r>
-              <w:t>branch</w:t>
-            </w:r>
-            <w:proofErr w:type="spellEnd"/>
-            <w:r>
-              <w:t xml:space="preserve"> &lt;</w:t>
-            </w:r>
-            <w:proofErr w:type="spellStart"/>
-            <w:r>
-              <w:t>branch</w:t>
-            </w:r>
-            <w:proofErr w:type="spellEnd"/>
-            <w:r>
-              <w:t>&gt;</w:t>
+            <w:r>
+              <w:t>git branch &lt;branch&gt;</w:t>
             </w:r>
           </w:p>
         </w:tc>
@@ -3795,21 +3009,8 @@
             <w:hideMark/>
           </w:tcPr>
           <w:p>
-            <w:proofErr w:type="spellStart"/>
-            <w:r>
-              <w:t>git</w:t>
-            </w:r>
-            <w:proofErr w:type="spellEnd"/>
-            <w:r>
-              <w:t xml:space="preserve"> switch &lt;</w:t>
-            </w:r>
-            <w:proofErr w:type="spellStart"/>
-            <w:r>
-              <w:t>branch</w:t>
-            </w:r>
-            <w:proofErr w:type="spellEnd"/>
-            <w:r>
-              <w:t>&gt;</w:t>
+            <w:r>
+              <w:t>git switch &lt;branch&gt;</w:t>
             </w:r>
           </w:p>
         </w:tc>
@@ -3870,21 +3071,8 @@
             <w:hideMark/>
           </w:tcPr>
           <w:p>
-            <w:proofErr w:type="spellStart"/>
-            <w:r>
-              <w:t>git</w:t>
-            </w:r>
-            <w:proofErr w:type="spellEnd"/>
-            <w:r>
-              <w:t xml:space="preserve"> switch -c &lt;</w:t>
-            </w:r>
-            <w:proofErr w:type="spellStart"/>
-            <w:r>
-              <w:t>branch</w:t>
-            </w:r>
-            <w:proofErr w:type="spellEnd"/>
-            <w:r>
-              <w:t>&gt;</w:t>
+            <w:r>
+              <w:t>git switch -c &lt;branch&gt;</w:t>
             </w:r>
           </w:p>
         </w:tc>
@@ -3945,29 +3133,8 @@
             <w:hideMark/>
           </w:tcPr>
           <w:p>
-            <w:proofErr w:type="spellStart"/>
-            <w:r>
-              <w:t>git</w:t>
-            </w:r>
-            <w:proofErr w:type="spellEnd"/>
-            <w:r>
-              <w:t xml:space="preserve"> </w:t>
-            </w:r>
-            <w:proofErr w:type="spellStart"/>
-            <w:r>
-              <w:t>checkout</w:t>
-            </w:r>
-            <w:proofErr w:type="spellEnd"/>
-            <w:r>
-              <w:t xml:space="preserve"> &lt;</w:t>
-            </w:r>
-            <w:proofErr w:type="spellStart"/>
-            <w:r>
-              <w:t>branch</w:t>
-            </w:r>
-            <w:proofErr w:type="spellEnd"/>
-            <w:r>
-              <w:t>&gt;</w:t>
+            <w:r>
+              <w:t>git checkout &lt;branch&gt;</w:t>
             </w:r>
           </w:p>
         </w:tc>
@@ -4028,29 +3195,8 @@
             <w:hideMark/>
           </w:tcPr>
           <w:p>
-            <w:proofErr w:type="spellStart"/>
-            <w:r>
-              <w:t>git</w:t>
-            </w:r>
-            <w:proofErr w:type="spellEnd"/>
-            <w:r>
-              <w:t xml:space="preserve"> </w:t>
-            </w:r>
-            <w:proofErr w:type="spellStart"/>
-            <w:r>
-              <w:t>checkout</w:t>
-            </w:r>
-            <w:proofErr w:type="spellEnd"/>
-            <w:r>
-              <w:t xml:space="preserve"> -b &lt;</w:t>
-            </w:r>
-            <w:proofErr w:type="spellStart"/>
-            <w:r>
-              <w:t>branch</w:t>
-            </w:r>
-            <w:proofErr w:type="spellEnd"/>
-            <w:r>
-              <w:t>&gt;</w:t>
+            <w:r>
+              <w:t>git checkout -b &lt;branch&gt;</w:t>
             </w:r>
           </w:p>
         </w:tc>
@@ -4112,54 +3258,28 @@
             <w:hideMark/>
           </w:tcPr>
           <w:p>
-            <w:proofErr w:type="spellStart"/>
-            <w:r>
-              <w:t>git</w:t>
-            </w:r>
-            <w:proofErr w:type="spellEnd"/>
-            <w:r>
-              <w:t xml:space="preserve"> </w:t>
-            </w:r>
-            <w:proofErr w:type="spellStart"/>
-            <w:r>
-              <w:t>branch</w:t>
-            </w:r>
-            <w:proofErr w:type="spellEnd"/>
-            <w:r>
-              <w:t xml:space="preserve"> -d &lt;</w:t>
-            </w:r>
-            <w:proofErr w:type="spellStart"/>
-            <w:r>
-              <w:t>branch</w:t>
-            </w:r>
-            <w:proofErr w:type="spellEnd"/>
-            <w:r>
-              <w:t>&gt;</w:t>
-            </w:r>
-          </w:p>
-        </w:tc>
-        <w:tc>
-          <w:tcPr>
-            <w:tcW w:w="0" w:type="auto"/>
-            <w:tcBorders>
-              <w:top w:val="single" w:sz="2" w:space="0" w:color="E3E3E3"/>
-              <w:left w:val="single" w:sz="2" w:space="0" w:color="E3E3E3"/>
-              <w:bottom w:val="single" w:sz="6" w:space="0" w:color="E1E3EA"/>
-              <w:right w:val="single" w:sz="2" w:space="0" w:color="E3E3E3"/>
-            </w:tcBorders>
-            <w:shd w:val="clear" w:color="auto" w:fill="FFFFFF"/>
-            <w:vAlign w:val="center"/>
-            <w:hideMark/>
-          </w:tcPr>
-          <w:p>
-            <w:r>
-              <w:t xml:space="preserve">Löscht einen Branch, wenn er gemerged </w:t>
-            </w:r>
-            <w:proofErr w:type="gramStart"/>
-            <w:r>
-              <w:t>ist</w:t>
-            </w:r>
-            <w:proofErr w:type="gramEnd"/>
+            <w:r>
+              <w:t>git branch -d &lt;branch&gt;</w:t>
+            </w:r>
+          </w:p>
+        </w:tc>
+        <w:tc>
+          <w:tcPr>
+            <w:tcW w:w="0" w:type="auto"/>
+            <w:tcBorders>
+              <w:top w:val="single" w:sz="2" w:space="0" w:color="E3E3E3"/>
+              <w:left w:val="single" w:sz="2" w:space="0" w:color="E3E3E3"/>
+              <w:bottom w:val="single" w:sz="6" w:space="0" w:color="E1E3EA"/>
+              <w:right w:val="single" w:sz="2" w:space="0" w:color="E3E3E3"/>
+            </w:tcBorders>
+            <w:shd w:val="clear" w:color="auto" w:fill="FFFFFF"/>
+            <w:vAlign w:val="center"/>
+            <w:hideMark/>
+          </w:tcPr>
+          <w:p>
+            <w:r>
+              <w:t>Löscht einen Branch, wenn er gemerged ist</w:t>
+            </w:r>
           </w:p>
         </w:tc>
       </w:tr>
@@ -4200,29 +3320,8 @@
             <w:hideMark/>
           </w:tcPr>
           <w:p>
-            <w:proofErr w:type="spellStart"/>
-            <w:r>
-              <w:t>git</w:t>
-            </w:r>
-            <w:proofErr w:type="spellEnd"/>
-            <w:r>
-              <w:t xml:space="preserve"> </w:t>
-            </w:r>
-            <w:proofErr w:type="spellStart"/>
-            <w:r>
-              <w:t>branch</w:t>
-            </w:r>
-            <w:proofErr w:type="spellEnd"/>
-            <w:r>
-              <w:t xml:space="preserve"> -D &lt;</w:t>
-            </w:r>
-            <w:proofErr w:type="spellStart"/>
-            <w:r>
-              <w:t>branch</w:t>
-            </w:r>
-            <w:proofErr w:type="spellEnd"/>
-            <w:r>
-              <w:t>&gt;</w:t>
+            <w:r>
+              <w:t>git branch -D &lt;branch&gt;</w:t>
             </w:r>
           </w:p>
         </w:tc>
@@ -4283,21 +3382,8 @@
             <w:hideMark/>
           </w:tcPr>
           <w:p>
-            <w:proofErr w:type="spellStart"/>
-            <w:r>
-              <w:t>git</w:t>
-            </w:r>
-            <w:proofErr w:type="spellEnd"/>
-            <w:r>
-              <w:t xml:space="preserve"> merge &lt;</w:t>
-            </w:r>
-            <w:proofErr w:type="spellStart"/>
-            <w:r>
-              <w:t>branch</w:t>
-            </w:r>
-            <w:proofErr w:type="spellEnd"/>
-            <w:r>
-              <w:t>&gt;</w:t>
+            <w:r>
+              <w:t>git merge &lt;branch&gt;</w:t>
             </w:r>
           </w:p>
         </w:tc>
@@ -4428,19 +3514,9 @@
             <w:hideMark/>
           </w:tcPr>
           <w:p>
-            <w:proofErr w:type="spellStart"/>
-            <w:r>
-              <w:t>git</w:t>
-            </w:r>
-            <w:proofErr w:type="spellEnd"/>
-            <w:r>
-              <w:t xml:space="preserve"> merge --</w:t>
-            </w:r>
-            <w:proofErr w:type="spellStart"/>
-            <w:r>
-              <w:t>abort</w:t>
-            </w:r>
-            <w:proofErr w:type="spellEnd"/>
+            <w:r>
+              <w:t>git merge --abort</w:t>
+            </w:r>
           </w:p>
         </w:tc>
         <w:tc>
@@ -4500,19 +3576,9 @@
             <w:hideMark/>
           </w:tcPr>
           <w:p>
-            <w:proofErr w:type="spellStart"/>
-            <w:r>
-              <w:t>git</w:t>
-            </w:r>
-            <w:proofErr w:type="spellEnd"/>
-            <w:r>
-              <w:t xml:space="preserve"> </w:t>
-            </w:r>
-            <w:proofErr w:type="spellStart"/>
-            <w:r>
-              <w:t>mergetool</w:t>
-            </w:r>
-            <w:proofErr w:type="spellEnd"/>
+            <w:r>
+              <w:t>git mergetool</w:t>
+            </w:r>
           </w:p>
         </w:tc>
         <w:tc>
@@ -4553,284 +3619,195 @@
             <w:hideMark/>
           </w:tcPr>
           <w:p>
-            <w:proofErr w:type="spellStart"/>
             <w:r>
               <w:t>Rebase</w:t>
             </w:r>
-            <w:proofErr w:type="spellEnd"/>
-          </w:p>
-        </w:tc>
-        <w:tc>
-          <w:tcPr>
-            <w:tcW w:w="0" w:type="auto"/>
-            <w:tcBorders>
-              <w:top w:val="single" w:sz="2" w:space="0" w:color="E3E3E3"/>
-              <w:left w:val="single" w:sz="2" w:space="0" w:color="E3E3E3"/>
-              <w:bottom w:val="single" w:sz="6" w:space="0" w:color="E1E3EA"/>
-              <w:right w:val="single" w:sz="2" w:space="0" w:color="E3E3E3"/>
-            </w:tcBorders>
-            <w:shd w:val="clear" w:color="auto" w:fill="FFFFFF"/>
-            <w:vAlign w:val="center"/>
-            <w:hideMark/>
-          </w:tcPr>
-          <w:p>
-            <w:proofErr w:type="spellStart"/>
-            <w:r>
-              <w:t>git</w:t>
-            </w:r>
-            <w:proofErr w:type="spellEnd"/>
-            <w:r>
-              <w:t xml:space="preserve"> </w:t>
-            </w:r>
-            <w:proofErr w:type="spellStart"/>
-            <w:r>
-              <w:t>rebase</w:t>
-            </w:r>
-            <w:proofErr w:type="spellEnd"/>
-            <w:r>
-              <w:t xml:space="preserve"> &lt;</w:t>
-            </w:r>
-            <w:proofErr w:type="spellStart"/>
-            <w:r>
-              <w:t>branch</w:t>
-            </w:r>
-            <w:proofErr w:type="spellEnd"/>
-            <w:r>
-              <w:t>&gt;</w:t>
-            </w:r>
-          </w:p>
-        </w:tc>
-        <w:tc>
-          <w:tcPr>
-            <w:tcW w:w="0" w:type="auto"/>
-            <w:tcBorders>
-              <w:top w:val="single" w:sz="2" w:space="0" w:color="E3E3E3"/>
-              <w:left w:val="single" w:sz="2" w:space="0" w:color="E3E3E3"/>
-              <w:bottom w:val="single" w:sz="6" w:space="0" w:color="E1E3EA"/>
-              <w:right w:val="single" w:sz="2" w:space="0" w:color="E3E3E3"/>
-            </w:tcBorders>
-            <w:shd w:val="clear" w:color="auto" w:fill="FFFFFF"/>
-            <w:vAlign w:val="center"/>
-            <w:hideMark/>
-          </w:tcPr>
-          <w:p>
-            <w:r>
-              <w:t xml:space="preserve">Setzt aktuelle </w:t>
-            </w:r>
-            <w:proofErr w:type="spellStart"/>
-            <w:r>
-              <w:t>Commits</w:t>
-            </w:r>
-            <w:proofErr w:type="spellEnd"/>
-            <w:r>
-              <w:t xml:space="preserve"> auf einen anderen Branch auf</w:t>
-            </w:r>
-          </w:p>
-        </w:tc>
-      </w:tr>
-      <w:tr>
-        <w:trPr>
-          <w:tblCellSpacing w:w="15" w:type="dxa"/>
-        </w:trPr>
-        <w:tc>
-          <w:tcPr>
-            <w:tcW w:w="0" w:type="auto"/>
-            <w:tcBorders>
-              <w:top w:val="single" w:sz="2" w:space="0" w:color="E3E3E3"/>
-              <w:left w:val="single" w:sz="2" w:space="0" w:color="E3E3E3"/>
-              <w:bottom w:val="single" w:sz="6" w:space="0" w:color="E1E3EA"/>
-              <w:right w:val="single" w:sz="2" w:space="0" w:color="E3E3E3"/>
-            </w:tcBorders>
-            <w:shd w:val="clear" w:color="auto" w:fill="FFFFFF"/>
-            <w:vAlign w:val="center"/>
-            <w:hideMark/>
-          </w:tcPr>
-          <w:p>
-            <w:proofErr w:type="spellStart"/>
+          </w:p>
+        </w:tc>
+        <w:tc>
+          <w:tcPr>
+            <w:tcW w:w="0" w:type="auto"/>
+            <w:tcBorders>
+              <w:top w:val="single" w:sz="2" w:space="0" w:color="E3E3E3"/>
+              <w:left w:val="single" w:sz="2" w:space="0" w:color="E3E3E3"/>
+              <w:bottom w:val="single" w:sz="6" w:space="0" w:color="E1E3EA"/>
+              <w:right w:val="single" w:sz="2" w:space="0" w:color="E3E3E3"/>
+            </w:tcBorders>
+            <w:shd w:val="clear" w:color="auto" w:fill="FFFFFF"/>
+            <w:vAlign w:val="center"/>
+            <w:hideMark/>
+          </w:tcPr>
+          <w:p>
+            <w:r>
+              <w:t>git rebase &lt;branch&gt;</w:t>
+            </w:r>
+          </w:p>
+        </w:tc>
+        <w:tc>
+          <w:tcPr>
+            <w:tcW w:w="0" w:type="auto"/>
+            <w:tcBorders>
+              <w:top w:val="single" w:sz="2" w:space="0" w:color="E3E3E3"/>
+              <w:left w:val="single" w:sz="2" w:space="0" w:color="E3E3E3"/>
+              <w:bottom w:val="single" w:sz="6" w:space="0" w:color="E1E3EA"/>
+              <w:right w:val="single" w:sz="2" w:space="0" w:color="E3E3E3"/>
+            </w:tcBorders>
+            <w:shd w:val="clear" w:color="auto" w:fill="FFFFFF"/>
+            <w:vAlign w:val="center"/>
+            <w:hideMark/>
+          </w:tcPr>
+          <w:p>
+            <w:r>
+              <w:t>Setzt aktuelle Commits auf einen anderen Branch auf</w:t>
+            </w:r>
+          </w:p>
+        </w:tc>
+      </w:tr>
+      <w:tr>
+        <w:trPr>
+          <w:tblCellSpacing w:w="15" w:type="dxa"/>
+        </w:trPr>
+        <w:tc>
+          <w:tcPr>
+            <w:tcW w:w="0" w:type="auto"/>
+            <w:tcBorders>
+              <w:top w:val="single" w:sz="2" w:space="0" w:color="E3E3E3"/>
+              <w:left w:val="single" w:sz="2" w:space="0" w:color="E3E3E3"/>
+              <w:bottom w:val="single" w:sz="6" w:space="0" w:color="E1E3EA"/>
+              <w:right w:val="single" w:sz="2" w:space="0" w:color="E3E3E3"/>
+            </w:tcBorders>
+            <w:shd w:val="clear" w:color="auto" w:fill="FFFFFF"/>
+            <w:vAlign w:val="center"/>
+            <w:hideMark/>
+          </w:tcPr>
+          <w:p>
             <w:r>
               <w:t>Rebase</w:t>
             </w:r>
-            <w:proofErr w:type="spellEnd"/>
-          </w:p>
-        </w:tc>
-        <w:tc>
-          <w:tcPr>
-            <w:tcW w:w="0" w:type="auto"/>
-            <w:tcBorders>
-              <w:top w:val="single" w:sz="2" w:space="0" w:color="E3E3E3"/>
-              <w:left w:val="single" w:sz="2" w:space="0" w:color="E3E3E3"/>
-              <w:bottom w:val="single" w:sz="6" w:space="0" w:color="E1E3EA"/>
-              <w:right w:val="single" w:sz="2" w:space="0" w:color="E3E3E3"/>
-            </w:tcBorders>
-            <w:shd w:val="clear" w:color="auto" w:fill="FFFFFF"/>
-            <w:vAlign w:val="center"/>
-            <w:hideMark/>
-          </w:tcPr>
-          <w:p>
-            <w:proofErr w:type="spellStart"/>
-            <w:r>
-              <w:t>git</w:t>
-            </w:r>
-            <w:proofErr w:type="spellEnd"/>
-            <w:r>
-              <w:t xml:space="preserve"> </w:t>
-            </w:r>
-            <w:proofErr w:type="spellStart"/>
-            <w:r>
-              <w:t>rebase</w:t>
-            </w:r>
-            <w:proofErr w:type="spellEnd"/>
-            <w:r>
-              <w:t xml:space="preserve"> --</w:t>
-            </w:r>
-            <w:proofErr w:type="spellStart"/>
-            <w:r>
-              <w:t>continue</w:t>
-            </w:r>
-            <w:proofErr w:type="spellEnd"/>
-          </w:p>
-        </w:tc>
-        <w:tc>
-          <w:tcPr>
-            <w:tcW w:w="0" w:type="auto"/>
-            <w:tcBorders>
-              <w:top w:val="single" w:sz="2" w:space="0" w:color="E3E3E3"/>
-              <w:left w:val="single" w:sz="2" w:space="0" w:color="E3E3E3"/>
-              <w:bottom w:val="single" w:sz="6" w:space="0" w:color="E1E3EA"/>
-              <w:right w:val="single" w:sz="2" w:space="0" w:color="E3E3E3"/>
-            </w:tcBorders>
-            <w:shd w:val="clear" w:color="auto" w:fill="FFFFFF"/>
-            <w:vAlign w:val="center"/>
-            <w:hideMark/>
-          </w:tcPr>
-          <w:p>
-            <w:r>
-              <w:t xml:space="preserve">Setzt ein </w:t>
-            </w:r>
-            <w:proofErr w:type="spellStart"/>
+          </w:p>
+        </w:tc>
+        <w:tc>
+          <w:tcPr>
+            <w:tcW w:w="0" w:type="auto"/>
+            <w:tcBorders>
+              <w:top w:val="single" w:sz="2" w:space="0" w:color="E3E3E3"/>
+              <w:left w:val="single" w:sz="2" w:space="0" w:color="E3E3E3"/>
+              <w:bottom w:val="single" w:sz="6" w:space="0" w:color="E1E3EA"/>
+              <w:right w:val="single" w:sz="2" w:space="0" w:color="E3E3E3"/>
+            </w:tcBorders>
+            <w:shd w:val="clear" w:color="auto" w:fill="FFFFFF"/>
+            <w:vAlign w:val="center"/>
+            <w:hideMark/>
+          </w:tcPr>
+          <w:p>
+            <w:r>
+              <w:t>git rebase --continue</w:t>
+            </w:r>
+          </w:p>
+        </w:tc>
+        <w:tc>
+          <w:tcPr>
+            <w:tcW w:w="0" w:type="auto"/>
+            <w:tcBorders>
+              <w:top w:val="single" w:sz="2" w:space="0" w:color="E3E3E3"/>
+              <w:left w:val="single" w:sz="2" w:space="0" w:color="E3E3E3"/>
+              <w:bottom w:val="single" w:sz="6" w:space="0" w:color="E1E3EA"/>
+              <w:right w:val="single" w:sz="2" w:space="0" w:color="E3E3E3"/>
+            </w:tcBorders>
+            <w:shd w:val="clear" w:color="auto" w:fill="FFFFFF"/>
+            <w:vAlign w:val="center"/>
+            <w:hideMark/>
+          </w:tcPr>
+          <w:p>
+            <w:r>
+              <w:t>Setzt ein Rebase nach Konfliktlösung fort</w:t>
+            </w:r>
+          </w:p>
+        </w:tc>
+      </w:tr>
+      <w:tr>
+        <w:trPr>
+          <w:tblCellSpacing w:w="15" w:type="dxa"/>
+        </w:trPr>
+        <w:tc>
+          <w:tcPr>
+            <w:tcW w:w="0" w:type="auto"/>
+            <w:tcBorders>
+              <w:top w:val="single" w:sz="2" w:space="0" w:color="E3E3E3"/>
+              <w:left w:val="single" w:sz="2" w:space="0" w:color="E3E3E3"/>
+              <w:bottom w:val="single" w:sz="6" w:space="0" w:color="E1E3EA"/>
+              <w:right w:val="single" w:sz="2" w:space="0" w:color="E3E3E3"/>
+            </w:tcBorders>
+            <w:shd w:val="clear" w:color="auto" w:fill="FFFFFF"/>
+            <w:vAlign w:val="center"/>
+            <w:hideMark/>
+          </w:tcPr>
+          <w:p>
             <w:r>
               <w:t>Rebase</w:t>
             </w:r>
-            <w:proofErr w:type="spellEnd"/>
-            <w:r>
-              <w:t xml:space="preserve"> nach Konfliktlösung fort</w:t>
-            </w:r>
-          </w:p>
-        </w:tc>
-      </w:tr>
-      <w:tr>
-        <w:trPr>
-          <w:tblCellSpacing w:w="15" w:type="dxa"/>
-        </w:trPr>
-        <w:tc>
-          <w:tcPr>
-            <w:tcW w:w="0" w:type="auto"/>
-            <w:tcBorders>
-              <w:top w:val="single" w:sz="2" w:space="0" w:color="E3E3E3"/>
-              <w:left w:val="single" w:sz="2" w:space="0" w:color="E3E3E3"/>
-              <w:bottom w:val="single" w:sz="6" w:space="0" w:color="E1E3EA"/>
-              <w:right w:val="single" w:sz="2" w:space="0" w:color="E3E3E3"/>
-            </w:tcBorders>
-            <w:shd w:val="clear" w:color="auto" w:fill="FFFFFF"/>
-            <w:vAlign w:val="center"/>
-            <w:hideMark/>
-          </w:tcPr>
-          <w:p>
-            <w:proofErr w:type="spellStart"/>
+          </w:p>
+        </w:tc>
+        <w:tc>
+          <w:tcPr>
+            <w:tcW w:w="0" w:type="auto"/>
+            <w:tcBorders>
+              <w:top w:val="single" w:sz="2" w:space="0" w:color="E3E3E3"/>
+              <w:left w:val="single" w:sz="2" w:space="0" w:color="E3E3E3"/>
+              <w:bottom w:val="single" w:sz="6" w:space="0" w:color="E1E3EA"/>
+              <w:right w:val="single" w:sz="2" w:space="0" w:color="E3E3E3"/>
+            </w:tcBorders>
+            <w:shd w:val="clear" w:color="auto" w:fill="FFFFFF"/>
+            <w:vAlign w:val="center"/>
+            <w:hideMark/>
+          </w:tcPr>
+          <w:p>
+            <w:r>
+              <w:t>git rebase --abort</w:t>
+            </w:r>
+          </w:p>
+        </w:tc>
+        <w:tc>
+          <w:tcPr>
+            <w:tcW w:w="0" w:type="auto"/>
+            <w:tcBorders>
+              <w:top w:val="single" w:sz="2" w:space="0" w:color="E3E3E3"/>
+              <w:left w:val="single" w:sz="2" w:space="0" w:color="E3E3E3"/>
+              <w:bottom w:val="single" w:sz="6" w:space="0" w:color="E1E3EA"/>
+              <w:right w:val="single" w:sz="2" w:space="0" w:color="E3E3E3"/>
+            </w:tcBorders>
+            <w:shd w:val="clear" w:color="auto" w:fill="FFFFFF"/>
+            <w:vAlign w:val="center"/>
+            <w:hideMark/>
+          </w:tcPr>
+          <w:p>
+            <w:r>
+              <w:t>Bricht ein Rebase ab</w:t>
+            </w:r>
+          </w:p>
+        </w:tc>
+      </w:tr>
+      <w:tr>
+        <w:trPr>
+          <w:tblCellSpacing w:w="15" w:type="dxa"/>
+        </w:trPr>
+        <w:tc>
+          <w:tcPr>
+            <w:tcW w:w="0" w:type="auto"/>
+            <w:tcBorders>
+              <w:top w:val="single" w:sz="2" w:space="0" w:color="E3E3E3"/>
+              <w:left w:val="single" w:sz="2" w:space="0" w:color="E3E3E3"/>
+              <w:bottom w:val="single" w:sz="6" w:space="0" w:color="E1E3EA"/>
+              <w:right w:val="single" w:sz="2" w:space="0" w:color="E3E3E3"/>
+            </w:tcBorders>
+            <w:shd w:val="clear" w:color="auto" w:fill="FFFFFF"/>
+            <w:vAlign w:val="center"/>
+            <w:hideMark/>
+          </w:tcPr>
+          <w:p>
             <w:r>
               <w:t>Rebase</w:t>
             </w:r>
-            <w:proofErr w:type="spellEnd"/>
-          </w:p>
-        </w:tc>
-        <w:tc>
-          <w:tcPr>
-            <w:tcW w:w="0" w:type="auto"/>
-            <w:tcBorders>
-              <w:top w:val="single" w:sz="2" w:space="0" w:color="E3E3E3"/>
-              <w:left w:val="single" w:sz="2" w:space="0" w:color="E3E3E3"/>
-              <w:bottom w:val="single" w:sz="6" w:space="0" w:color="E1E3EA"/>
-              <w:right w:val="single" w:sz="2" w:space="0" w:color="E3E3E3"/>
-            </w:tcBorders>
-            <w:shd w:val="clear" w:color="auto" w:fill="FFFFFF"/>
-            <w:vAlign w:val="center"/>
-            <w:hideMark/>
-          </w:tcPr>
-          <w:p>
-            <w:proofErr w:type="spellStart"/>
-            <w:r>
-              <w:t>git</w:t>
-            </w:r>
-            <w:proofErr w:type="spellEnd"/>
-            <w:r>
-              <w:t xml:space="preserve"> </w:t>
-            </w:r>
-            <w:proofErr w:type="spellStart"/>
-            <w:r>
-              <w:t>rebase</w:t>
-            </w:r>
-            <w:proofErr w:type="spellEnd"/>
-            <w:r>
-              <w:t xml:space="preserve"> --</w:t>
-            </w:r>
-            <w:proofErr w:type="spellStart"/>
-            <w:r>
-              <w:t>abort</w:t>
-            </w:r>
-            <w:proofErr w:type="spellEnd"/>
-          </w:p>
-        </w:tc>
-        <w:tc>
-          <w:tcPr>
-            <w:tcW w:w="0" w:type="auto"/>
-            <w:tcBorders>
-              <w:top w:val="single" w:sz="2" w:space="0" w:color="E3E3E3"/>
-              <w:left w:val="single" w:sz="2" w:space="0" w:color="E3E3E3"/>
-              <w:bottom w:val="single" w:sz="6" w:space="0" w:color="E1E3EA"/>
-              <w:right w:val="single" w:sz="2" w:space="0" w:color="E3E3E3"/>
-            </w:tcBorders>
-            <w:shd w:val="clear" w:color="auto" w:fill="FFFFFF"/>
-            <w:vAlign w:val="center"/>
-            <w:hideMark/>
-          </w:tcPr>
-          <w:p>
-            <w:r>
-              <w:t xml:space="preserve">Bricht ein </w:t>
-            </w:r>
-            <w:proofErr w:type="spellStart"/>
-            <w:r>
-              <w:t>Rebase</w:t>
-            </w:r>
-            <w:proofErr w:type="spellEnd"/>
-            <w:r>
-              <w:t xml:space="preserve"> ab</w:t>
-            </w:r>
-          </w:p>
-        </w:tc>
-      </w:tr>
-      <w:tr>
-        <w:trPr>
-          <w:tblCellSpacing w:w="15" w:type="dxa"/>
-        </w:trPr>
-        <w:tc>
-          <w:tcPr>
-            <w:tcW w:w="0" w:type="auto"/>
-            <w:tcBorders>
-              <w:top w:val="single" w:sz="2" w:space="0" w:color="E3E3E3"/>
-              <w:left w:val="single" w:sz="2" w:space="0" w:color="E3E3E3"/>
-              <w:bottom w:val="single" w:sz="6" w:space="0" w:color="E1E3EA"/>
-              <w:right w:val="single" w:sz="2" w:space="0" w:color="E3E3E3"/>
-            </w:tcBorders>
-            <w:shd w:val="clear" w:color="auto" w:fill="FFFFFF"/>
-            <w:vAlign w:val="center"/>
-            <w:hideMark/>
-          </w:tcPr>
-          <w:p>
-            <w:proofErr w:type="spellStart"/>
-            <w:r>
-              <w:t>Rebase</w:t>
-            </w:r>
-            <w:proofErr w:type="spellEnd"/>
           </w:p>
         </w:tc>
         <w:tc>
@@ -4852,19 +3829,11 @@
                 <w:lang w:val="en-US"/>
               </w:rPr>
             </w:pPr>
-            <w:proofErr w:type="gramStart"/>
             <w:r>
               <w:rPr>
                 <w:lang w:val="en-US"/>
               </w:rPr>
-              <w:t>git</w:t>
-            </w:r>
-            <w:proofErr w:type="gramEnd"/>
-            <w:r>
-              <w:rPr>
-                <w:lang w:val="en-US"/>
-              </w:rPr>
-              <w:t xml:space="preserve"> cherry-pick &lt;commit-hash&gt;</w:t>
+              <w:t>git cherry-pick &lt;commit-hash&gt;</w:t>
             </w:r>
           </w:p>
         </w:tc>
@@ -4925,13 +3894,8 @@
             <w:hideMark/>
           </w:tcPr>
           <w:p>
-            <w:proofErr w:type="spellStart"/>
-            <w:r>
-              <w:t>git</w:t>
-            </w:r>
-            <w:proofErr w:type="spellEnd"/>
-            <w:r>
-              <w:t xml:space="preserve"> log</w:t>
+            <w:r>
+              <w:t>git log</w:t>
             </w:r>
           </w:p>
         </w:tc>
@@ -4992,19 +3956,9 @@
             <w:hideMark/>
           </w:tcPr>
           <w:p>
-            <w:proofErr w:type="spellStart"/>
-            <w:r>
-              <w:t>git</w:t>
-            </w:r>
-            <w:proofErr w:type="spellEnd"/>
-            <w:r>
-              <w:t xml:space="preserve"> log --</w:t>
-            </w:r>
-            <w:proofErr w:type="spellStart"/>
-            <w:r>
-              <w:t>oneline</w:t>
-            </w:r>
-            <w:proofErr w:type="spellEnd"/>
+            <w:r>
+              <w:t>git log --oneline</w:t>
+            </w:r>
           </w:p>
         </w:tc>
         <w:tc>
@@ -5073,48 +4027,26 @@
               <w:rPr>
                 <w:lang w:val="en-US"/>
               </w:rPr>
-              <w:t>git log --</w:t>
-            </w:r>
-            <w:proofErr w:type="spellStart"/>
-            <w:r>
-              <w:rPr>
-                <w:lang w:val="en-US"/>
-              </w:rPr>
-              <w:t>oneline</w:t>
-            </w:r>
-            <w:proofErr w:type="spellEnd"/>
-            <w:r>
-              <w:rPr>
-                <w:lang w:val="en-US"/>
-              </w:rPr>
-              <w:t xml:space="preserve"> --graph --decorate --all</w:t>
-            </w:r>
-          </w:p>
-        </w:tc>
-        <w:tc>
-          <w:tcPr>
-            <w:tcW w:w="0" w:type="auto"/>
-            <w:tcBorders>
-              <w:top w:val="single" w:sz="2" w:space="0" w:color="E3E3E3"/>
-              <w:left w:val="single" w:sz="2" w:space="0" w:color="E3E3E3"/>
-              <w:bottom w:val="single" w:sz="6" w:space="0" w:color="E1E3EA"/>
-              <w:right w:val="single" w:sz="2" w:space="0" w:color="E3E3E3"/>
-            </w:tcBorders>
-            <w:shd w:val="clear" w:color="auto" w:fill="FFFFFF"/>
-            <w:vAlign w:val="center"/>
-            <w:hideMark/>
-          </w:tcPr>
-          <w:p>
-            <w:r>
-              <w:t xml:space="preserve">Zeigt den Verlauf mit </w:t>
-            </w:r>
-            <w:proofErr w:type="spellStart"/>
-            <w:r>
-              <w:t>Branches</w:t>
-            </w:r>
-            <w:proofErr w:type="spellEnd"/>
-            <w:r>
-              <w:t xml:space="preserve"> grafisch an</w:t>
+              <w:t>git log --oneline --graph --decorate --all</w:t>
+            </w:r>
+          </w:p>
+        </w:tc>
+        <w:tc>
+          <w:tcPr>
+            <w:tcW w:w="0" w:type="auto"/>
+            <w:tcBorders>
+              <w:top w:val="single" w:sz="2" w:space="0" w:color="E3E3E3"/>
+              <w:left w:val="single" w:sz="2" w:space="0" w:color="E3E3E3"/>
+              <w:bottom w:val="single" w:sz="6" w:space="0" w:color="E1E3EA"/>
+              <w:right w:val="single" w:sz="2" w:space="0" w:color="E3E3E3"/>
+            </w:tcBorders>
+            <w:shd w:val="clear" w:color="auto" w:fill="FFFFFF"/>
+            <w:vAlign w:val="center"/>
+            <w:hideMark/>
+          </w:tcPr>
+          <w:p>
+            <w:r>
+              <w:t>Zeigt den Verlauf mit Branches grafisch an</w:t>
             </w:r>
           </w:p>
         </w:tc>
@@ -5156,40 +4088,27 @@
             <w:hideMark/>
           </w:tcPr>
           <w:p>
-            <w:proofErr w:type="spellStart"/>
-            <w:r>
-              <w:t>git</w:t>
-            </w:r>
-            <w:proofErr w:type="spellEnd"/>
-            <w:r>
-              <w:t xml:space="preserve"> log -5</w:t>
-            </w:r>
-          </w:p>
-        </w:tc>
-        <w:tc>
-          <w:tcPr>
-            <w:tcW w:w="0" w:type="auto"/>
-            <w:tcBorders>
-              <w:top w:val="single" w:sz="2" w:space="0" w:color="E3E3E3"/>
-              <w:left w:val="single" w:sz="2" w:space="0" w:color="E3E3E3"/>
-              <w:bottom w:val="single" w:sz="6" w:space="0" w:color="E1E3EA"/>
-              <w:right w:val="single" w:sz="2" w:space="0" w:color="E3E3E3"/>
-            </w:tcBorders>
-            <w:shd w:val="clear" w:color="auto" w:fill="FFFFFF"/>
-            <w:vAlign w:val="center"/>
-            <w:hideMark/>
-          </w:tcPr>
-          <w:p>
-            <w:r>
-              <w:t xml:space="preserve">Zeigt die letzten 5 </w:t>
-            </w:r>
-            <w:proofErr w:type="spellStart"/>
-            <w:r>
-              <w:t>Commits</w:t>
-            </w:r>
-            <w:proofErr w:type="spellEnd"/>
-            <w:r>
-              <w:t xml:space="preserve"> an</w:t>
+            <w:r>
+              <w:t>git log -5</w:t>
+            </w:r>
+          </w:p>
+        </w:tc>
+        <w:tc>
+          <w:tcPr>
+            <w:tcW w:w="0" w:type="auto"/>
+            <w:tcBorders>
+              <w:top w:val="single" w:sz="2" w:space="0" w:color="E3E3E3"/>
+              <w:left w:val="single" w:sz="2" w:space="0" w:color="E3E3E3"/>
+              <w:bottom w:val="single" w:sz="6" w:space="0" w:color="E1E3EA"/>
+              <w:right w:val="single" w:sz="2" w:space="0" w:color="E3E3E3"/>
+            </w:tcBorders>
+            <w:shd w:val="clear" w:color="auto" w:fill="FFFFFF"/>
+            <w:vAlign w:val="center"/>
+            <w:hideMark/>
+          </w:tcPr>
+          <w:p>
+            <w:r>
+              <w:t>Zeigt die letzten 5 Commits an</w:t>
             </w:r>
           </w:p>
         </w:tc>
@@ -5231,40 +4150,27 @@
             <w:hideMark/>
           </w:tcPr>
           <w:p>
-            <w:proofErr w:type="spellStart"/>
-            <w:r>
-              <w:t>git</w:t>
-            </w:r>
-            <w:proofErr w:type="spellEnd"/>
-            <w:r>
-              <w:t xml:space="preserve"> log -p</w:t>
-            </w:r>
-          </w:p>
-        </w:tc>
-        <w:tc>
-          <w:tcPr>
-            <w:tcW w:w="0" w:type="auto"/>
-            <w:tcBorders>
-              <w:top w:val="single" w:sz="2" w:space="0" w:color="E3E3E3"/>
-              <w:left w:val="single" w:sz="2" w:space="0" w:color="E3E3E3"/>
-              <w:bottom w:val="single" w:sz="6" w:space="0" w:color="E1E3EA"/>
-              <w:right w:val="single" w:sz="2" w:space="0" w:color="E3E3E3"/>
-            </w:tcBorders>
-            <w:shd w:val="clear" w:color="auto" w:fill="FFFFFF"/>
-            <w:vAlign w:val="center"/>
-            <w:hideMark/>
-          </w:tcPr>
-          <w:p>
-            <w:r>
-              <w:t xml:space="preserve">Zeigt </w:t>
-            </w:r>
-            <w:proofErr w:type="spellStart"/>
-            <w:r>
-              <w:t>Commits</w:t>
-            </w:r>
-            <w:proofErr w:type="spellEnd"/>
-            <w:r>
-              <w:t xml:space="preserve"> inklusive Änderungen an</w:t>
+            <w:r>
+              <w:t>git log -p</w:t>
+            </w:r>
+          </w:p>
+        </w:tc>
+        <w:tc>
+          <w:tcPr>
+            <w:tcW w:w="0" w:type="auto"/>
+            <w:tcBorders>
+              <w:top w:val="single" w:sz="2" w:space="0" w:color="E3E3E3"/>
+              <w:left w:val="single" w:sz="2" w:space="0" w:color="E3E3E3"/>
+              <w:bottom w:val="single" w:sz="6" w:space="0" w:color="E1E3EA"/>
+              <w:right w:val="single" w:sz="2" w:space="0" w:color="E3E3E3"/>
+            </w:tcBorders>
+            <w:shd w:val="clear" w:color="auto" w:fill="FFFFFF"/>
+            <w:vAlign w:val="center"/>
+            <w:hideMark/>
+          </w:tcPr>
+          <w:p>
+            <w:r>
+              <w:t>Zeigt Commits inklusive Änderungen an</w:t>
             </w:r>
           </w:p>
         </w:tc>
@@ -5306,29 +4212,8 @@
             <w:hideMark/>
           </w:tcPr>
           <w:p>
-            <w:proofErr w:type="spellStart"/>
-            <w:r>
-              <w:t>git</w:t>
-            </w:r>
-            <w:proofErr w:type="spellEnd"/>
-            <w:r>
-              <w:t xml:space="preserve"> </w:t>
-            </w:r>
-            <w:proofErr w:type="spellStart"/>
-            <w:r>
-              <w:t>show</w:t>
-            </w:r>
-            <w:proofErr w:type="spellEnd"/>
-            <w:r>
-              <w:t xml:space="preserve"> &lt;</w:t>
-            </w:r>
-            <w:proofErr w:type="spellStart"/>
-            <w:r>
-              <w:t>commit</w:t>
-            </w:r>
-            <w:proofErr w:type="spellEnd"/>
-            <w:r>
-              <w:t>-hash&gt;</w:t>
+            <w:r>
+              <w:t>git show &lt;commit-hash&gt;</w:t>
             </w:r>
           </w:p>
         </w:tc>
@@ -5390,111 +4275,70 @@
             <w:hideMark/>
           </w:tcPr>
           <w:p>
-            <w:proofErr w:type="spellStart"/>
-            <w:r>
-              <w:t>git</w:t>
-            </w:r>
-            <w:proofErr w:type="spellEnd"/>
-            <w:r>
-              <w:t xml:space="preserve"> </w:t>
-            </w:r>
-            <w:proofErr w:type="spellStart"/>
-            <w:r>
-              <w:t>blame</w:t>
-            </w:r>
-            <w:proofErr w:type="spellEnd"/>
-            <w:r>
-              <w:t xml:space="preserve"> &lt;</w:t>
-            </w:r>
-            <w:proofErr w:type="spellStart"/>
-            <w:r>
-              <w:t>datei</w:t>
-            </w:r>
-            <w:proofErr w:type="spellEnd"/>
-            <w:r>
-              <w:t>&gt;</w:t>
-            </w:r>
-          </w:p>
-        </w:tc>
-        <w:tc>
-          <w:tcPr>
-            <w:tcW w:w="0" w:type="auto"/>
-            <w:tcBorders>
-              <w:top w:val="single" w:sz="2" w:space="0" w:color="E3E3E3"/>
-              <w:left w:val="single" w:sz="2" w:space="0" w:color="E3E3E3"/>
-              <w:bottom w:val="single" w:sz="6" w:space="0" w:color="E1E3EA"/>
-              <w:right w:val="single" w:sz="2" w:space="0" w:color="E3E3E3"/>
-            </w:tcBorders>
-            <w:shd w:val="clear" w:color="auto" w:fill="FFFFFF"/>
-            <w:vAlign w:val="center"/>
-            <w:hideMark/>
-          </w:tcPr>
-          <w:p>
-            <w:r>
-              <w:t xml:space="preserve">Zeigt an, wer welche Zeile zuletzt </w:t>
-            </w:r>
-            <w:proofErr w:type="gramStart"/>
-            <w:r>
-              <w:t>geändert hat</w:t>
-            </w:r>
-            <w:proofErr w:type="gramEnd"/>
-          </w:p>
-        </w:tc>
-      </w:tr>
-      <w:tr>
-        <w:trPr>
-          <w:tblCellSpacing w:w="15" w:type="dxa"/>
-        </w:trPr>
-        <w:tc>
-          <w:tcPr>
-            <w:tcW w:w="0" w:type="auto"/>
-            <w:tcBorders>
-              <w:top w:val="single" w:sz="2" w:space="0" w:color="E3E3E3"/>
-              <w:left w:val="single" w:sz="2" w:space="0" w:color="E3E3E3"/>
-              <w:bottom w:val="single" w:sz="6" w:space="0" w:color="E1E3EA"/>
-              <w:right w:val="single" w:sz="2" w:space="0" w:color="E3E3E3"/>
-            </w:tcBorders>
-            <w:shd w:val="clear" w:color="auto" w:fill="FFFFFF"/>
-            <w:vAlign w:val="center"/>
-            <w:hideMark/>
-          </w:tcPr>
-          <w:p>
-            <w:proofErr w:type="spellStart"/>
+            <w:r>
+              <w:t>git blame &lt;datei&gt;</w:t>
+            </w:r>
+          </w:p>
+        </w:tc>
+        <w:tc>
+          <w:tcPr>
+            <w:tcW w:w="0" w:type="auto"/>
+            <w:tcBorders>
+              <w:top w:val="single" w:sz="2" w:space="0" w:color="E3E3E3"/>
+              <w:left w:val="single" w:sz="2" w:space="0" w:color="E3E3E3"/>
+              <w:bottom w:val="single" w:sz="6" w:space="0" w:color="E1E3EA"/>
+              <w:right w:val="single" w:sz="2" w:space="0" w:color="E3E3E3"/>
+            </w:tcBorders>
+            <w:shd w:val="clear" w:color="auto" w:fill="FFFFFF"/>
+            <w:vAlign w:val="center"/>
+            <w:hideMark/>
+          </w:tcPr>
+          <w:p>
+            <w:r>
+              <w:t>Zeigt an, wer welche Zeile zuletzt geändert hat</w:t>
+            </w:r>
+          </w:p>
+        </w:tc>
+      </w:tr>
+      <w:tr>
+        <w:trPr>
+          <w:tblCellSpacing w:w="15" w:type="dxa"/>
+        </w:trPr>
+        <w:tc>
+          <w:tcPr>
+            <w:tcW w:w="0" w:type="auto"/>
+            <w:tcBorders>
+              <w:top w:val="single" w:sz="2" w:space="0" w:color="E3E3E3"/>
+              <w:left w:val="single" w:sz="2" w:space="0" w:color="E3E3E3"/>
+              <w:bottom w:val="single" w:sz="6" w:space="0" w:color="E1E3EA"/>
+              <w:right w:val="single" w:sz="2" w:space="0" w:color="E3E3E3"/>
+            </w:tcBorders>
+            <w:shd w:val="clear" w:color="auto" w:fill="FFFFFF"/>
+            <w:vAlign w:val="center"/>
+            <w:hideMark/>
+          </w:tcPr>
+          <w:p>
             <w:r>
               <w:t>Undo</w:t>
             </w:r>
-            <w:proofErr w:type="spellEnd"/>
-          </w:p>
-        </w:tc>
-        <w:tc>
-          <w:tcPr>
-            <w:tcW w:w="0" w:type="auto"/>
-            <w:tcBorders>
-              <w:top w:val="single" w:sz="2" w:space="0" w:color="E3E3E3"/>
-              <w:left w:val="single" w:sz="2" w:space="0" w:color="E3E3E3"/>
-              <w:bottom w:val="single" w:sz="6" w:space="0" w:color="E1E3EA"/>
-              <w:right w:val="single" w:sz="2" w:space="0" w:color="E3E3E3"/>
-            </w:tcBorders>
-            <w:shd w:val="clear" w:color="auto" w:fill="FFFFFF"/>
-            <w:vAlign w:val="center"/>
-            <w:hideMark/>
-          </w:tcPr>
-          <w:p>
-            <w:proofErr w:type="spellStart"/>
-            <w:r>
-              <w:t>git</w:t>
-            </w:r>
-            <w:proofErr w:type="spellEnd"/>
-            <w:r>
-              <w:t xml:space="preserve"> restore &lt;</w:t>
-            </w:r>
-            <w:proofErr w:type="spellStart"/>
-            <w:r>
-              <w:t>datei</w:t>
-            </w:r>
-            <w:proofErr w:type="spellEnd"/>
-            <w:r>
-              <w:t>&gt;</w:t>
+          </w:p>
+        </w:tc>
+        <w:tc>
+          <w:tcPr>
+            <w:tcW w:w="0" w:type="auto"/>
+            <w:tcBorders>
+              <w:top w:val="single" w:sz="2" w:space="0" w:color="E3E3E3"/>
+              <w:left w:val="single" w:sz="2" w:space="0" w:color="E3E3E3"/>
+              <w:bottom w:val="single" w:sz="6" w:space="0" w:color="E1E3EA"/>
+              <w:right w:val="single" w:sz="2" w:space="0" w:color="E3E3E3"/>
+            </w:tcBorders>
+            <w:shd w:val="clear" w:color="auto" w:fill="FFFFFF"/>
+            <w:vAlign w:val="center"/>
+            <w:hideMark/>
+          </w:tcPr>
+          <w:p>
+            <w:r>
+              <w:t>git restore &lt;datei&gt;</w:t>
             </w:r>
           </w:p>
         </w:tc>
@@ -5536,143 +4380,89 @@
             <w:hideMark/>
           </w:tcPr>
           <w:p>
-            <w:proofErr w:type="spellStart"/>
             <w:r>
               <w:t>Undo</w:t>
             </w:r>
-            <w:proofErr w:type="spellEnd"/>
-          </w:p>
-        </w:tc>
-        <w:tc>
-          <w:tcPr>
-            <w:tcW w:w="0" w:type="auto"/>
-            <w:tcBorders>
-              <w:top w:val="single" w:sz="2" w:space="0" w:color="E3E3E3"/>
-              <w:left w:val="single" w:sz="2" w:space="0" w:color="E3E3E3"/>
-              <w:bottom w:val="single" w:sz="6" w:space="0" w:color="E1E3EA"/>
-              <w:right w:val="single" w:sz="2" w:space="0" w:color="E3E3E3"/>
-            </w:tcBorders>
-            <w:shd w:val="clear" w:color="auto" w:fill="FFFFFF"/>
-            <w:vAlign w:val="center"/>
-            <w:hideMark/>
-          </w:tcPr>
-          <w:p>
-            <w:proofErr w:type="spellStart"/>
-            <w:r>
-              <w:t>git</w:t>
-            </w:r>
-            <w:proofErr w:type="spellEnd"/>
-            <w:r>
-              <w:t xml:space="preserve"> restore --</w:t>
-            </w:r>
-            <w:proofErr w:type="spellStart"/>
-            <w:r>
-              <w:t>staged</w:t>
-            </w:r>
-            <w:proofErr w:type="spellEnd"/>
-            <w:r>
-              <w:t xml:space="preserve"> &lt;</w:t>
-            </w:r>
-            <w:proofErr w:type="spellStart"/>
-            <w:r>
-              <w:t>datei</w:t>
-            </w:r>
-            <w:proofErr w:type="spellEnd"/>
-            <w:r>
-              <w:t>&gt;</w:t>
-            </w:r>
-          </w:p>
-        </w:tc>
-        <w:tc>
-          <w:tcPr>
-            <w:tcW w:w="0" w:type="auto"/>
-            <w:tcBorders>
-              <w:top w:val="single" w:sz="2" w:space="0" w:color="E3E3E3"/>
-              <w:left w:val="single" w:sz="2" w:space="0" w:color="E3E3E3"/>
-              <w:bottom w:val="single" w:sz="6" w:space="0" w:color="E1E3EA"/>
-              <w:right w:val="single" w:sz="2" w:space="0" w:color="E3E3E3"/>
-            </w:tcBorders>
-            <w:shd w:val="clear" w:color="auto" w:fill="FFFFFF"/>
-            <w:vAlign w:val="center"/>
-            <w:hideMark/>
-          </w:tcPr>
-          <w:p>
-            <w:r>
-              <w:t xml:space="preserve">Entfernt eine Datei aus der </w:t>
-            </w:r>
-            <w:proofErr w:type="spellStart"/>
-            <w:r>
-              <w:t>Staging</w:t>
-            </w:r>
-            <w:proofErr w:type="spellEnd"/>
-            <w:r>
-              <w:t>-Area</w:t>
-            </w:r>
-          </w:p>
-        </w:tc>
-      </w:tr>
-      <w:tr>
-        <w:trPr>
-          <w:tblCellSpacing w:w="15" w:type="dxa"/>
-        </w:trPr>
-        <w:tc>
-          <w:tcPr>
-            <w:tcW w:w="0" w:type="auto"/>
-            <w:tcBorders>
-              <w:top w:val="single" w:sz="2" w:space="0" w:color="E3E3E3"/>
-              <w:left w:val="single" w:sz="2" w:space="0" w:color="E3E3E3"/>
-              <w:bottom w:val="single" w:sz="6" w:space="0" w:color="E1E3EA"/>
-              <w:right w:val="single" w:sz="2" w:space="0" w:color="E3E3E3"/>
-            </w:tcBorders>
-            <w:shd w:val="clear" w:color="auto" w:fill="FFFFFF"/>
-            <w:vAlign w:val="center"/>
-            <w:hideMark/>
-          </w:tcPr>
-          <w:p>
-            <w:proofErr w:type="spellStart"/>
+          </w:p>
+        </w:tc>
+        <w:tc>
+          <w:tcPr>
+            <w:tcW w:w="0" w:type="auto"/>
+            <w:tcBorders>
+              <w:top w:val="single" w:sz="2" w:space="0" w:color="E3E3E3"/>
+              <w:left w:val="single" w:sz="2" w:space="0" w:color="E3E3E3"/>
+              <w:bottom w:val="single" w:sz="6" w:space="0" w:color="E1E3EA"/>
+              <w:right w:val="single" w:sz="2" w:space="0" w:color="E3E3E3"/>
+            </w:tcBorders>
+            <w:shd w:val="clear" w:color="auto" w:fill="FFFFFF"/>
+            <w:vAlign w:val="center"/>
+            <w:hideMark/>
+          </w:tcPr>
+          <w:p>
+            <w:r>
+              <w:t>git restore --staged &lt;datei&gt;</w:t>
+            </w:r>
+          </w:p>
+        </w:tc>
+        <w:tc>
+          <w:tcPr>
+            <w:tcW w:w="0" w:type="auto"/>
+            <w:tcBorders>
+              <w:top w:val="single" w:sz="2" w:space="0" w:color="E3E3E3"/>
+              <w:left w:val="single" w:sz="2" w:space="0" w:color="E3E3E3"/>
+              <w:bottom w:val="single" w:sz="6" w:space="0" w:color="E1E3EA"/>
+              <w:right w:val="single" w:sz="2" w:space="0" w:color="E3E3E3"/>
+            </w:tcBorders>
+            <w:shd w:val="clear" w:color="auto" w:fill="FFFFFF"/>
+            <w:vAlign w:val="center"/>
+            <w:hideMark/>
+          </w:tcPr>
+          <w:p>
+            <w:r>
+              <w:t>Entfernt eine Datei aus der Staging-Area</w:t>
+            </w:r>
+          </w:p>
+        </w:tc>
+      </w:tr>
+      <w:tr>
+        <w:trPr>
+          <w:tblCellSpacing w:w="15" w:type="dxa"/>
+        </w:trPr>
+        <w:tc>
+          <w:tcPr>
+            <w:tcW w:w="0" w:type="auto"/>
+            <w:tcBorders>
+              <w:top w:val="single" w:sz="2" w:space="0" w:color="E3E3E3"/>
+              <w:left w:val="single" w:sz="2" w:space="0" w:color="E3E3E3"/>
+              <w:bottom w:val="single" w:sz="6" w:space="0" w:color="E1E3EA"/>
+              <w:right w:val="single" w:sz="2" w:space="0" w:color="E3E3E3"/>
+            </w:tcBorders>
+            <w:shd w:val="clear" w:color="auto" w:fill="FFFFFF"/>
+            <w:vAlign w:val="center"/>
+            <w:hideMark/>
+          </w:tcPr>
+          <w:p>
             <w:r>
               <w:t>Undo</w:t>
             </w:r>
-            <w:proofErr w:type="spellEnd"/>
-          </w:p>
-        </w:tc>
-        <w:tc>
-          <w:tcPr>
-            <w:tcW w:w="0" w:type="auto"/>
-            <w:tcBorders>
-              <w:top w:val="single" w:sz="2" w:space="0" w:color="E3E3E3"/>
-              <w:left w:val="single" w:sz="2" w:space="0" w:color="E3E3E3"/>
-              <w:bottom w:val="single" w:sz="6" w:space="0" w:color="E1E3EA"/>
-              <w:right w:val="single" w:sz="2" w:space="0" w:color="E3E3E3"/>
-            </w:tcBorders>
-            <w:shd w:val="clear" w:color="auto" w:fill="FFFFFF"/>
-            <w:vAlign w:val="center"/>
-            <w:hideMark/>
-          </w:tcPr>
-          <w:p>
-            <w:proofErr w:type="spellStart"/>
-            <w:r>
-              <w:t>git</w:t>
-            </w:r>
-            <w:proofErr w:type="spellEnd"/>
-            <w:r>
-              <w:t xml:space="preserve"> </w:t>
-            </w:r>
-            <w:proofErr w:type="spellStart"/>
-            <w:r>
-              <w:t>checkout</w:t>
-            </w:r>
-            <w:proofErr w:type="spellEnd"/>
-            <w:r>
-              <w:t xml:space="preserve"> -- &lt;</w:t>
-            </w:r>
-            <w:proofErr w:type="spellStart"/>
-            <w:r>
-              <w:t>datei</w:t>
-            </w:r>
-            <w:proofErr w:type="spellEnd"/>
-            <w:r>
-              <w:t>&gt;</w:t>
+          </w:p>
+        </w:tc>
+        <w:tc>
+          <w:tcPr>
+            <w:tcW w:w="0" w:type="auto"/>
+            <w:tcBorders>
+              <w:top w:val="single" w:sz="2" w:space="0" w:color="E3E3E3"/>
+              <w:left w:val="single" w:sz="2" w:space="0" w:color="E3E3E3"/>
+              <w:bottom w:val="single" w:sz="6" w:space="0" w:color="E1E3EA"/>
+              <w:right w:val="single" w:sz="2" w:space="0" w:color="E3E3E3"/>
+            </w:tcBorders>
+            <w:shd w:val="clear" w:color="auto" w:fill="FFFFFF"/>
+            <w:vAlign w:val="center"/>
+            <w:hideMark/>
+          </w:tcPr>
+          <w:p>
+            <w:r>
+              <w:t>git checkout -- &lt;datei&gt;</w:t>
             </w:r>
           </w:p>
         </w:tc>
@@ -5714,307 +4504,213 @@
             <w:hideMark/>
           </w:tcPr>
           <w:p>
-            <w:proofErr w:type="spellStart"/>
             <w:r>
               <w:t>Undo</w:t>
             </w:r>
-            <w:proofErr w:type="spellEnd"/>
-          </w:p>
-        </w:tc>
-        <w:tc>
-          <w:tcPr>
-            <w:tcW w:w="0" w:type="auto"/>
-            <w:tcBorders>
-              <w:top w:val="single" w:sz="2" w:space="0" w:color="E3E3E3"/>
-              <w:left w:val="single" w:sz="2" w:space="0" w:color="E3E3E3"/>
-              <w:bottom w:val="single" w:sz="6" w:space="0" w:color="E1E3EA"/>
-              <w:right w:val="single" w:sz="2" w:space="0" w:color="E3E3E3"/>
-            </w:tcBorders>
-            <w:shd w:val="clear" w:color="auto" w:fill="FFFFFF"/>
-            <w:vAlign w:val="center"/>
-            <w:hideMark/>
-          </w:tcPr>
-          <w:p>
-            <w:proofErr w:type="spellStart"/>
-            <w:r>
-              <w:t>git</w:t>
-            </w:r>
-            <w:proofErr w:type="spellEnd"/>
-            <w:r>
-              <w:t xml:space="preserve"> </w:t>
-            </w:r>
-            <w:proofErr w:type="spellStart"/>
-            <w:r>
-              <w:t>reset</w:t>
-            </w:r>
-            <w:proofErr w:type="spellEnd"/>
-            <w:r>
-              <w:t xml:space="preserve"> HEAD &lt;</w:t>
-            </w:r>
-            <w:proofErr w:type="spellStart"/>
-            <w:r>
-              <w:t>datei</w:t>
-            </w:r>
-            <w:proofErr w:type="spellEnd"/>
-            <w:r>
-              <w:t>&gt;</w:t>
-            </w:r>
-          </w:p>
-        </w:tc>
-        <w:tc>
-          <w:tcPr>
-            <w:tcW w:w="0" w:type="auto"/>
-            <w:tcBorders>
-              <w:top w:val="single" w:sz="2" w:space="0" w:color="E3E3E3"/>
-              <w:left w:val="single" w:sz="2" w:space="0" w:color="E3E3E3"/>
-              <w:bottom w:val="single" w:sz="6" w:space="0" w:color="E1E3EA"/>
-              <w:right w:val="single" w:sz="2" w:space="0" w:color="E3E3E3"/>
-            </w:tcBorders>
-            <w:shd w:val="clear" w:color="auto" w:fill="FFFFFF"/>
-            <w:vAlign w:val="center"/>
-            <w:hideMark/>
-          </w:tcPr>
-          <w:p>
-            <w:r>
-              <w:t xml:space="preserve">Alte Variante: Entfernt eine Datei aus der </w:t>
-            </w:r>
-            <w:proofErr w:type="spellStart"/>
-            <w:r>
-              <w:t>Staging</w:t>
-            </w:r>
-            <w:proofErr w:type="spellEnd"/>
-            <w:r>
-              <w:t>-Area</w:t>
-            </w:r>
-          </w:p>
-        </w:tc>
-      </w:tr>
-      <w:tr>
-        <w:trPr>
-          <w:tblCellSpacing w:w="15" w:type="dxa"/>
-        </w:trPr>
-        <w:tc>
-          <w:tcPr>
-            <w:tcW w:w="0" w:type="auto"/>
-            <w:tcBorders>
-              <w:top w:val="single" w:sz="2" w:space="0" w:color="E3E3E3"/>
-              <w:left w:val="single" w:sz="2" w:space="0" w:color="E3E3E3"/>
-              <w:bottom w:val="single" w:sz="6" w:space="0" w:color="E1E3EA"/>
-              <w:right w:val="single" w:sz="2" w:space="0" w:color="E3E3E3"/>
-            </w:tcBorders>
-            <w:shd w:val="clear" w:color="auto" w:fill="FFFFFF"/>
-            <w:vAlign w:val="center"/>
-            <w:hideMark/>
-          </w:tcPr>
-          <w:p>
-            <w:proofErr w:type="spellStart"/>
+          </w:p>
+        </w:tc>
+        <w:tc>
+          <w:tcPr>
+            <w:tcW w:w="0" w:type="auto"/>
+            <w:tcBorders>
+              <w:top w:val="single" w:sz="2" w:space="0" w:color="E3E3E3"/>
+              <w:left w:val="single" w:sz="2" w:space="0" w:color="E3E3E3"/>
+              <w:bottom w:val="single" w:sz="6" w:space="0" w:color="E1E3EA"/>
+              <w:right w:val="single" w:sz="2" w:space="0" w:color="E3E3E3"/>
+            </w:tcBorders>
+            <w:shd w:val="clear" w:color="auto" w:fill="FFFFFF"/>
+            <w:vAlign w:val="center"/>
+            <w:hideMark/>
+          </w:tcPr>
+          <w:p>
+            <w:r>
+              <w:t>git reset HEAD &lt;datei&gt;</w:t>
+            </w:r>
+          </w:p>
+        </w:tc>
+        <w:tc>
+          <w:tcPr>
+            <w:tcW w:w="0" w:type="auto"/>
+            <w:tcBorders>
+              <w:top w:val="single" w:sz="2" w:space="0" w:color="E3E3E3"/>
+              <w:left w:val="single" w:sz="2" w:space="0" w:color="E3E3E3"/>
+              <w:bottom w:val="single" w:sz="6" w:space="0" w:color="E1E3EA"/>
+              <w:right w:val="single" w:sz="2" w:space="0" w:color="E3E3E3"/>
+            </w:tcBorders>
+            <w:shd w:val="clear" w:color="auto" w:fill="FFFFFF"/>
+            <w:vAlign w:val="center"/>
+            <w:hideMark/>
+          </w:tcPr>
+          <w:p>
+            <w:r>
+              <w:t>Alte Variante: Entfernt eine Datei aus der Staging-Area</w:t>
+            </w:r>
+          </w:p>
+        </w:tc>
+      </w:tr>
+      <w:tr>
+        <w:trPr>
+          <w:tblCellSpacing w:w="15" w:type="dxa"/>
+        </w:trPr>
+        <w:tc>
+          <w:tcPr>
+            <w:tcW w:w="0" w:type="auto"/>
+            <w:tcBorders>
+              <w:top w:val="single" w:sz="2" w:space="0" w:color="E3E3E3"/>
+              <w:left w:val="single" w:sz="2" w:space="0" w:color="E3E3E3"/>
+              <w:bottom w:val="single" w:sz="6" w:space="0" w:color="E1E3EA"/>
+              <w:right w:val="single" w:sz="2" w:space="0" w:color="E3E3E3"/>
+            </w:tcBorders>
+            <w:shd w:val="clear" w:color="auto" w:fill="FFFFFF"/>
+            <w:vAlign w:val="center"/>
+            <w:hideMark/>
+          </w:tcPr>
+          <w:p>
             <w:r>
               <w:t>Undo</w:t>
             </w:r>
-            <w:proofErr w:type="spellEnd"/>
-          </w:p>
-        </w:tc>
-        <w:tc>
-          <w:tcPr>
-            <w:tcW w:w="0" w:type="auto"/>
-            <w:tcBorders>
-              <w:top w:val="single" w:sz="2" w:space="0" w:color="E3E3E3"/>
-              <w:left w:val="single" w:sz="2" w:space="0" w:color="E3E3E3"/>
-              <w:bottom w:val="single" w:sz="6" w:space="0" w:color="E1E3EA"/>
-              <w:right w:val="single" w:sz="2" w:space="0" w:color="E3E3E3"/>
-            </w:tcBorders>
-            <w:shd w:val="clear" w:color="auto" w:fill="FFFFFF"/>
-            <w:vAlign w:val="center"/>
-            <w:hideMark/>
-          </w:tcPr>
-          <w:p>
-            <w:proofErr w:type="spellStart"/>
-            <w:r>
-              <w:t>git</w:t>
-            </w:r>
-            <w:proofErr w:type="spellEnd"/>
-            <w:r>
-              <w:t xml:space="preserve"> </w:t>
-            </w:r>
-            <w:proofErr w:type="spellStart"/>
-            <w:r>
-              <w:t>reset</w:t>
-            </w:r>
-            <w:proofErr w:type="spellEnd"/>
-            <w:r>
-              <w:t xml:space="preserve"> --soft HEAD~1</w:t>
-            </w:r>
-          </w:p>
-        </w:tc>
-        <w:tc>
-          <w:tcPr>
-            <w:tcW w:w="0" w:type="auto"/>
-            <w:tcBorders>
-              <w:top w:val="single" w:sz="2" w:space="0" w:color="E3E3E3"/>
-              <w:left w:val="single" w:sz="2" w:space="0" w:color="E3E3E3"/>
-              <w:bottom w:val="single" w:sz="6" w:space="0" w:color="E1E3EA"/>
-              <w:right w:val="single" w:sz="2" w:space="0" w:color="E3E3E3"/>
-            </w:tcBorders>
-            <w:shd w:val="clear" w:color="auto" w:fill="FFFFFF"/>
-            <w:vAlign w:val="center"/>
-            <w:hideMark/>
-          </w:tcPr>
-          <w:p>
-            <w:r>
-              <w:t xml:space="preserve">Entfernt den letzten Commit, behält Änderungen </w:t>
-            </w:r>
-            <w:proofErr w:type="spellStart"/>
-            <w:r>
-              <w:t>staged</w:t>
-            </w:r>
-            <w:proofErr w:type="spellEnd"/>
-          </w:p>
-        </w:tc>
-      </w:tr>
-      <w:tr>
-        <w:trPr>
-          <w:tblCellSpacing w:w="15" w:type="dxa"/>
-        </w:trPr>
-        <w:tc>
-          <w:tcPr>
-            <w:tcW w:w="0" w:type="auto"/>
-            <w:tcBorders>
-              <w:top w:val="single" w:sz="2" w:space="0" w:color="E3E3E3"/>
-              <w:left w:val="single" w:sz="2" w:space="0" w:color="E3E3E3"/>
-              <w:bottom w:val="single" w:sz="6" w:space="0" w:color="E1E3EA"/>
-              <w:right w:val="single" w:sz="2" w:space="0" w:color="E3E3E3"/>
-            </w:tcBorders>
-            <w:shd w:val="clear" w:color="auto" w:fill="FFFFFF"/>
-            <w:vAlign w:val="center"/>
-            <w:hideMark/>
-          </w:tcPr>
-          <w:p>
-            <w:proofErr w:type="spellStart"/>
+          </w:p>
+        </w:tc>
+        <w:tc>
+          <w:tcPr>
+            <w:tcW w:w="0" w:type="auto"/>
+            <w:tcBorders>
+              <w:top w:val="single" w:sz="2" w:space="0" w:color="E3E3E3"/>
+              <w:left w:val="single" w:sz="2" w:space="0" w:color="E3E3E3"/>
+              <w:bottom w:val="single" w:sz="6" w:space="0" w:color="E1E3EA"/>
+              <w:right w:val="single" w:sz="2" w:space="0" w:color="E3E3E3"/>
+            </w:tcBorders>
+            <w:shd w:val="clear" w:color="auto" w:fill="FFFFFF"/>
+            <w:vAlign w:val="center"/>
+            <w:hideMark/>
+          </w:tcPr>
+          <w:p>
+            <w:r>
+              <w:t>git reset --soft HEAD~1</w:t>
+            </w:r>
+          </w:p>
+        </w:tc>
+        <w:tc>
+          <w:tcPr>
+            <w:tcW w:w="0" w:type="auto"/>
+            <w:tcBorders>
+              <w:top w:val="single" w:sz="2" w:space="0" w:color="E3E3E3"/>
+              <w:left w:val="single" w:sz="2" w:space="0" w:color="E3E3E3"/>
+              <w:bottom w:val="single" w:sz="6" w:space="0" w:color="E1E3EA"/>
+              <w:right w:val="single" w:sz="2" w:space="0" w:color="E3E3E3"/>
+            </w:tcBorders>
+            <w:shd w:val="clear" w:color="auto" w:fill="FFFFFF"/>
+            <w:vAlign w:val="center"/>
+            <w:hideMark/>
+          </w:tcPr>
+          <w:p>
+            <w:r>
+              <w:t>Entfernt den letzten Commit, behält Änderungen staged</w:t>
+            </w:r>
+          </w:p>
+        </w:tc>
+      </w:tr>
+      <w:tr>
+        <w:trPr>
+          <w:tblCellSpacing w:w="15" w:type="dxa"/>
+        </w:trPr>
+        <w:tc>
+          <w:tcPr>
+            <w:tcW w:w="0" w:type="auto"/>
+            <w:tcBorders>
+              <w:top w:val="single" w:sz="2" w:space="0" w:color="E3E3E3"/>
+              <w:left w:val="single" w:sz="2" w:space="0" w:color="E3E3E3"/>
+              <w:bottom w:val="single" w:sz="6" w:space="0" w:color="E1E3EA"/>
+              <w:right w:val="single" w:sz="2" w:space="0" w:color="E3E3E3"/>
+            </w:tcBorders>
+            <w:shd w:val="clear" w:color="auto" w:fill="FFFFFF"/>
+            <w:vAlign w:val="center"/>
+            <w:hideMark/>
+          </w:tcPr>
+          <w:p>
             <w:r>
               <w:t>Undo</w:t>
             </w:r>
-            <w:proofErr w:type="spellEnd"/>
-          </w:p>
-        </w:tc>
-        <w:tc>
-          <w:tcPr>
-            <w:tcW w:w="0" w:type="auto"/>
-            <w:tcBorders>
-              <w:top w:val="single" w:sz="2" w:space="0" w:color="E3E3E3"/>
-              <w:left w:val="single" w:sz="2" w:space="0" w:color="E3E3E3"/>
-              <w:bottom w:val="single" w:sz="6" w:space="0" w:color="E1E3EA"/>
-              <w:right w:val="single" w:sz="2" w:space="0" w:color="E3E3E3"/>
-            </w:tcBorders>
-            <w:shd w:val="clear" w:color="auto" w:fill="FFFFFF"/>
-            <w:vAlign w:val="center"/>
-            <w:hideMark/>
-          </w:tcPr>
-          <w:p>
-            <w:proofErr w:type="spellStart"/>
-            <w:r>
-              <w:t>git</w:t>
-            </w:r>
-            <w:proofErr w:type="spellEnd"/>
-            <w:r>
-              <w:t xml:space="preserve"> </w:t>
-            </w:r>
-            <w:proofErr w:type="spellStart"/>
-            <w:r>
-              <w:t>reset</w:t>
-            </w:r>
-            <w:proofErr w:type="spellEnd"/>
-            <w:r>
-              <w:t xml:space="preserve"> HEAD~1</w:t>
-            </w:r>
-          </w:p>
-        </w:tc>
-        <w:tc>
-          <w:tcPr>
-            <w:tcW w:w="0" w:type="auto"/>
-            <w:tcBorders>
-              <w:top w:val="single" w:sz="2" w:space="0" w:color="E3E3E3"/>
-              <w:left w:val="single" w:sz="2" w:space="0" w:color="E3E3E3"/>
-              <w:bottom w:val="single" w:sz="6" w:space="0" w:color="E1E3EA"/>
-              <w:right w:val="single" w:sz="2" w:space="0" w:color="E3E3E3"/>
-            </w:tcBorders>
-            <w:shd w:val="clear" w:color="auto" w:fill="FFFFFF"/>
-            <w:vAlign w:val="center"/>
-            <w:hideMark/>
-          </w:tcPr>
-          <w:p>
-            <w:r>
-              <w:t xml:space="preserve">Entfernt den letzten Commit, Änderungen bleiben </w:t>
-            </w:r>
-            <w:proofErr w:type="spellStart"/>
-            <w:r>
-              <w:t>unstaged</w:t>
-            </w:r>
-            <w:proofErr w:type="spellEnd"/>
-          </w:p>
-        </w:tc>
-      </w:tr>
-      <w:tr>
-        <w:trPr>
-          <w:tblCellSpacing w:w="15" w:type="dxa"/>
-        </w:trPr>
-        <w:tc>
-          <w:tcPr>
-            <w:tcW w:w="0" w:type="auto"/>
-            <w:tcBorders>
-              <w:top w:val="single" w:sz="2" w:space="0" w:color="E3E3E3"/>
-              <w:left w:val="single" w:sz="2" w:space="0" w:color="E3E3E3"/>
-              <w:bottom w:val="single" w:sz="6" w:space="0" w:color="E1E3EA"/>
-              <w:right w:val="single" w:sz="2" w:space="0" w:color="E3E3E3"/>
-            </w:tcBorders>
-            <w:shd w:val="clear" w:color="auto" w:fill="FFFFFF"/>
-            <w:vAlign w:val="center"/>
-            <w:hideMark/>
-          </w:tcPr>
-          <w:p>
-            <w:proofErr w:type="spellStart"/>
+          </w:p>
+        </w:tc>
+        <w:tc>
+          <w:tcPr>
+            <w:tcW w:w="0" w:type="auto"/>
+            <w:tcBorders>
+              <w:top w:val="single" w:sz="2" w:space="0" w:color="E3E3E3"/>
+              <w:left w:val="single" w:sz="2" w:space="0" w:color="E3E3E3"/>
+              <w:bottom w:val="single" w:sz="6" w:space="0" w:color="E1E3EA"/>
+              <w:right w:val="single" w:sz="2" w:space="0" w:color="E3E3E3"/>
+            </w:tcBorders>
+            <w:shd w:val="clear" w:color="auto" w:fill="FFFFFF"/>
+            <w:vAlign w:val="center"/>
+            <w:hideMark/>
+          </w:tcPr>
+          <w:p>
+            <w:r>
+              <w:t>git reset HEAD~1</w:t>
+            </w:r>
+          </w:p>
+        </w:tc>
+        <w:tc>
+          <w:tcPr>
+            <w:tcW w:w="0" w:type="auto"/>
+            <w:tcBorders>
+              <w:top w:val="single" w:sz="2" w:space="0" w:color="E3E3E3"/>
+              <w:left w:val="single" w:sz="2" w:space="0" w:color="E3E3E3"/>
+              <w:bottom w:val="single" w:sz="6" w:space="0" w:color="E1E3EA"/>
+              <w:right w:val="single" w:sz="2" w:space="0" w:color="E3E3E3"/>
+            </w:tcBorders>
+            <w:shd w:val="clear" w:color="auto" w:fill="FFFFFF"/>
+            <w:vAlign w:val="center"/>
+            <w:hideMark/>
+          </w:tcPr>
+          <w:p>
+            <w:r>
+              <w:t>Entfernt den letzten Commit, Änderungen bleiben unstaged</w:t>
+            </w:r>
+          </w:p>
+        </w:tc>
+      </w:tr>
+      <w:tr>
+        <w:trPr>
+          <w:tblCellSpacing w:w="15" w:type="dxa"/>
+        </w:trPr>
+        <w:tc>
+          <w:tcPr>
+            <w:tcW w:w="0" w:type="auto"/>
+            <w:tcBorders>
+              <w:top w:val="single" w:sz="2" w:space="0" w:color="E3E3E3"/>
+              <w:left w:val="single" w:sz="2" w:space="0" w:color="E3E3E3"/>
+              <w:bottom w:val="single" w:sz="6" w:space="0" w:color="E1E3EA"/>
+              <w:right w:val="single" w:sz="2" w:space="0" w:color="E3E3E3"/>
+            </w:tcBorders>
+            <w:shd w:val="clear" w:color="auto" w:fill="FFFFFF"/>
+            <w:vAlign w:val="center"/>
+            <w:hideMark/>
+          </w:tcPr>
+          <w:p>
             <w:r>
               <w:t>Undo</w:t>
             </w:r>
-            <w:proofErr w:type="spellEnd"/>
-          </w:p>
-        </w:tc>
-        <w:tc>
-          <w:tcPr>
-            <w:tcW w:w="0" w:type="auto"/>
-            <w:tcBorders>
-              <w:top w:val="single" w:sz="2" w:space="0" w:color="E3E3E3"/>
-              <w:left w:val="single" w:sz="2" w:space="0" w:color="E3E3E3"/>
-              <w:bottom w:val="single" w:sz="6" w:space="0" w:color="E1E3EA"/>
-              <w:right w:val="single" w:sz="2" w:space="0" w:color="E3E3E3"/>
-            </w:tcBorders>
-            <w:shd w:val="clear" w:color="auto" w:fill="FFFFFF"/>
-            <w:vAlign w:val="center"/>
-            <w:hideMark/>
-          </w:tcPr>
-          <w:p>
-            <w:proofErr w:type="spellStart"/>
-            <w:r>
-              <w:t>git</w:t>
-            </w:r>
-            <w:proofErr w:type="spellEnd"/>
-            <w:r>
-              <w:t xml:space="preserve"> </w:t>
-            </w:r>
-            <w:proofErr w:type="spellStart"/>
-            <w:r>
-              <w:t>reset</w:t>
-            </w:r>
-            <w:proofErr w:type="spellEnd"/>
-            <w:r>
-              <w:t xml:space="preserve"> --</w:t>
-            </w:r>
-            <w:proofErr w:type="spellStart"/>
-            <w:r>
-              <w:t>hard</w:t>
-            </w:r>
-            <w:proofErr w:type="spellEnd"/>
-            <w:r>
-              <w:t xml:space="preserve"> HEAD~1</w:t>
+          </w:p>
+        </w:tc>
+        <w:tc>
+          <w:tcPr>
+            <w:tcW w:w="0" w:type="auto"/>
+            <w:tcBorders>
+              <w:top w:val="single" w:sz="2" w:space="0" w:color="E3E3E3"/>
+              <w:left w:val="single" w:sz="2" w:space="0" w:color="E3E3E3"/>
+              <w:bottom w:val="single" w:sz="6" w:space="0" w:color="E1E3EA"/>
+              <w:right w:val="single" w:sz="2" w:space="0" w:color="E3E3E3"/>
+            </w:tcBorders>
+            <w:shd w:val="clear" w:color="auto" w:fill="FFFFFF"/>
+            <w:vAlign w:val="center"/>
+            <w:hideMark/>
+          </w:tcPr>
+          <w:p>
+            <w:r>
+              <w:t>git reset --hard HEAD~1</w:t>
             </w:r>
           </w:p>
         </w:tc>
@@ -6056,11 +4752,9 @@
             <w:hideMark/>
           </w:tcPr>
           <w:p>
-            <w:proofErr w:type="spellStart"/>
             <w:r>
               <w:t>Undo</w:t>
             </w:r>
-            <w:proofErr w:type="spellEnd"/>
           </w:p>
         </w:tc>
         <w:tc>
@@ -6128,50 +4822,27 @@
             <w:hideMark/>
           </w:tcPr>
           <w:p>
-            <w:proofErr w:type="spellStart"/>
             <w:r>
               <w:t>Undo</w:t>
             </w:r>
-            <w:proofErr w:type="spellEnd"/>
-          </w:p>
-        </w:tc>
-        <w:tc>
-          <w:tcPr>
-            <w:tcW w:w="0" w:type="auto"/>
-            <w:tcBorders>
-              <w:top w:val="single" w:sz="2" w:space="0" w:color="E3E3E3"/>
-              <w:left w:val="single" w:sz="2" w:space="0" w:color="E3E3E3"/>
-              <w:bottom w:val="single" w:sz="6" w:space="0" w:color="E1E3EA"/>
-              <w:right w:val="single" w:sz="2" w:space="0" w:color="E3E3E3"/>
-            </w:tcBorders>
-            <w:shd w:val="clear" w:color="auto" w:fill="FFFFFF"/>
-            <w:vAlign w:val="center"/>
-            <w:hideMark/>
-          </w:tcPr>
-          <w:p>
-            <w:proofErr w:type="spellStart"/>
-            <w:r>
-              <w:t>git</w:t>
-            </w:r>
-            <w:proofErr w:type="spellEnd"/>
-            <w:r>
-              <w:t xml:space="preserve"> </w:t>
-            </w:r>
-            <w:proofErr w:type="spellStart"/>
-            <w:r>
-              <w:t>revert</w:t>
-            </w:r>
-            <w:proofErr w:type="spellEnd"/>
-            <w:r>
-              <w:t xml:space="preserve"> &lt;</w:t>
-            </w:r>
-            <w:proofErr w:type="spellStart"/>
-            <w:r>
-              <w:t>commit</w:t>
-            </w:r>
-            <w:proofErr w:type="spellEnd"/>
-            <w:r>
-              <w:t>-hash&gt;</w:t>
+          </w:p>
+        </w:tc>
+        <w:tc>
+          <w:tcPr>
+            <w:tcW w:w="0" w:type="auto"/>
+            <w:tcBorders>
+              <w:top w:val="single" w:sz="2" w:space="0" w:color="E3E3E3"/>
+              <w:left w:val="single" w:sz="2" w:space="0" w:color="E3E3E3"/>
+              <w:bottom w:val="single" w:sz="6" w:space="0" w:color="E1E3EA"/>
+              <w:right w:val="single" w:sz="2" w:space="0" w:color="E3E3E3"/>
+            </w:tcBorders>
+            <w:shd w:val="clear" w:color="auto" w:fill="FFFFFF"/>
+            <w:vAlign w:val="center"/>
+            <w:hideMark/>
+          </w:tcPr>
+          <w:p>
+            <w:r>
+              <w:t>git revert &lt;commit-hash&gt;</w:t>
             </w:r>
           </w:p>
         </w:tc>
@@ -6213,40 +4884,28 @@
             <w:hideMark/>
           </w:tcPr>
           <w:p>
-            <w:proofErr w:type="spellStart"/>
             <w:r>
               <w:t>Undo</w:t>
             </w:r>
-            <w:proofErr w:type="spellEnd"/>
-          </w:p>
-        </w:tc>
-        <w:tc>
-          <w:tcPr>
-            <w:tcW w:w="0" w:type="auto"/>
-            <w:tcBorders>
-              <w:top w:val="single" w:sz="2" w:space="0" w:color="E3E3E3"/>
-              <w:left w:val="single" w:sz="2" w:space="0" w:color="E3E3E3"/>
-              <w:bottom w:val="single" w:sz="6" w:space="0" w:color="E1E3EA"/>
-              <w:right w:val="single" w:sz="2" w:space="0" w:color="E3E3E3"/>
-            </w:tcBorders>
-            <w:shd w:val="clear" w:color="auto" w:fill="FFFFFF"/>
-            <w:vAlign w:val="center"/>
-            <w:hideMark/>
-          </w:tcPr>
-          <w:p>
-            <w:proofErr w:type="spellStart"/>
-            <w:r>
-              <w:t>git</w:t>
-            </w:r>
-            <w:proofErr w:type="spellEnd"/>
-            <w:r>
-              <w:t xml:space="preserve"> </w:t>
-            </w:r>
-            <w:proofErr w:type="spellStart"/>
-            <w:r>
-              <w:t>reflog</w:t>
-            </w:r>
-            <w:proofErr w:type="spellEnd"/>
+          </w:p>
+        </w:tc>
+        <w:tc>
+          <w:tcPr>
+            <w:tcW w:w="0" w:type="auto"/>
+            <w:tcBorders>
+              <w:top w:val="single" w:sz="2" w:space="0" w:color="E3E3E3"/>
+              <w:left w:val="single" w:sz="2" w:space="0" w:color="E3E3E3"/>
+              <w:bottom w:val="single" w:sz="6" w:space="0" w:color="E1E3EA"/>
+              <w:right w:val="single" w:sz="2" w:space="0" w:color="E3E3E3"/>
+            </w:tcBorders>
+            <w:shd w:val="clear" w:color="auto" w:fill="FFFFFF"/>
+            <w:vAlign w:val="center"/>
+            <w:hideMark/>
+          </w:tcPr>
+          <w:p>
+            <w:r>
+              <w:t>git reflog</w:t>
+            </w:r>
           </w:p>
         </w:tc>
         <w:tc>
@@ -6306,19 +4965,9 @@
             <w:hideMark/>
           </w:tcPr>
           <w:p>
-            <w:proofErr w:type="spellStart"/>
-            <w:r>
-              <w:t>git</w:t>
-            </w:r>
-            <w:proofErr w:type="spellEnd"/>
-            <w:r>
-              <w:t xml:space="preserve"> </w:t>
-            </w:r>
-            <w:proofErr w:type="spellStart"/>
-            <w:r>
-              <w:t>stash</w:t>
-            </w:r>
-            <w:proofErr w:type="spellEnd"/>
+            <w:r>
+              <w:t>git stash</w:t>
+            </w:r>
           </w:p>
         </w:tc>
         <w:tc>
@@ -6378,21 +5027,8 @@
             <w:hideMark/>
           </w:tcPr>
           <w:p>
-            <w:proofErr w:type="spellStart"/>
-            <w:r>
-              <w:t>git</w:t>
-            </w:r>
-            <w:proofErr w:type="spellEnd"/>
-            <w:r>
-              <w:t xml:space="preserve"> </w:t>
-            </w:r>
-            <w:proofErr w:type="spellStart"/>
-            <w:r>
-              <w:t>stash</w:t>
-            </w:r>
-            <w:proofErr w:type="spellEnd"/>
-            <w:r>
-              <w:t xml:space="preserve"> push -m "Nachricht"</w:t>
+            <w:r>
+              <w:t>git stash push -m "Nachricht"</w:t>
             </w:r>
           </w:p>
         </w:tc>
@@ -6453,48 +5089,27 @@
             <w:hideMark/>
           </w:tcPr>
           <w:p>
-            <w:proofErr w:type="spellStart"/>
-            <w:r>
-              <w:t>git</w:t>
-            </w:r>
-            <w:proofErr w:type="spellEnd"/>
-            <w:r>
-              <w:t xml:space="preserve"> </w:t>
-            </w:r>
-            <w:proofErr w:type="spellStart"/>
-            <w:r>
-              <w:t>stash</w:t>
-            </w:r>
-            <w:proofErr w:type="spellEnd"/>
-            <w:r>
-              <w:t xml:space="preserve"> push -u -m "Nachricht"</w:t>
-            </w:r>
-          </w:p>
-        </w:tc>
-        <w:tc>
-          <w:tcPr>
-            <w:tcW w:w="0" w:type="auto"/>
-            <w:tcBorders>
-              <w:top w:val="single" w:sz="2" w:space="0" w:color="E3E3E3"/>
-              <w:left w:val="single" w:sz="2" w:space="0" w:color="E3E3E3"/>
-              <w:bottom w:val="single" w:sz="6" w:space="0" w:color="E1E3EA"/>
-              <w:right w:val="single" w:sz="2" w:space="0" w:color="E3E3E3"/>
-            </w:tcBorders>
-            <w:shd w:val="clear" w:color="auto" w:fill="FFFFFF"/>
-            <w:vAlign w:val="center"/>
-            <w:hideMark/>
-          </w:tcPr>
-          <w:p>
-            <w:r>
-              <w:t xml:space="preserve">Speichert auch neue, </w:t>
-            </w:r>
-            <w:proofErr w:type="spellStart"/>
-            <w:r>
-              <w:t>untracked</w:t>
-            </w:r>
-            <w:proofErr w:type="spellEnd"/>
-            <w:r>
-              <w:t xml:space="preserve"> Dateien</w:t>
+            <w:r>
+              <w:t>git stash push -u -m "Nachricht"</w:t>
+            </w:r>
+          </w:p>
+        </w:tc>
+        <w:tc>
+          <w:tcPr>
+            <w:tcW w:w="0" w:type="auto"/>
+            <w:tcBorders>
+              <w:top w:val="single" w:sz="2" w:space="0" w:color="E3E3E3"/>
+              <w:left w:val="single" w:sz="2" w:space="0" w:color="E3E3E3"/>
+              <w:bottom w:val="single" w:sz="6" w:space="0" w:color="E1E3EA"/>
+              <w:right w:val="single" w:sz="2" w:space="0" w:color="E3E3E3"/>
+            </w:tcBorders>
+            <w:shd w:val="clear" w:color="auto" w:fill="FFFFFF"/>
+            <w:vAlign w:val="center"/>
+            <w:hideMark/>
+          </w:tcPr>
+          <w:p>
+            <w:r>
+              <w:t>Speichert auch neue, untracked Dateien</w:t>
             </w:r>
           </w:p>
         </w:tc>
@@ -6536,53 +5151,27 @@
             <w:hideMark/>
           </w:tcPr>
           <w:p>
-            <w:proofErr w:type="spellStart"/>
-            <w:r>
-              <w:t>git</w:t>
-            </w:r>
-            <w:proofErr w:type="spellEnd"/>
-            <w:r>
-              <w:t xml:space="preserve"> </w:t>
-            </w:r>
-            <w:proofErr w:type="spellStart"/>
-            <w:r>
-              <w:t>stash</w:t>
-            </w:r>
-            <w:proofErr w:type="spellEnd"/>
-            <w:r>
-              <w:t xml:space="preserve"> </w:t>
-            </w:r>
-            <w:proofErr w:type="spellStart"/>
-            <w:r>
-              <w:t>list</w:t>
-            </w:r>
-            <w:proofErr w:type="spellEnd"/>
-          </w:p>
-        </w:tc>
-        <w:tc>
-          <w:tcPr>
-            <w:tcW w:w="0" w:type="auto"/>
-            <w:tcBorders>
-              <w:top w:val="single" w:sz="2" w:space="0" w:color="E3E3E3"/>
-              <w:left w:val="single" w:sz="2" w:space="0" w:color="E3E3E3"/>
-              <w:bottom w:val="single" w:sz="6" w:space="0" w:color="E1E3EA"/>
-              <w:right w:val="single" w:sz="2" w:space="0" w:color="E3E3E3"/>
-            </w:tcBorders>
-            <w:shd w:val="clear" w:color="auto" w:fill="FFFFFF"/>
-            <w:vAlign w:val="center"/>
-            <w:hideMark/>
-          </w:tcPr>
-          <w:p>
-            <w:r>
-              <w:t xml:space="preserve">Zeigt vorhandene </w:t>
-            </w:r>
-            <w:proofErr w:type="spellStart"/>
-            <w:r>
-              <w:t>Stashes</w:t>
-            </w:r>
-            <w:proofErr w:type="spellEnd"/>
-            <w:r>
-              <w:t xml:space="preserve"> an</w:t>
+            <w:r>
+              <w:t>git stash list</w:t>
+            </w:r>
+          </w:p>
+        </w:tc>
+        <w:tc>
+          <w:tcPr>
+            <w:tcW w:w="0" w:type="auto"/>
+            <w:tcBorders>
+              <w:top w:val="single" w:sz="2" w:space="0" w:color="E3E3E3"/>
+              <w:left w:val="single" w:sz="2" w:space="0" w:color="E3E3E3"/>
+              <w:bottom w:val="single" w:sz="6" w:space="0" w:color="E1E3EA"/>
+              <w:right w:val="single" w:sz="2" w:space="0" w:color="E3E3E3"/>
+            </w:tcBorders>
+            <w:shd w:val="clear" w:color="auto" w:fill="FFFFFF"/>
+            <w:vAlign w:val="center"/>
+            <w:hideMark/>
+          </w:tcPr>
+          <w:p>
+            <w:r>
+              <w:t>Zeigt vorhandene Stashes an</w:t>
             </w:r>
           </w:p>
         </w:tc>
@@ -6625,27 +5214,9 @@
             <w:hideMark/>
           </w:tcPr>
           <w:p>
-            <w:proofErr w:type="spellStart"/>
-            <w:r>
-              <w:t>git</w:t>
-            </w:r>
-            <w:proofErr w:type="spellEnd"/>
-            <w:r>
-              <w:t xml:space="preserve"> </w:t>
-            </w:r>
-            <w:proofErr w:type="spellStart"/>
-            <w:r>
-              <w:t>stash</w:t>
-            </w:r>
-            <w:proofErr w:type="spellEnd"/>
-            <w:r>
-              <w:t xml:space="preserve"> </w:t>
-            </w:r>
-            <w:proofErr w:type="spellStart"/>
-            <w:r>
-              <w:t>pop</w:t>
-            </w:r>
-            <w:proofErr w:type="spellEnd"/>
+            <w:r>
+              <w:t>git stash pop</w:t>
+            </w:r>
           </w:p>
         </w:tc>
         <w:tc>
@@ -6705,27 +5276,9 @@
             <w:hideMark/>
           </w:tcPr>
           <w:p>
-            <w:proofErr w:type="spellStart"/>
-            <w:r>
-              <w:t>git</w:t>
-            </w:r>
-            <w:proofErr w:type="spellEnd"/>
-            <w:r>
-              <w:t xml:space="preserve"> </w:t>
-            </w:r>
-            <w:proofErr w:type="spellStart"/>
-            <w:r>
-              <w:t>stash</w:t>
-            </w:r>
-            <w:proofErr w:type="spellEnd"/>
-            <w:r>
-              <w:t xml:space="preserve"> </w:t>
-            </w:r>
-            <w:proofErr w:type="spellStart"/>
-            <w:r>
-              <w:t>apply</w:t>
-            </w:r>
-            <w:proofErr w:type="spellEnd"/>
+            <w:r>
+              <w:t>git stash apply</w:t>
+            </w:r>
           </w:p>
         </w:tc>
         <w:tc>
@@ -6785,42 +5338,8 @@
             <w:hideMark/>
           </w:tcPr>
           <w:p>
-            <w:proofErr w:type="spellStart"/>
-            <w:r>
-              <w:t>git</w:t>
-            </w:r>
-            <w:proofErr w:type="spellEnd"/>
-            <w:r>
-              <w:t xml:space="preserve"> </w:t>
-            </w:r>
-            <w:proofErr w:type="spellStart"/>
-            <w:r>
-              <w:t>stash</w:t>
-            </w:r>
-            <w:proofErr w:type="spellEnd"/>
-            <w:r>
-              <w:t xml:space="preserve"> </w:t>
-            </w:r>
-            <w:proofErr w:type="spellStart"/>
-            <w:r>
-              <w:t>apply</w:t>
-            </w:r>
-            <w:proofErr w:type="spellEnd"/>
-            <w:r>
-              <w:t xml:space="preserve"> </w:t>
-            </w:r>
-            <w:proofErr w:type="spellStart"/>
-            <w:r>
-              <w:t>stash</w:t>
-            </w:r>
-            <w:proofErr w:type="spellEnd"/>
-            <w:proofErr w:type="gramStart"/>
-            <w:r>
-              <w:t>@{</w:t>
-            </w:r>
-            <w:proofErr w:type="gramEnd"/>
-            <w:r>
-              <w:t>0}</w:t>
+            <w:r>
+              <w:t>git stash apply stash@{0}</w:t>
             </w:r>
           </w:p>
         </w:tc>
@@ -6881,27 +5400,9 @@
             <w:hideMark/>
           </w:tcPr>
           <w:p>
-            <w:proofErr w:type="spellStart"/>
-            <w:r>
-              <w:t>git</w:t>
-            </w:r>
-            <w:proofErr w:type="spellEnd"/>
-            <w:r>
-              <w:t xml:space="preserve"> </w:t>
-            </w:r>
-            <w:proofErr w:type="spellStart"/>
-            <w:r>
-              <w:t>stash</w:t>
-            </w:r>
-            <w:proofErr w:type="spellEnd"/>
-            <w:r>
-              <w:t xml:space="preserve"> </w:t>
-            </w:r>
-            <w:proofErr w:type="spellStart"/>
-            <w:r>
-              <w:t>drop</w:t>
-            </w:r>
-            <w:proofErr w:type="spellEnd"/>
+            <w:r>
+              <w:t>git stash drop</w:t>
+            </w:r>
           </w:p>
         </w:tc>
         <w:tc>
@@ -6961,51 +5462,28 @@
             <w:hideMark/>
           </w:tcPr>
           <w:p>
-            <w:proofErr w:type="spellStart"/>
-            <w:r>
-              <w:t>git</w:t>
-            </w:r>
-            <w:proofErr w:type="spellEnd"/>
-            <w:r>
-              <w:t xml:space="preserve"> </w:t>
-            </w:r>
-            <w:proofErr w:type="spellStart"/>
-            <w:r>
-              <w:t>stash</w:t>
-            </w:r>
-            <w:proofErr w:type="spellEnd"/>
-            <w:r>
-              <w:t xml:space="preserve"> </w:t>
-            </w:r>
-            <w:proofErr w:type="spellStart"/>
-            <w:r>
-              <w:t>clear</w:t>
-            </w:r>
-            <w:proofErr w:type="spellEnd"/>
-          </w:p>
-        </w:tc>
-        <w:tc>
-          <w:tcPr>
-            <w:tcW w:w="0" w:type="auto"/>
-            <w:tcBorders>
-              <w:top w:val="single" w:sz="2" w:space="0" w:color="E3E3E3"/>
-              <w:left w:val="single" w:sz="2" w:space="0" w:color="E3E3E3"/>
-              <w:bottom w:val="single" w:sz="6" w:space="0" w:color="E1E3EA"/>
-              <w:right w:val="single" w:sz="2" w:space="0" w:color="E3E3E3"/>
-            </w:tcBorders>
-            <w:shd w:val="clear" w:color="auto" w:fill="FFFFFF"/>
-            <w:vAlign w:val="center"/>
-            <w:hideMark/>
-          </w:tcPr>
-          <w:p>
-            <w:r>
-              <w:t xml:space="preserve">Löscht alle </w:t>
-            </w:r>
-            <w:proofErr w:type="spellStart"/>
-            <w:r>
-              <w:t>Stashes</w:t>
-            </w:r>
-            <w:proofErr w:type="spellEnd"/>
+            <w:r>
+              <w:t>git stash clear</w:t>
+            </w:r>
+          </w:p>
+        </w:tc>
+        <w:tc>
+          <w:tcPr>
+            <w:tcW w:w="0" w:type="auto"/>
+            <w:tcBorders>
+              <w:top w:val="single" w:sz="2" w:space="0" w:color="E3E3E3"/>
+              <w:left w:val="single" w:sz="2" w:space="0" w:color="E3E3E3"/>
+              <w:bottom w:val="single" w:sz="6" w:space="0" w:color="E1E3EA"/>
+              <w:right w:val="single" w:sz="2" w:space="0" w:color="E3E3E3"/>
+            </w:tcBorders>
+            <w:shd w:val="clear" w:color="auto" w:fill="FFFFFF"/>
+            <w:vAlign w:val="center"/>
+            <w:hideMark/>
+          </w:tcPr>
+          <w:p>
+            <w:r>
+              <w:t>Löscht alle Stashes</w:t>
+            </w:r>
           </w:p>
         </w:tc>
       </w:tr>
@@ -7046,56 +5524,27 @@
             <w:hideMark/>
           </w:tcPr>
           <w:p>
-            <w:proofErr w:type="spellStart"/>
-            <w:r>
-              <w:t>git</w:t>
-            </w:r>
-            <w:proofErr w:type="spellEnd"/>
-            <w:r>
-              <w:t xml:space="preserve"> </w:t>
-            </w:r>
-            <w:proofErr w:type="spellStart"/>
-            <w:r>
-              <w:t>rm</w:t>
-            </w:r>
-            <w:proofErr w:type="spellEnd"/>
-            <w:r>
-              <w:t xml:space="preserve"> &lt;</w:t>
-            </w:r>
-            <w:proofErr w:type="spellStart"/>
-            <w:r>
-              <w:t>datei</w:t>
-            </w:r>
-            <w:proofErr w:type="spellEnd"/>
-            <w:r>
-              <w:t>&gt;</w:t>
-            </w:r>
-          </w:p>
-        </w:tc>
-        <w:tc>
-          <w:tcPr>
-            <w:tcW w:w="0" w:type="auto"/>
-            <w:tcBorders>
-              <w:top w:val="single" w:sz="2" w:space="0" w:color="E3E3E3"/>
-              <w:left w:val="single" w:sz="2" w:space="0" w:color="E3E3E3"/>
-              <w:bottom w:val="single" w:sz="6" w:space="0" w:color="E1E3EA"/>
-              <w:right w:val="single" w:sz="2" w:space="0" w:color="E3E3E3"/>
-            </w:tcBorders>
-            <w:shd w:val="clear" w:color="auto" w:fill="FFFFFF"/>
-            <w:vAlign w:val="center"/>
-            <w:hideMark/>
-          </w:tcPr>
-          <w:p>
-            <w:r>
-              <w:t xml:space="preserve">Löscht eine Datei und merkt die Löschung für </w:t>
-            </w:r>
-            <w:proofErr w:type="spellStart"/>
-            <w:r>
-              <w:t>Git</w:t>
-            </w:r>
-            <w:proofErr w:type="spellEnd"/>
-            <w:r>
-              <w:t xml:space="preserve"> vor</w:t>
+            <w:r>
+              <w:t>git rm &lt;datei&gt;</w:t>
+            </w:r>
+          </w:p>
+        </w:tc>
+        <w:tc>
+          <w:tcPr>
+            <w:tcW w:w="0" w:type="auto"/>
+            <w:tcBorders>
+              <w:top w:val="single" w:sz="2" w:space="0" w:color="E3E3E3"/>
+              <w:left w:val="single" w:sz="2" w:space="0" w:color="E3E3E3"/>
+              <w:bottom w:val="single" w:sz="6" w:space="0" w:color="E1E3EA"/>
+              <w:right w:val="single" w:sz="2" w:space="0" w:color="E3E3E3"/>
+            </w:tcBorders>
+            <w:shd w:val="clear" w:color="auto" w:fill="FFFFFF"/>
+            <w:vAlign w:val="center"/>
+            <w:hideMark/>
+          </w:tcPr>
+          <w:p>
+            <w:r>
+              <w:t>Löscht eine Datei und merkt die Löschung für Git vor</w:t>
             </w:r>
           </w:p>
         </w:tc>
@@ -7137,64 +5586,27 @@
             <w:hideMark/>
           </w:tcPr>
           <w:p>
-            <w:proofErr w:type="spellStart"/>
-            <w:r>
-              <w:t>git</w:t>
-            </w:r>
-            <w:proofErr w:type="spellEnd"/>
-            <w:r>
-              <w:t xml:space="preserve"> </w:t>
-            </w:r>
-            <w:proofErr w:type="spellStart"/>
-            <w:r>
-              <w:t>rm</w:t>
-            </w:r>
-            <w:proofErr w:type="spellEnd"/>
-            <w:r>
-              <w:t xml:space="preserve"> --</w:t>
-            </w:r>
-            <w:proofErr w:type="spellStart"/>
-            <w:r>
-              <w:t>cached</w:t>
-            </w:r>
-            <w:proofErr w:type="spellEnd"/>
-            <w:r>
-              <w:t xml:space="preserve"> &lt;</w:t>
-            </w:r>
-            <w:proofErr w:type="spellStart"/>
-            <w:r>
-              <w:t>datei</w:t>
-            </w:r>
-            <w:proofErr w:type="spellEnd"/>
-            <w:r>
-              <w:t>&gt;</w:t>
-            </w:r>
-          </w:p>
-        </w:tc>
-        <w:tc>
-          <w:tcPr>
-            <w:tcW w:w="0" w:type="auto"/>
-            <w:tcBorders>
-              <w:top w:val="single" w:sz="2" w:space="0" w:color="E3E3E3"/>
-              <w:left w:val="single" w:sz="2" w:space="0" w:color="E3E3E3"/>
-              <w:bottom w:val="single" w:sz="6" w:space="0" w:color="E1E3EA"/>
-              <w:right w:val="single" w:sz="2" w:space="0" w:color="E3E3E3"/>
-            </w:tcBorders>
-            <w:shd w:val="clear" w:color="auto" w:fill="FFFFFF"/>
-            <w:vAlign w:val="center"/>
-            <w:hideMark/>
-          </w:tcPr>
-          <w:p>
-            <w:r>
-              <w:t xml:space="preserve">Entfernt eine Datei aus </w:t>
-            </w:r>
-            <w:proofErr w:type="spellStart"/>
-            <w:r>
-              <w:t>Git</w:t>
-            </w:r>
-            <w:proofErr w:type="spellEnd"/>
-            <w:r>
-              <w:t>, behält sie aber lokal</w:t>
+            <w:r>
+              <w:t>git rm --cached &lt;datei&gt;</w:t>
+            </w:r>
+          </w:p>
+        </w:tc>
+        <w:tc>
+          <w:tcPr>
+            <w:tcW w:w="0" w:type="auto"/>
+            <w:tcBorders>
+              <w:top w:val="single" w:sz="2" w:space="0" w:color="E3E3E3"/>
+              <w:left w:val="single" w:sz="2" w:space="0" w:color="E3E3E3"/>
+              <w:bottom w:val="single" w:sz="6" w:space="0" w:color="E1E3EA"/>
+              <w:right w:val="single" w:sz="2" w:space="0" w:color="E3E3E3"/>
+            </w:tcBorders>
+            <w:shd w:val="clear" w:color="auto" w:fill="FFFFFF"/>
+            <w:vAlign w:val="center"/>
+            <w:hideMark/>
+          </w:tcPr>
+          <w:p>
+            <w:r>
+              <w:t>Entfernt eine Datei aus Git, behält sie aber lokal</w:t>
             </w:r>
           </w:p>
         </w:tc>
@@ -7236,40 +5648,27 @@
             <w:hideMark/>
           </w:tcPr>
           <w:p>
-            <w:proofErr w:type="spellStart"/>
-            <w:r>
-              <w:t>git</w:t>
-            </w:r>
-            <w:proofErr w:type="spellEnd"/>
-            <w:r>
-              <w:t xml:space="preserve"> mv &lt;alte-datei&gt; &lt;neue-datei&gt;</w:t>
-            </w:r>
-          </w:p>
-        </w:tc>
-        <w:tc>
-          <w:tcPr>
-            <w:tcW w:w="0" w:type="auto"/>
-            <w:tcBorders>
-              <w:top w:val="single" w:sz="2" w:space="0" w:color="E3E3E3"/>
-              <w:left w:val="single" w:sz="2" w:space="0" w:color="E3E3E3"/>
-              <w:bottom w:val="single" w:sz="6" w:space="0" w:color="E1E3EA"/>
-              <w:right w:val="single" w:sz="2" w:space="0" w:color="E3E3E3"/>
-            </w:tcBorders>
-            <w:shd w:val="clear" w:color="auto" w:fill="FFFFFF"/>
-            <w:vAlign w:val="center"/>
-            <w:hideMark/>
-          </w:tcPr>
-          <w:p>
-            <w:r>
-              <w:t xml:space="preserve">Benennt eine Datei um und merkt es für </w:t>
-            </w:r>
-            <w:proofErr w:type="spellStart"/>
-            <w:r>
-              <w:t>Git</w:t>
-            </w:r>
-            <w:proofErr w:type="spellEnd"/>
-            <w:r>
-              <w:t xml:space="preserve"> vor</w:t>
+            <w:r>
+              <w:t>git mv &lt;alte-datei&gt; &lt;neue-datei&gt;</w:t>
+            </w:r>
+          </w:p>
+        </w:tc>
+        <w:tc>
+          <w:tcPr>
+            <w:tcW w:w="0" w:type="auto"/>
+            <w:tcBorders>
+              <w:top w:val="single" w:sz="2" w:space="0" w:color="E3E3E3"/>
+              <w:left w:val="single" w:sz="2" w:space="0" w:color="E3E3E3"/>
+              <w:bottom w:val="single" w:sz="6" w:space="0" w:color="E1E3EA"/>
+              <w:right w:val="single" w:sz="2" w:space="0" w:color="E3E3E3"/>
+            </w:tcBorders>
+            <w:shd w:val="clear" w:color="auto" w:fill="FFFFFF"/>
+            <w:vAlign w:val="center"/>
+            <w:hideMark/>
+          </w:tcPr>
+          <w:p>
+            <w:r>
+              <w:t>Benennt eine Datei um und merkt es für Git vor</w:t>
             </w:r>
           </w:p>
         </w:tc>
@@ -7311,38 +5710,28 @@
             <w:hideMark/>
           </w:tcPr>
           <w:p>
-            <w:proofErr w:type="spellStart"/>
-            <w:r>
-              <w:t>git</w:t>
-            </w:r>
-            <w:proofErr w:type="spellEnd"/>
-            <w:r>
-              <w:t xml:space="preserve"> clean -n</w:t>
-            </w:r>
-          </w:p>
-        </w:tc>
-        <w:tc>
-          <w:tcPr>
-            <w:tcW w:w="0" w:type="auto"/>
-            <w:tcBorders>
-              <w:top w:val="single" w:sz="2" w:space="0" w:color="E3E3E3"/>
-              <w:left w:val="single" w:sz="2" w:space="0" w:color="E3E3E3"/>
-              <w:bottom w:val="single" w:sz="6" w:space="0" w:color="E1E3EA"/>
-              <w:right w:val="single" w:sz="2" w:space="0" w:color="E3E3E3"/>
-            </w:tcBorders>
-            <w:shd w:val="clear" w:color="auto" w:fill="FFFFFF"/>
-            <w:vAlign w:val="center"/>
-            <w:hideMark/>
-          </w:tcPr>
-          <w:p>
-            <w:r>
-              <w:t xml:space="preserve">Zeigt nicht getrackte Dateien, die gelöscht werden </w:t>
-            </w:r>
-            <w:proofErr w:type="gramStart"/>
-            <w:r>
-              <w:t>könnten</w:t>
-            </w:r>
-            <w:proofErr w:type="gramEnd"/>
+            <w:r>
+              <w:t>git clean -n</w:t>
+            </w:r>
+          </w:p>
+        </w:tc>
+        <w:tc>
+          <w:tcPr>
+            <w:tcW w:w="0" w:type="auto"/>
+            <w:tcBorders>
+              <w:top w:val="single" w:sz="2" w:space="0" w:color="E3E3E3"/>
+              <w:left w:val="single" w:sz="2" w:space="0" w:color="E3E3E3"/>
+              <w:bottom w:val="single" w:sz="6" w:space="0" w:color="E1E3EA"/>
+              <w:right w:val="single" w:sz="2" w:space="0" w:color="E3E3E3"/>
+            </w:tcBorders>
+            <w:shd w:val="clear" w:color="auto" w:fill="FFFFFF"/>
+            <w:vAlign w:val="center"/>
+            <w:hideMark/>
+          </w:tcPr>
+          <w:p>
+            <w:r>
+              <w:t>Zeigt nicht getrackte Dateien, die gelöscht werden könnten</w:t>
+            </w:r>
           </w:p>
         </w:tc>
       </w:tr>
@@ -7383,13 +5772,8 @@
             <w:hideMark/>
           </w:tcPr>
           <w:p>
-            <w:proofErr w:type="spellStart"/>
-            <w:r>
-              <w:t>git</w:t>
-            </w:r>
-            <w:proofErr w:type="spellEnd"/>
-            <w:r>
-              <w:t xml:space="preserve"> clean -f</w:t>
+            <w:r>
+              <w:t>git clean -f</w:t>
             </w:r>
           </w:p>
         </w:tc>
@@ -7450,19 +5834,9 @@
             <w:hideMark/>
           </w:tcPr>
           <w:p>
-            <w:proofErr w:type="spellStart"/>
-            <w:r>
-              <w:t>git</w:t>
-            </w:r>
-            <w:proofErr w:type="spellEnd"/>
-            <w:r>
-              <w:t xml:space="preserve"> clean -</w:t>
-            </w:r>
-            <w:proofErr w:type="spellStart"/>
-            <w:r>
-              <w:t>fd</w:t>
-            </w:r>
-            <w:proofErr w:type="spellEnd"/>
+            <w:r>
+              <w:t>git clean -fd</w:t>
+            </w:r>
           </w:p>
         </w:tc>
         <w:tc>
@@ -7522,13 +5896,8 @@
             <w:hideMark/>
           </w:tcPr>
           <w:p>
-            <w:proofErr w:type="spellStart"/>
-            <w:r>
-              <w:t>git</w:t>
-            </w:r>
-            <w:proofErr w:type="spellEnd"/>
-            <w:r>
-              <w:t xml:space="preserve"> tag</w:t>
+            <w:r>
+              <w:t>git tag</w:t>
             </w:r>
           </w:p>
         </w:tc>
@@ -7589,13 +5958,8 @@
             <w:hideMark/>
           </w:tcPr>
           <w:p>
-            <w:proofErr w:type="spellStart"/>
-            <w:r>
-              <w:t>git</w:t>
-            </w:r>
-            <w:proofErr w:type="spellEnd"/>
-            <w:r>
-              <w:t xml:space="preserve"> tag v1.0.0</w:t>
+            <w:r>
+              <w:t>git tag v1.0.0</w:t>
             </w:r>
           </w:p>
         </w:tc>
@@ -7656,13 +6020,8 @@
             <w:hideMark/>
           </w:tcPr>
           <w:p>
-            <w:proofErr w:type="spellStart"/>
-            <w:r>
-              <w:t>git</w:t>
-            </w:r>
-            <w:proofErr w:type="spellEnd"/>
-            <w:r>
-              <w:t xml:space="preserve"> tag -a v1.0.0 -m "Version 1.0.0"</w:t>
+            <w:r>
+              <w:t>git tag -a v1.0.0 -m "Version 1.0.0"</w:t>
             </w:r>
           </w:p>
         </w:tc>
@@ -7723,21 +6082,8 @@
             <w:hideMark/>
           </w:tcPr>
           <w:p>
-            <w:proofErr w:type="spellStart"/>
-            <w:r>
-              <w:t>git</w:t>
-            </w:r>
-            <w:proofErr w:type="spellEnd"/>
-            <w:r>
-              <w:t xml:space="preserve"> push </w:t>
-            </w:r>
-            <w:proofErr w:type="spellStart"/>
-            <w:r>
-              <w:t>origin</w:t>
-            </w:r>
-            <w:proofErr w:type="spellEnd"/>
-            <w:r>
-              <w:t xml:space="preserve"> v1.0.0</w:t>
+            <w:r>
+              <w:t>git push origin v1.0.0</w:t>
             </w:r>
           </w:p>
         </w:tc>
@@ -7798,13 +6144,8 @@
             <w:hideMark/>
           </w:tcPr>
           <w:p>
-            <w:proofErr w:type="spellStart"/>
-            <w:r>
-              <w:t>git</w:t>
-            </w:r>
-            <w:proofErr w:type="spellEnd"/>
-            <w:r>
-              <w:t xml:space="preserve"> push --tags</w:t>
+            <w:r>
+              <w:t>git push --tags</w:t>
             </w:r>
           </w:p>
         </w:tc>
@@ -7865,13 +6206,8 @@
             <w:hideMark/>
           </w:tcPr>
           <w:p>
-            <w:proofErr w:type="spellStart"/>
-            <w:r>
-              <w:t>git</w:t>
-            </w:r>
-            <w:proofErr w:type="spellEnd"/>
-            <w:r>
-              <w:t xml:space="preserve"> tag -d v1.0.0</w:t>
+            <w:r>
+              <w:t>git tag -d v1.0.0</w:t>
             </w:r>
           </w:p>
         </w:tc>
@@ -8003,13 +6339,8 @@
             <w:hideMark/>
           </w:tcPr>
           <w:p>
-            <w:proofErr w:type="spellStart"/>
-            <w:r>
-              <w:t>ssh-keygen</w:t>
-            </w:r>
-            <w:proofErr w:type="spellEnd"/>
-            <w:r>
-              <w:t xml:space="preserve"> -t ed25519 -C "deine-email@example.com"</w:t>
+            <w:r>
+              <w:t>ssh-keygen -t ed25519 -C "deine-email@example.com"</w:t>
             </w:r>
           </w:p>
         </w:tc>
@@ -8140,13 +6471,8 @@
             <w:hideMark/>
           </w:tcPr>
           <w:p>
-            <w:proofErr w:type="spellStart"/>
-            <w:r>
-              <w:t>ssh</w:t>
-            </w:r>
-            <w:proofErr w:type="spellEnd"/>
-            <w:r>
-              <w:t xml:space="preserve"> -T git@github.com</w:t>
+            <w:r>
+              <w:t>ssh -T git@github.com</w:t>
             </w:r>
           </w:p>
         </w:tc>
@@ -8207,109 +6533,27 @@
             <w:hideMark/>
           </w:tcPr>
           <w:p>
-            <w:proofErr w:type="spellStart"/>
-            <w:r>
-              <w:t>git</w:t>
-            </w:r>
-            <w:proofErr w:type="spellEnd"/>
-            <w:r>
-              <w:t xml:space="preserve"> </w:t>
-            </w:r>
-            <w:proofErr w:type="spellStart"/>
-            <w:r>
-              <w:t>status</w:t>
-            </w:r>
-            <w:proofErr w:type="spellEnd"/>
-            <w:r>
-              <w:t xml:space="preserve"> &amp;&amp; </w:t>
-            </w:r>
-            <w:proofErr w:type="spellStart"/>
-            <w:r>
-              <w:t>git</w:t>
-            </w:r>
-            <w:proofErr w:type="spellEnd"/>
-            <w:r>
-              <w:t xml:space="preserve"> </w:t>
-            </w:r>
-            <w:proofErr w:type="spellStart"/>
-            <w:proofErr w:type="gramStart"/>
-            <w:r>
-              <w:t>add</w:t>
-            </w:r>
-            <w:proofErr w:type="spellEnd"/>
-            <w:r>
-              <w:t xml:space="preserve"> .</w:t>
-            </w:r>
-            <w:proofErr w:type="gramEnd"/>
-            <w:r>
-              <w:t xml:space="preserve"> &amp;&amp; </w:t>
-            </w:r>
-            <w:proofErr w:type="spellStart"/>
-            <w:r>
-              <w:t>git</w:t>
-            </w:r>
-            <w:proofErr w:type="spellEnd"/>
-            <w:r>
-              <w:t xml:space="preserve"> </w:t>
-            </w:r>
-            <w:proofErr w:type="spellStart"/>
-            <w:r>
-              <w:t>commit</w:t>
-            </w:r>
-            <w:proofErr w:type="spellEnd"/>
-            <w:r>
-              <w:t xml:space="preserve"> -m "Nachricht" &amp;&amp; </w:t>
-            </w:r>
-            <w:proofErr w:type="spellStart"/>
-            <w:r>
-              <w:t>git</w:t>
-            </w:r>
-            <w:proofErr w:type="spellEnd"/>
-            <w:r>
-              <w:t xml:space="preserve"> pull --</w:t>
-            </w:r>
-            <w:proofErr w:type="spellStart"/>
-            <w:r>
-              <w:t>rebase</w:t>
-            </w:r>
-            <w:proofErr w:type="spellEnd"/>
-            <w:r>
-              <w:t xml:space="preserve"> &amp;&amp; </w:t>
-            </w:r>
-            <w:proofErr w:type="spellStart"/>
-            <w:r>
-              <w:t>git</w:t>
-            </w:r>
-            <w:proofErr w:type="spellEnd"/>
-            <w:r>
-              <w:t xml:space="preserve"> push</w:t>
-            </w:r>
-          </w:p>
-        </w:tc>
-        <w:tc>
-          <w:tcPr>
-            <w:tcW w:w="0" w:type="auto"/>
-            <w:tcBorders>
-              <w:top w:val="single" w:sz="2" w:space="0" w:color="E3E3E3"/>
-              <w:left w:val="single" w:sz="2" w:space="0" w:color="E3E3E3"/>
-              <w:bottom w:val="single" w:sz="6" w:space="0" w:color="E1E3EA"/>
-              <w:right w:val="single" w:sz="2" w:space="0" w:color="E3E3E3"/>
-            </w:tcBorders>
-            <w:shd w:val="clear" w:color="auto" w:fill="FFFFFF"/>
-            <w:vAlign w:val="center"/>
-            <w:hideMark/>
-          </w:tcPr>
-          <w:p>
-            <w:r>
-              <w:t xml:space="preserve">Kurzer Standard-Workflow: prüfen, </w:t>
-            </w:r>
-            <w:proofErr w:type="spellStart"/>
-            <w:r>
-              <w:t>adden</w:t>
-            </w:r>
-            <w:proofErr w:type="spellEnd"/>
-            <w:r>
-              <w:t>, committen, pullen, pushen</w:t>
+            <w:r>
+              <w:t>git status &amp;&amp; git add . &amp;&amp; git commit -m "Nachricht" &amp;&amp; git pull --rebase &amp;&amp; git push</w:t>
+            </w:r>
+          </w:p>
+        </w:tc>
+        <w:tc>
+          <w:tcPr>
+            <w:tcW w:w="0" w:type="auto"/>
+            <w:tcBorders>
+              <w:top w:val="single" w:sz="2" w:space="0" w:color="E3E3E3"/>
+              <w:left w:val="single" w:sz="2" w:space="0" w:color="E3E3E3"/>
+              <w:bottom w:val="single" w:sz="6" w:space="0" w:color="E1E3EA"/>
+              <w:right w:val="single" w:sz="2" w:space="0" w:color="E3E3E3"/>
+            </w:tcBorders>
+            <w:shd w:val="clear" w:color="auto" w:fill="FFFFFF"/>
+            <w:vAlign w:val="center"/>
+            <w:hideMark/>
+          </w:tcPr>
+          <w:p>
+            <w:r>
+              <w:t>Kurzer Standard-Workflow: prüfen, adden, committen, pullen, pushen</w:t>
             </w:r>
           </w:p>
         </w:tc>
@@ -8355,64 +6599,10 @@
               <w:rPr>
                 <w:lang w:val="en-US"/>
               </w:rPr>
-              <w:t xml:space="preserve">git switch -c &lt;branch&gt; &amp;&amp; git </w:t>
-            </w:r>
-            <w:proofErr w:type="gramStart"/>
-            <w:r>
-              <w:rPr>
-                <w:lang w:val="en-US"/>
-              </w:rPr>
-              <w:t>add .</w:t>
-            </w:r>
-            <w:proofErr w:type="gramEnd"/>
-            <w:r>
-              <w:rPr>
-                <w:lang w:val="en-US"/>
-              </w:rPr>
-              <w:t xml:space="preserve"> </w:t>
-            </w:r>
-            <w:r>
-              <w:t xml:space="preserve">&amp;&amp; </w:t>
-            </w:r>
-            <w:proofErr w:type="spellStart"/>
-            <w:r>
-              <w:t>git</w:t>
-            </w:r>
-            <w:proofErr w:type="spellEnd"/>
-            <w:r>
-              <w:t xml:space="preserve"> </w:t>
-            </w:r>
-            <w:proofErr w:type="spellStart"/>
-            <w:r>
-              <w:t>commit</w:t>
-            </w:r>
-            <w:proofErr w:type="spellEnd"/>
-            <w:r>
-              <w:t xml:space="preserve"> -m "Nachricht" &amp;&amp; </w:t>
-            </w:r>
-            <w:proofErr w:type="spellStart"/>
-            <w:r>
-              <w:t>git</w:t>
-            </w:r>
-            <w:proofErr w:type="spellEnd"/>
-            <w:r>
-              <w:t xml:space="preserve"> push -u </w:t>
-            </w:r>
-            <w:proofErr w:type="spellStart"/>
-            <w:r>
-              <w:t>origin</w:t>
-            </w:r>
-            <w:proofErr w:type="spellEnd"/>
-            <w:r>
-              <w:t xml:space="preserve"> &lt;</w:t>
-            </w:r>
-            <w:proofErr w:type="spellStart"/>
-            <w:r>
-              <w:t>branch</w:t>
-            </w:r>
-            <w:proofErr w:type="spellEnd"/>
-            <w:r>
-              <w:t>&gt;</w:t>
+              <w:t xml:space="preserve">git switch -c &lt;branch&gt; &amp;&amp; git add . </w:t>
+            </w:r>
+            <w:r>
+              <w:t>&amp;&amp; git commit -m "Nachricht" &amp;&amp; git push -u origin &lt;branch&gt;</w:t>
             </w:r>
           </w:p>
         </w:tc>
@@ -8501,15 +6691,7 @@
           </w:tcPr>
           <w:p>
             <w:r>
-              <w:t xml:space="preserve">In </w:t>
-            </w:r>
-            <w:proofErr w:type="spellStart"/>
-            <w:r>
-              <w:t>main</w:t>
-            </w:r>
-            <w:proofErr w:type="spellEnd"/>
-            <w:r>
-              <w:t xml:space="preserve"> wechseln, pullen, Branch mergen und pushen</w:t>
+              <w:t>In main wechseln, pullen, Branch mergen und pushen</w:t>
             </w:r>
           </w:p>
         </w:tc>
@@ -8603,18 +6785,8 @@
           <w:bCs/>
           <w:lang w:val="en-US"/>
         </w:rPr>
-        <w:t xml:space="preserve">git </w:t>
+        <w:t>git add .</w:t>
       </w:r>
-      <w:proofErr w:type="gramStart"/>
-      <w:r>
-        <w:rPr>
-          <w:b/>
-          <w:bCs/>
-          <w:lang w:val="en-US"/>
-        </w:rPr>
-        <w:t>add .</w:t>
-      </w:r>
-      <w:proofErr w:type="gramEnd"/>
     </w:p>
     <w:p>
       <w:pPr>
@@ -8639,7 +6811,7 @@
           <w:bCs/>
           <w:lang w:val="en-US"/>
         </w:rPr>
-        <w:t>delated files</w:t>
+        <w:t>yml changed</w:t>
       </w:r>
       <w:r>
         <w:rPr>
@@ -8668,7 +6840,417 @@
         <w:t>git push -u origin main</w:t>
       </w:r>
     </w:p>
+    <w:p>
+      <w:pPr>
+        <w:rPr>
+          <w:lang w:val="en-US"/>
+        </w:rPr>
+      </w:pPr>
+    </w:p>
+    <w:p>
+      <w:pPr>
+        <w:rPr>
+          <w:lang w:val="en-US"/>
+        </w:rPr>
+      </w:pPr>
+    </w:p>
+    <w:p>
+      <w:pPr>
+        <w:rPr>
+          <w:lang w:val="en-US"/>
+        </w:rPr>
+      </w:pPr>
+    </w:p>
+    <w:p>
+      <w:pPr>
+        <w:rPr>
+          <w:lang w:val="en-US"/>
+        </w:rPr>
+      </w:pPr>
+    </w:p>
+    <w:p>
+      <w:pPr>
+        <w:rPr>
+          <w:lang w:val="en-US"/>
+        </w:rPr>
+      </w:pPr>
+    </w:p>
+    <w:p>
+      <w:pPr>
+        <w:rPr>
+          <w:lang w:val="en-US"/>
+        </w:rPr>
+      </w:pPr>
+    </w:p>
+    <w:p>
+      <w:pPr>
+        <w:rPr>
+          <w:lang w:val="en-US"/>
+        </w:rPr>
+      </w:pPr>
+    </w:p>
+    <w:p>
+      <w:pPr>
+        <w:rPr>
+          <w:lang w:val="en-US"/>
+        </w:rPr>
+      </w:pPr>
+    </w:p>
+    <w:p>
+      <w:pPr>
+        <w:rPr>
+          <w:lang w:val="en-US"/>
+        </w:rPr>
+      </w:pPr>
+    </w:p>
+    <w:p>
+      <w:r>
+        <w:lastRenderedPageBreak/>
+        <w:t>Überschreiben vom Projekt uber einen l</w:t>
+      </w:r>
+      <w:r>
+        <w:t xml:space="preserve">okal liegenden Projekt </w:t>
+      </w:r>
+    </w:p>
+    <w:p>
+      <w:pPr>
+        <w:rPr>
+          <w:b/>
+          <w:bCs/>
+        </w:rPr>
+      </w:pPr>
+      <w:r>
+        <w:rPr>
+          <w:b/>
+          <w:bCs/>
+        </w:rPr>
+        <w:t>Befehle (im Terminal im Projektordner):</w:t>
+      </w:r>
+    </w:p>
+    <w:p>
+      <w:r>
+        <w:t>cd "F:\NETZWERK\140 Scrapping Immobilien"</w:t>
+      </w:r>
+    </w:p>
     <w:p/>
+    <w:p>
+      <w:pPr>
+        <w:spacing w:after="0"/>
+      </w:pPr>
+      <w:r>
+        <w:t># 1. Git initialisieren (falls noch kein .git-Ordner existiert)</w:t>
+      </w:r>
+    </w:p>
+    <w:p>
+      <w:pPr>
+        <w:spacing w:after="0"/>
+      </w:pPr>
+      <w:r>
+        <w:t>git init</w:t>
+      </w:r>
+    </w:p>
+    <w:p>
+      <w:pPr>
+        <w:spacing w:after="0"/>
+        <w:rPr>
+          <w:sz w:val="16"/>
+          <w:szCs w:val="16"/>
+          <w:lang w:val="en-US"/>
+        </w:rPr>
+      </w:pPr>
+      <w:r>
+        <w:rPr>
+          <w:sz w:val="16"/>
+          <w:szCs w:val="16"/>
+          <w:lang w:val="en-US"/>
+        </w:rPr>
+        <w:t>Denis@Andromeda MINGW64 /f/NETZWERK/140 Scrapping Immobilien</w:t>
+      </w:r>
+    </w:p>
+    <w:p>
+      <w:pPr>
+        <w:spacing w:after="0"/>
+        <w:rPr>
+          <w:sz w:val="16"/>
+          <w:szCs w:val="16"/>
+          <w:lang w:val="en-US"/>
+        </w:rPr>
+      </w:pPr>
+      <w:r>
+        <w:rPr>
+          <w:sz w:val="16"/>
+          <w:szCs w:val="16"/>
+          <w:lang w:val="en-US"/>
+        </w:rPr>
+        <w:t>$ git branch -M main</w:t>
+      </w:r>
+    </w:p>
+    <w:p>
+      <w:pPr>
+        <w:spacing w:after="0"/>
+        <w:rPr>
+          <w:sz w:val="16"/>
+          <w:szCs w:val="16"/>
+          <w:lang w:val="en-US"/>
+        </w:rPr>
+      </w:pPr>
+      <w:r>
+        <w:rPr>
+          <w:sz w:val="16"/>
+          <w:szCs w:val="16"/>
+          <w:lang w:val="en-US"/>
+        </w:rPr>
+        <w:t>fatal: detected dubious ownership in repository at 'F:/NETZWERK/140 Scrapping Immobilien'</w:t>
+      </w:r>
+    </w:p>
+    <w:p>
+      <w:pPr>
+        <w:spacing w:after="0"/>
+        <w:rPr>
+          <w:sz w:val="16"/>
+          <w:szCs w:val="16"/>
+          <w:lang w:val="en-US"/>
+        </w:rPr>
+      </w:pPr>
+      <w:r>
+        <w:rPr>
+          <w:sz w:val="16"/>
+          <w:szCs w:val="16"/>
+          <w:lang w:val="en-US"/>
+        </w:rPr>
+        <w:t>'F:/NETZWERK/140 Scrapping Immobilien' is owned by:</w:t>
+      </w:r>
+    </w:p>
+    <w:p>
+      <w:pPr>
+        <w:spacing w:after="0"/>
+        <w:rPr>
+          <w:sz w:val="16"/>
+          <w:szCs w:val="16"/>
+          <w:lang w:val="en-US"/>
+        </w:rPr>
+      </w:pPr>
+      <w:r>
+        <w:rPr>
+          <w:sz w:val="16"/>
+          <w:szCs w:val="16"/>
+          <w:lang w:val="en-US"/>
+        </w:rPr>
+        <w:t xml:space="preserve">        Andromeda/salomatinde (S-1-5-21-347472-1472539029-2861296850-1007)</w:t>
+      </w:r>
+    </w:p>
+    <w:p>
+      <w:pPr>
+        <w:spacing w:after="0"/>
+        <w:rPr>
+          <w:sz w:val="16"/>
+          <w:szCs w:val="16"/>
+          <w:lang w:val="en-US"/>
+        </w:rPr>
+      </w:pPr>
+      <w:r>
+        <w:rPr>
+          <w:sz w:val="16"/>
+          <w:szCs w:val="16"/>
+          <w:lang w:val="en-US"/>
+        </w:rPr>
+        <w:t>but the current user is:</w:t>
+      </w:r>
+    </w:p>
+    <w:p>
+      <w:pPr>
+        <w:spacing w:after="0"/>
+        <w:rPr>
+          <w:sz w:val="16"/>
+          <w:szCs w:val="16"/>
+          <w:lang w:val="en-US"/>
+        </w:rPr>
+      </w:pPr>
+      <w:r>
+        <w:rPr>
+          <w:sz w:val="16"/>
+          <w:szCs w:val="16"/>
+          <w:lang w:val="en-US"/>
+        </w:rPr>
+        <w:t xml:space="preserve">        ANDROMEDA/Denis (S-1-5-21-347472-1472539029-2861296850-1005)</w:t>
+      </w:r>
+    </w:p>
+    <w:p>
+      <w:pPr>
+        <w:spacing w:after="0"/>
+        <w:rPr>
+          <w:sz w:val="16"/>
+          <w:szCs w:val="16"/>
+          <w:lang w:val="en-US"/>
+        </w:rPr>
+      </w:pPr>
+      <w:r>
+        <w:rPr>
+          <w:sz w:val="16"/>
+          <w:szCs w:val="16"/>
+          <w:lang w:val="en-US"/>
+        </w:rPr>
+        <w:t>To add an exception for this directory, call:</w:t>
+      </w:r>
+    </w:p>
+    <w:p>
+      <w:pPr>
+        <w:spacing w:after="0"/>
+        <w:rPr>
+          <w:lang w:val="en-US"/>
+        </w:rPr>
+      </w:pPr>
+    </w:p>
+    <w:p>
+      <w:pPr>
+        <w:spacing w:after="0"/>
+        <w:rPr>
+          <w:lang w:val="en-US"/>
+        </w:rPr>
+      </w:pPr>
+      <w:r>
+        <w:rPr>
+          <w:lang w:val="en-US"/>
+        </w:rPr>
+        <w:t xml:space="preserve">        </w:t>
+      </w:r>
+      <w:r>
+        <w:rPr>
+          <w:highlight w:val="yellow"/>
+          <w:lang w:val="en-US"/>
+        </w:rPr>
+        <w:t>git config --global --add safe.directory 'F:/NETZWERK/140 Scrapping Immobilien'</w:t>
+      </w:r>
+    </w:p>
+    <w:p>
+      <w:pPr>
+        <w:spacing w:after="0"/>
+        <w:rPr>
+          <w:lang w:val="en-US"/>
+        </w:rPr>
+      </w:pPr>
+    </w:p>
+    <w:p>
+      <w:pPr>
+        <w:spacing w:after="0"/>
+      </w:pPr>
+      <w:r>
+        <w:t># 2. Branch auf main setzen (Standard bei GitHub)</w:t>
+      </w:r>
+    </w:p>
+    <w:p>
+      <w:pPr>
+        <w:spacing w:after="0"/>
+      </w:pPr>
+      <w:r>
+        <w:t>git branch -M main</w:t>
+      </w:r>
+    </w:p>
+    <w:p>
+      <w:pPr>
+        <w:spacing w:after="0"/>
+      </w:pPr>
+    </w:p>
+    <w:p>
+      <w:pPr>
+        <w:spacing w:after="0"/>
+      </w:pPr>
+      <w:r>
+        <w:t># 3. Mit existierendem Repo verknüpfen (DEINE Daten einsetzen!)</w:t>
+      </w:r>
+    </w:p>
+    <w:p>
+      <w:pPr>
+        <w:spacing w:after="0"/>
+        <w:rPr>
+          <w:lang w:val="en-US"/>
+        </w:rPr>
+      </w:pPr>
+      <w:r>
+        <w:rPr>
+          <w:lang w:val="en-US"/>
+        </w:rPr>
+        <w:t>git remote add origin https://github.com/DEIN-USERNAME/DEIN-REPO.git</w:t>
+      </w:r>
+    </w:p>
+    <w:p>
+      <w:pPr>
+        <w:spacing w:after="0"/>
+        <w:rPr>
+          <w:lang w:val="en-US"/>
+        </w:rPr>
+      </w:pPr>
+    </w:p>
+    <w:p>
+      <w:pPr>
+        <w:spacing w:after="0"/>
+      </w:pPr>
+      <w:r>
+        <w:t># 4. Alle Dateien vorbereiten</w:t>
+      </w:r>
+    </w:p>
+    <w:p>
+      <w:pPr>
+        <w:spacing w:after="0"/>
+      </w:pPr>
+      <w:r>
+        <w:t>git add .</w:t>
+      </w:r>
+    </w:p>
+    <w:p>
+      <w:pPr>
+        <w:spacing w:after="0"/>
+      </w:pPr>
+    </w:p>
+    <w:p>
+      <w:pPr>
+        <w:spacing w:after="0"/>
+      </w:pPr>
+      <w:r>
+        <w:t># 5. Commit erstellen</w:t>
+      </w:r>
+    </w:p>
+    <w:p>
+      <w:pPr>
+        <w:spacing w:after="0"/>
+      </w:pPr>
+      <w:r>
+        <w:t>git commit -m "Immobilien-Scraper mit Playwright - komplettes Projekt"</w:t>
+      </w:r>
+    </w:p>
+    <w:p>
+      <w:pPr>
+        <w:spacing w:after="0"/>
+      </w:pPr>
+    </w:p>
+    <w:p>
+      <w:pPr>
+        <w:spacing w:after="0"/>
+        <w:rPr>
+          <w:lang w:val="en-US"/>
+        </w:rPr>
+      </w:pPr>
+      <w:r>
+        <w:rPr>
+          <w:lang w:val="en-US"/>
+        </w:rPr>
+        <w:t># 6. Remote UNÜBERSCHREIBEN (Force Push)</w:t>
+      </w:r>
+    </w:p>
+    <w:p>
+      <w:pPr>
+        <w:spacing w:after="0"/>
+        <w:rPr>
+          <w:lang w:val="en-US"/>
+        </w:rPr>
+      </w:pPr>
+      <w:r>
+        <w:rPr>
+          <w:lang w:val="en-US"/>
+        </w:rPr>
+        <w:t>git push -f origin main</w:t>
+      </w:r>
+    </w:p>
     <w:sectPr>
       <w:pgSz w:w="11906" w:h="16838"/>
       <w:pgMar w:top="1417" w:right="1417" w:bottom="1134" w:left="1417" w:header="708" w:footer="708" w:gutter="0"/>
